--- a/plantillas_maestras/17_seguro_no_especificado/negativa_cobertura/2_o_mas_ddos_varios/mujer/TPL_1513_2026_SEGURO_NO_ESPECIFICADO_NEGATIVA_COBERTURA_ASEGURADORA_MUJER_R1.DOCX
+++ b/plantillas_maestras/17_seguro_no_especificado/negativa_cobertura/2_o_mas_ddos_varios/mujer/TPL_1513_2026_SEGURO_NO_ESPECIFICADO_NEGATIVA_COBERTURA_ASEGURADORA_MUJER_R1.DOCX
@@ -314,7 +314,7 @@
           <w14:ligatures w14:val="none"/>
         </w:rPr>
         <w:tab/>
-        <w:t xml:space="preserve">:       </w:t>
+        <w:t xml:space="preserve">: </w:t>
       </w:r>
       <w:r>
         <w:rPr>
@@ -677,7 +677,7 @@
           <w:lang w:val="es-ES" w:eastAsia="es-ES"/>
           <w14:ligatures w14:val="none"/>
         </w:rPr>
-        <w:t>por presuntas infracciones a la Ley N°29571, Código de Protección y Defensa del Consumidor (en adelante, Código)</w:t>
+        <w:t>por presuntas infracciones a la Ley 29571, Código de Protección y Defensa del Consumidor (en adelante, Código)</w:t>
       </w:r>
       <w:r>
         <w:rPr>
@@ -755,7 +755,7 @@
           <w:lang w:eastAsia="es-ES"/>
           <w14:ligatures w14:val="none"/>
         </w:rPr>
-        <w:t>Adquirió el Seguro de Protección de Tarjeta – Póliza N°1000001429 emitido por Pacífico (en adelante, Seguro de Protección de Tarjeta), con la finalidad de contar con cobertura frente a eventuales siniestros relacionados con los fondos asociados a sus productos financieros.</w:t>
+        <w:t>Adquirió el Seguro de Protección de Tarjeta – Póliza 1000001429 emitido por Pacífico (en adelante, Seguro de Protección de Tarjeta), con la finalidad de contar con cobertura frente a eventuales siniestros relacionados con los fondos asociados a sus productos financieros.</w:t>
       </w:r>
     </w:p>
     <w:p>
@@ -1352,7 +1352,7 @@
           <w:lang w:eastAsia="es-ES"/>
           <w14:ligatures w14:val="none"/>
         </w:rPr>
-        <w:t xml:space="preserve">El 12 de febrero de 2026, presentó el Reclamo N°000/0899/2026 ante Pacífico, cuestionando la suspensión del procedimiento de </w:t>
+        <w:t xml:space="preserve">El 12 de febrero de 2026, presentó el Reclamo 000/0899/2026 ante Pacífico, cuestionando la suspensión del procedimiento de </w:t>
       </w:r>
       <w:r>
         <w:rPr>
@@ -1464,7 +1464,7 @@
           <w:lang w:eastAsia="es-ES"/>
           <w14:ligatures w14:val="none"/>
         </w:rPr>
-        <w:t>Por otra parte, tomó conocimiento de un caso similar en el siniestro N° 100****740, en el cual Pacífico habría admitido como sustento el resultado de una investigación policial debido al estado de gestación de una asegurada, sin exigir la realización de una prueba poligráfica. Pese a encontrarse en una situación similar, la empresa aseguradora mantuvo una conducta discriminatoria al exigirle someterse a dicha evaluación como condición para continuar con el trámite de cobertura del seguro.</w:t>
+        <w:t>Por otra parte, tomó conocimiento de un caso similar en el siniestro 100****740, en el cual Pacífico habría admitido como sustento el resultado de una investigación policial debido al estado de gestación de una asegurada, sin exigir la realización de una prueba poligráfica. Pese a encontrarse en una situación similar, la empresa aseguradora mantuvo una conducta discriminatoria al exigirle someterse a dicha evaluación como condición para continuar con el trámite de cobertura del seguro.</w:t>
       </w:r>
     </w:p>
     <w:p>
@@ -1883,7 +1883,7 @@
           <w:lang w:eastAsia="es-PE"/>
           <w14:ligatures w14:val="none"/>
         </w:rPr>
-        <w:t>La Secretaría Técnica de la Comisión de Protección al Consumidor N°1 (en adelante, la Secretaría Técnica), en ejercicio de sus facultades</w:t>
+        <w:t>La Secretaría Técnica de la Comisión de Protección al Consumidor 1 (en adelante, la Secretaría Técnica), en ejercicio de sus facultades</w:t>
       </w:r>
       <w:bookmarkEnd w:id="3"/>
       <w:bookmarkEnd w:id="4"/>
@@ -1958,7 +1958,7 @@
           <w14:ligatures w14:val="none"/>
         </w:rPr>
         <w:lastRenderedPageBreak/>
-        <w:t xml:space="preserve">compañía aseguradora no habría cumplido con atender la solicitud de activación de la cobertura de la Póliza N° 1000001429 del Seguro de Protección de Tarjetas </w:t>
+        <w:t xml:space="preserve">compañía aseguradora no habría cumplido con atender la solicitud de activación de la cobertura de la Póliza 1000001429 del Seguro de Protección de Tarjetas </w:t>
       </w:r>
       <w:r>
         <w:rPr>
@@ -1996,7 +1996,7 @@
           <w:lang w:eastAsia="es-PE"/>
           <w14:ligatures w14:val="none"/>
         </w:rPr>
-        <w:t>°</w:t>
+        <w:t/>
       </w:r>
       <w:r>
         <w:rPr>
@@ -2014,7 +2014,7 @@
           <w:lang w:eastAsia="es-PE"/>
           <w14:ligatures w14:val="none"/>
         </w:rPr>
-        <w:t>°</w:t>
+        <w:t/>
       </w:r>
       <w:r>
         <w:rPr>
@@ -2141,7 +2141,7 @@
           <w:lang w:eastAsia="es-PE"/>
           <w14:ligatures w14:val="none"/>
         </w:rPr>
-        <w:t>N°</w:t>
+        <w:t/>
       </w:r>
       <w:r>
         <w:rPr>
@@ -2219,7 +2219,7 @@
           <w:lang w:eastAsia="es-PE"/>
           <w14:ligatures w14:val="none"/>
         </w:rPr>
-        <w:t xml:space="preserve">literal g) del artículo 56° </w:t>
+        <w:t xml:space="preserve">literal g) del artículo 56 </w:t>
       </w:r>
       <w:r>
         <w:rPr>
@@ -2249,7 +2249,7 @@
           <w:lang w:eastAsia="es-PE"/>
           <w14:ligatures w14:val="none"/>
         </w:rPr>
-        <w:t xml:space="preserve">.  </w:t>
+        <w:t xml:space="preserve">. </w:t>
       </w:r>
       <w:bookmarkStart w:id="12" w:name="_Hlk215162008"/>
     </w:p>
@@ -2315,7 +2315,7 @@
           <w:kern w:val="0"/>
           <w14:ligatures w14:val="none"/>
         </w:rPr>
-        <w:t>. Por consiguiente, corresponde calificar el hecho materia de denuncia como una presunta infracción al numeral 88.1° del artículo 88° del Código</w:t>
+        <w:t>. Por consiguiente, corresponde calificar el hecho materia de denuncia como una presunta infracción al numeral 88.1 del artículo 88 del Código</w:t>
       </w:r>
       <w:bookmarkEnd w:id="13"/>
       <w:r>
@@ -2446,7 +2446,7 @@
           <w:lang w:eastAsia="es-PE"/>
           <w14:ligatures w14:val="none"/>
         </w:rPr>
-        <w:t>N°</w:t>
+        <w:t/>
       </w:r>
       <w:r>
         <w:rPr>
@@ -2477,7 +2477,7 @@
           <w:lang w:eastAsia="es-PE"/>
           <w14:ligatures w14:val="none"/>
         </w:rPr>
-        <w:t>, pese a que en el siniestro N° 100****740 no exigió la realización de una prueba poligráfica debido al estado de gestación de la asegurada del referido siniestro</w:t>
+        <w:t>, pese a que en el siniestro 100****740 no exigió la realización de una prueba poligráfica debido al estado de gestación de la asegurada del referido siniestro</w:t>
       </w:r>
       <w:r>
         <w:rPr>
@@ -2498,7 +2498,7 @@
           <w:lang w:eastAsia="es-PE"/>
           <w14:ligatures w14:val="none"/>
         </w:rPr>
-        <w:t xml:space="preserve">artículo 38° del </w:t>
+        <w:t xml:space="preserve">artículo 38 del </w:t>
       </w:r>
       <w:r>
         <w:rPr>
@@ -2717,7 +2717,7 @@
           <w:lang w:eastAsia="es-PE"/>
           <w14:ligatures w14:val="none"/>
         </w:rPr>
-        <w:t>N°</w:t>
+        <w:t/>
       </w:r>
       <w:r>
         <w:rPr>
@@ -2930,7 +2930,7 @@
           <w:lang w:eastAsia="es-PE"/>
           <w14:ligatures w14:val="none"/>
         </w:rPr>
-        <w:t xml:space="preserve">RESOLUCIÓN DE LA SECRETARÍA TÉCNICA  </w:t>
+        <w:t xml:space="preserve">RESOLUCIÓN DE LA SECRETARÍA TÉCNICA </w:t>
       </w:r>
     </w:p>
     <w:p>
@@ -3119,7 +3119,7 @@
           <w:kern w:val="0"/>
           <w14:ligatures w14:val="none"/>
         </w:rPr>
-        <w:t xml:space="preserve">Presunta infracción a los artículos 18° y 19° de la Ley N° 29571, Código de Protección y Defensa del Consumidor, en tanto </w:t>
+        <w:t xml:space="preserve">Presunta infracción a los artículos 18 y 19 de la Ley 29571, Código de Protección y Defensa del Consumidor, en tanto </w:t>
       </w:r>
       <w:r>
         <w:rPr>
@@ -3157,7 +3157,7 @@
           <w:lang w:eastAsia="es-PE"/>
           <w14:ligatures w14:val="none"/>
         </w:rPr>
-        <w:t>N°</w:t>
+        <w:t/>
       </w:r>
       <w:r>
         <w:rPr>
@@ -3274,7 +3274,7 @@
           <w14:ligatures w14:val="none"/>
         </w:rPr>
         <w:lastRenderedPageBreak/>
-        <w:t xml:space="preserve">Presunta infracción al literal g) del artículo 56° de la Ley N° 29571, Código de Protección y Defensa del Consumidor, en tanto </w:t>
+        <w:t xml:space="preserve">Presunta infracción al literal g) del artículo 56 de la Ley 29571, Código de Protección y Defensa del Consumidor, en tanto </w:t>
       </w:r>
       <w:r>
         <w:rPr>
@@ -3324,7 +3324,7 @@
           <w:lang w:eastAsia="es-PE"/>
           <w14:ligatures w14:val="none"/>
         </w:rPr>
-        <w:t>N°</w:t>
+        <w:t/>
       </w:r>
       <w:r>
         <w:rPr>
@@ -3457,7 +3457,7 @@
           <w:kern w:val="0"/>
           <w14:ligatures w14:val="none"/>
         </w:rPr>
-        <w:t>°</w:t>
+        <w:t/>
       </w:r>
       <w:r>
         <w:rPr>
@@ -3471,7 +3471,7 @@
           <w:kern w:val="0"/>
           <w14:ligatures w14:val="none"/>
         </w:rPr>
-        <w:t>°</w:t>
+        <w:t/>
       </w:r>
       <w:r>
         <w:rPr>
@@ -3487,7 +3487,7 @@
           <w:lang w:eastAsia="es-PE"/>
           <w14:ligatures w14:val="none"/>
         </w:rPr>
-        <w:t>N° 29571</w:t>
+        <w:t>29571</w:t>
       </w:r>
       <w:r>
         <w:rPr>
@@ -3563,7 +3563,7 @@
           <w:lang w:eastAsia="es-PE"/>
           <w14:ligatures w14:val="none"/>
         </w:rPr>
-        <w:t xml:space="preserve">Presunta infracción al artículo 38° de la Ley 29571, Código de Protección y Defensa del Consumidor, en tanto la compañía aseguradora habría tenido un trato discriminatorio con la denunciante, al exigirle someterse a una prueba poligráfica como condición para continuar con el trámite de cobertura </w:t>
+        <w:t xml:space="preserve">Presunta infracción al artículo 38 de la Ley 29571, Código de Protección y Defensa del Consumidor, en tanto la compañía aseguradora habría tenido un trato discriminatorio con la denunciante, al exigirle someterse a una prueba poligráfica como condición para continuar con el trámite de cobertura </w:t>
       </w:r>
       <w:r>
         <w:rPr>
@@ -3583,7 +3583,7 @@
           <w:lang w:eastAsia="es-PE"/>
           <w14:ligatures w14:val="none"/>
         </w:rPr>
-        <w:t>N°</w:t>
+        <w:t/>
       </w:r>
       <w:r>
         <w:rPr>
@@ -3614,7 +3614,7 @@
           <w:lang w:eastAsia="es-PE"/>
           <w14:ligatures w14:val="none"/>
         </w:rPr>
-        <w:t xml:space="preserve">, pese a que en el siniestro N° 100****740 no exigió la realización de una prueba poligráfica debido al estado de gestación de la asegurada del referido siniestro. </w:t>
+        <w:t xml:space="preserve">, pese a que en el siniestro 100****740 no exigió la realización de una prueba poligráfica debido al estado de gestación de la asegurada del referido siniestro. </w:t>
       </w:r>
     </w:p>
     <w:p>
@@ -3891,7 +3891,7 @@
           <w:lang w:eastAsia="es-PE"/>
           <w14:ligatures w14:val="none"/>
         </w:rPr>
-        <w:t>°</w:t>
+        <w:t/>
       </w:r>
       <w:r>
         <w:rPr>
@@ -3970,7 +3970,7 @@
           <w:lang w:eastAsia="es-PE"/>
           <w14:ligatures w14:val="none"/>
         </w:rPr>
-        <w:t>°</w:t>
+        <w:t/>
       </w:r>
       <w:r>
         <w:rPr>
@@ -4132,7 +4132,7 @@
           <w:lang w:eastAsia="es-PE"/>
           <w14:ligatures w14:val="none"/>
         </w:rPr>
-        <w:t>°</w:t>
+        <w:t/>
       </w:r>
       <w:r>
         <w:rPr>
@@ -4286,7 +4286,7 @@
           <w:lang w:eastAsia="es-PE"/>
           <w14:ligatures w14:val="none"/>
         </w:rPr>
-        <w:t>N°</w:t>
+        <w:t/>
       </w:r>
       <w:r>
         <w:rPr>
@@ -4437,7 +4437,7 @@
           <w:lang w:eastAsia="es-PE"/>
           <w14:ligatures w14:val="none"/>
         </w:rPr>
-        <w:t>°</w:t>
+        <w:t/>
       </w:r>
       <w:r>
         <w:rPr>
@@ -4457,7 +4457,7 @@
           <w:lang w:eastAsia="es-PE"/>
           <w14:ligatures w14:val="none"/>
         </w:rPr>
-        <w:t xml:space="preserve"> N°</w:t>
+        <w:t xml:space="preserve"> </w:t>
       </w:r>
       <w:r>
         <w:rPr>
@@ -4498,7 +4498,7 @@
           <w:lang w:eastAsia="es-PE"/>
           <w14:ligatures w14:val="none"/>
         </w:rPr>
-        <w:t>°</w:t>
+        <w:t/>
       </w:r>
       <w:r>
         <w:rPr>
@@ -4518,7 +4518,7 @@
           <w:lang w:eastAsia="es-PE"/>
           <w14:ligatures w14:val="none"/>
         </w:rPr>
-        <w:t>°</w:t>
+        <w:t/>
       </w:r>
       <w:r>
         <w:rPr>
@@ -4538,7 +4538,7 @@
           <w:lang w:eastAsia="es-PE"/>
           <w14:ligatures w14:val="none"/>
         </w:rPr>
-        <w:t>°</w:t>
+        <w:t/>
       </w:r>
       <w:r>
         <w:rPr>
@@ -4591,7 +4591,7 @@
           <w:lang w:eastAsia="es-PE"/>
           <w14:ligatures w14:val="none"/>
         </w:rPr>
-        <w:t>°</w:t>
+        <w:t/>
       </w:r>
       <w:r>
         <w:rPr>
@@ -4684,7 +4684,7 @@
           <w:lang w:eastAsia="es-PE"/>
           <w14:ligatures w14:val="none"/>
         </w:rPr>
-        <w:t>°</w:t>
+        <w:t/>
       </w:r>
       <w:r>
         <w:rPr>
@@ -4771,7 +4771,7 @@
           <w:lang w:eastAsia="es-PE"/>
           <w14:ligatures w14:val="none"/>
         </w:rPr>
-        <w:t>°</w:t>
+        <w:t/>
       </w:r>
       <w:r>
         <w:rPr>
@@ -4779,7 +4779,7 @@
           <w:kern w:val="0"/>
           <w14:ligatures w14:val="none"/>
         </w:rPr>
-        <w:t xml:space="preserve"> del Decreto Legislativo N° 807</w:t>
+        <w:t xml:space="preserve"> del Decreto Legislativo 807</w:t>
       </w:r>
       <w:r>
         <w:rPr>
@@ -4967,7 +4967,7 @@
           <w:lang w:eastAsia="es-PE"/>
           <w14:ligatures w14:val="none"/>
         </w:rPr>
-        <w:t>°</w:t>
+        <w:t/>
       </w:r>
       <w:r>
         <w:rPr>
@@ -4984,7 +4984,7 @@
           <w:lang w:eastAsia="es-PE"/>
           <w14:ligatures w14:val="none"/>
         </w:rPr>
-        <w:t>°</w:t>
+        <w:t/>
       </w:r>
       <w:r>
         <w:rPr>
@@ -5169,7 +5169,7 @@
           <w:color w:val="000000"/>
           <w:lang w:eastAsia="es-PE"/>
         </w:rPr>
-        <w:t>Comisión de Protección al Consumidor N°1</w:t>
+        <w:t>Comisión de Protección al Consumidor 1</w:t>
       </w:r>
     </w:p>
     <w:p>
@@ -5397,7 +5397,7 @@
           <w:sz w:val="16"/>
           <w:szCs w:val="16"/>
         </w:rPr>
-        <w:t xml:space="preserve">DOCUMENTO DE TRASLADO N° 013-2026-CPC-SMA/INDECOPI </w:t>
+        <w:t xml:space="preserve">DOCUMENTO DE TRASLADO 013-2026-CPC-SMA/INDECOPI </w:t>
       </w:r>
       <w:r>
         <w:rPr>
@@ -5554,7 +5554,7 @@
           <w:sz w:val="16"/>
           <w:szCs w:val="16"/>
         </w:rPr>
-        <w:t xml:space="preserve">  </w:t>
+        <w:t xml:space="preserve"> </w:t>
       </w:r>
       <w:r>
         <w:rPr>
@@ -5572,7 +5572,7 @@
           <w:sz w:val="16"/>
           <w:szCs w:val="16"/>
         </w:rPr>
-        <w:t xml:space="preserve">LEY N° 29571, CÓDIGO DE PROTECCIÓN Y DEFENSA DEL CONSUMIDOR, publicado el 2 de setiembre de 2010 y modificado por Decreto Legislativo N° 1308 </w:t>
+        <w:t xml:space="preserve">LEY 29571, CÓDIGO DE PROTECCIÓN Y DEFENSA DEL CONSUMIDOR, publicado el 2 de setiembre de 2010 y modificado por Decreto Legislativo 1308 </w:t>
       </w:r>
     </w:p>
     <w:p>
@@ -5624,7 +5624,7 @@
           <w:szCs w:val="16"/>
         </w:rPr>
         <w:tab/>
-        <w:t xml:space="preserve">El Instituto Nacional de Defensa de la Competencia y de la Protección de la Propiedad Intelectual (Indecopi) es la autoridad con competencia primaria y de alcance nacional para conocer las presuntas infracciones a las disposiciones contenidas en el presente Código, así como para imponer las sanciones y medidas correctivas establecidas en el presente capítulo, conforme al Decreto Legislativo N° 1033, Ley de Organización y Funciones del Indecopi. Dicha competencia solo puede ser negada cuando ella haya sido asignada o se asigne a favor de otro organismo por norma expresa con rango de ley. </w:t>
+        <w:t xml:space="preserve">El Instituto Nacional de Defensa de la Competencia y de la Protección de la Propiedad Intelectual (Indecopi) es la autoridad con competencia primaria y de alcance nacional para conocer las presuntas infracciones a las disposiciones contenidas en el presente Código, así como para imponer las sanciones y medidas correctivas establecidas en el presente capítulo, conforme al Decreto Legislativo 1033, Ley de Organización y Funciones del Indecopi. Dicha competencia solo puede ser negada cuando ella haya sido asignada o se asigne a favor de otro organismo por norma expresa con rango de ley. </w:t>
       </w:r>
     </w:p>
     <w:p>
@@ -5698,7 +5698,7 @@
           <w:sz w:val="16"/>
           <w:szCs w:val="16"/>
         </w:rPr>
-        <w:t xml:space="preserve">LEY DE ORGANIZACIÓN Y FUNCIONES DEL INDECOPI, APROBADA POR DECRETO LEGISLATIVO N° 1033 </w:t>
+        <w:t xml:space="preserve">LEY DE ORGANIZACIÓN Y FUNCIONES DEL INDECOPI, APROBADA POR DECRETO LEGISLATIVO 1033 </w:t>
       </w:r>
     </w:p>
     <w:p>
@@ -5807,7 +5807,7 @@
           <w:sz w:val="16"/>
           <w:szCs w:val="16"/>
         </w:rPr>
-        <w:t xml:space="preserve">           </w:t>
+        <w:t xml:space="preserve"> </w:t>
       </w:r>
       <w:r>
         <w:rPr>
@@ -5825,7 +5825,7 @@
           <w:sz w:val="16"/>
           <w:szCs w:val="16"/>
         </w:rPr>
-        <w:t xml:space="preserve">LEY N° 29571, CÓDIGO DE PROTECCIÓN Y DEFENSA DEL CONSUMIDOR, publicado el 2 de setiembre de 2010 y modificado por Decreto Legislativo N° 1308   </w:t>
+        <w:t xml:space="preserve">LEY 29571, CÓDIGO DE PROTECCIÓN Y DEFENSA DEL CONSUMIDOR, publicado el 2 de setiembre de 2010 y modificado por Decreto Legislativo 1308 </w:t>
       </w:r>
     </w:p>
     <w:p>
@@ -5849,7 +5849,7 @@
           <w:sz w:val="16"/>
           <w:szCs w:val="16"/>
         </w:rPr>
-        <w:t xml:space="preserve">Artículo 18.- Idoneidad   </w:t>
+        <w:t xml:space="preserve">Artículo 18.- Idoneidad </w:t>
       </w:r>
     </w:p>
     <w:p>
@@ -5869,7 +5869,7 @@
           <w:sz w:val="16"/>
           <w:szCs w:val="16"/>
         </w:rPr>
-        <w:t xml:space="preserve">Se entiende por idoneidad la correspondencia entre lo que un consumidor espera y lo que efectivamente recibe, en función a lo que se le hubiera ofrecido, la publicidad e información transmitida, las condiciones y circunstancias de la transacción, las características y naturaleza del producto o servicio, el precio, entre otros factores, atendiendo a las circunstancias del caso.    </w:t>
+        <w:t xml:space="preserve">Se entiende por idoneidad la correspondencia entre lo que un consumidor espera y lo que efectivamente recibe, en función a lo que se le hubiera ofrecido, la publicidad e información transmitida, las condiciones y circunstancias de la transacción, las características y naturaleza del producto o servicio, el precio, entre otros factores, atendiendo a las circunstancias del caso. </w:t>
       </w:r>
     </w:p>
     <w:p>
@@ -6008,7 +6008,7 @@
           <w:sz w:val="16"/>
           <w:szCs w:val="16"/>
         </w:rPr>
-        <w:t xml:space="preserve">LEY N° 29571, CÓDIGO DE PROTECCIÓN Y DEFENSA DEL CONSUMIDOR, publicado el 2 de setiembre de 2010 y modificado por Decreto Legislativo N° 1308   </w:t>
+        <w:t xml:space="preserve">LEY 29571, CÓDIGO DE PROTECCIÓN Y DEFENSA DEL CONSUMIDOR, publicado el 2 de setiembre de 2010 y modificado por Decreto Legislativo 1308 </w:t>
       </w:r>
     </w:p>
     <w:p>
@@ -6159,7 +6159,7 @@
           <w:sz w:val="16"/>
           <w:szCs w:val="16"/>
         </w:rPr>
-        <w:t xml:space="preserve">LEY N° 29571, CÓDIGO DE PROTECCIÓN Y DEFENSA DEL CONSUMIDOR, publicado el 2 de setiembre de 2010 y modificado por Decreto Legislativo N° 1308 </w:t>
+        <w:t xml:space="preserve">LEY 29571, CÓDIGO DE PROTECCIÓN Y DEFENSA DEL CONSUMIDOR, publicado el 2 de setiembre de 2010 y modificado por Decreto Legislativo 1308 </w:t>
       </w:r>
     </w:p>
     <w:p>
@@ -6259,7 +6259,7 @@
           <w:sz w:val="16"/>
           <w:szCs w:val="16"/>
         </w:rPr>
-        <w:t xml:space="preserve">           </w:t>
+        <w:t xml:space="preserve"> </w:t>
       </w:r>
       <w:r>
         <w:rPr>
@@ -6277,7 +6277,7 @@
           <w:sz w:val="16"/>
           <w:szCs w:val="16"/>
         </w:rPr>
-        <w:t xml:space="preserve">LEY N° 29571, CÓDIGO DE PROTECCIÓN Y DEFENSA DEL CONSUMIDOR, publicado el 2 de setiembre de 2010 y modificado por Decreto Legislativo N° 1308   </w:t>
+        <w:t xml:space="preserve">LEY 29571, CÓDIGO DE PROTECCIÓN Y DEFENSA DEL CONSUMIDOR, publicado el 2 de setiembre de 2010 y modificado por Decreto Legislativo 1308 </w:t>
       </w:r>
     </w:p>
     <w:p>
@@ -6396,7 +6396,7 @@
           <w:sz w:val="16"/>
           <w:szCs w:val="16"/>
         </w:rPr>
-        <w:t xml:space="preserve">  </w:t>
+        <w:t xml:space="preserve"> </w:t>
       </w:r>
       <w:r>
         <w:rPr>
@@ -6414,7 +6414,7 @@
           <w:sz w:val="16"/>
           <w:szCs w:val="16"/>
         </w:rPr>
-        <w:t>LEY SOBRE FACULTADES, NORMAS Y ORGANIZACIÓN DEL INDECOPI, APROBADA POR DECRETO LEGISLATIVO N° 807 Artículo 24.-</w:t>
+        <w:t>LEY SOBRE FACULTADES, NORMAS Y ORGANIZACIÓN DEL INDECOPI, APROBADA POR DECRETO LEGISLATIVO 807 Artículo 24.-</w:t>
       </w:r>
       <w:r>
         <w:rPr>
@@ -6572,7 +6572,7 @@
           <w:szCs w:val="16"/>
         </w:rPr>
         <w:tab/>
-        <w:t>El número de trabajadores se atenderá siempre que la empresa haya sido constituida antes de la vigencia de la Ley Nº 30056, publicada el 2 de julio de 2013, que modificó el artículo 5 del Texto Único Ordenado de la Ley de Promoción de la Competitividad, Formalización y Desarrollo de la Micro y Pequeña Empresa y de Acceso al Empleo Decente (LEY MYPE). Ello, en la medida que la Tercera Disposición Complementaria Transitoria de la norma modificatoria precisa que las empresas constituidas antes de la entrada en vigencia de dicha Ley se rigen por los requisitos de acogimiento al régimen de las micro y pequeñas empresas regulados en el Decreto Legislativo 1086.</w:t>
+        <w:t>El número de trabajadores se atenderá siempre que la empresa haya sido constituida antes de la vigencia de la Ley 30056, publicada el 2 de julio de 2013, que modificó el artículo 5 del Texto Único Ordenado de la Ley de Promoción de la Competitividad, Formalización y Desarrollo de la Micro y Pequeña Empresa y de Acceso al Empleo Decente (LEY MYPE). Ello, en la medida que la Tercera Disposición Complementaria Transitoria de la norma modificatoria precisa que las empresas constituidas antes de la entrada en vigencia de dicha Ley se rigen por los requisitos de acogimiento al régimen de las micro y pequeñas empresas regulados en el Decreto Legislativo 1086.</w:t>
       </w:r>
     </w:p>
     <w:p>
@@ -6651,7 +6651,7 @@
           <w:sz w:val="16"/>
           <w:szCs w:val="16"/>
         </w:rPr>
-        <w:t>publicado el 2 de setiembre de 2010 y modificado por Decreto Legislativo N° 1308</w:t>
+        <w:t>publicado el 2 de setiembre de 2010 y modificado por Decreto Legislativo 1308</w:t>
       </w:r>
     </w:p>
     <w:p>
@@ -6808,7 +6808,7 @@
           <w:szCs w:val="16"/>
           <w:vertAlign w:val="superscript"/>
         </w:rPr>
-        <w:t xml:space="preserve">  </w:t>
+        <w:t xml:space="preserve"> </w:t>
       </w:r>
       <w:r>
         <w:rPr>
@@ -6816,7 +6816,7 @@
           <w:sz w:val="16"/>
           <w:szCs w:val="16"/>
         </w:rPr>
-        <w:t xml:space="preserve">     </w:t>
+        <w:t xml:space="preserve"> </w:t>
       </w:r>
       <w:r>
         <w:rPr>
@@ -6852,7 +6852,7 @@
           <w:sz w:val="16"/>
           <w:szCs w:val="16"/>
         </w:rPr>
-        <w:t>publicado el 2 de setiembre de 2010 y modificado por Decreto Legislativo N° 1308</w:t>
+        <w:t>publicado el 2 de setiembre de 2010 y modificado por Decreto Legislativo 1308</w:t>
       </w:r>
     </w:p>
     <w:p>
@@ -6895,7 +6895,7 @@
           <w:sz w:val="16"/>
           <w:szCs w:val="16"/>
         </w:rPr>
-        <w:t>El órgano resolutivo puede sancionar las infracciones administrativas a que se refiere el artículo 108º con amonestación y multas de hasta cuatrocientos cincuenta (450) Unidades Impositivas Tributarias (UIT), las cuales son calificadas de la siguiente manera:</w:t>
+        <w:t>El órgano resolutivo puede sancionar las infracciones administrativas a que se refiere el artículo 108 con amonestación y multas de hasta cuatrocientos cincuenta (450) Unidades Impositivas Tributarias (UIT), las cuales son calificadas de la siguiente manera:</w:t>
       </w:r>
     </w:p>
     <w:p>
@@ -7030,7 +7030,7 @@
           <w:sz w:val="16"/>
           <w:szCs w:val="16"/>
         </w:rPr>
-        <w:t xml:space="preserve">        </w:t>
+        <w:t xml:space="preserve"> </w:t>
       </w:r>
       <w:r>
         <w:rPr>
@@ -7775,7 +7775,7 @@
           <w:sz w:val="16"/>
           <w:szCs w:val="16"/>
         </w:rPr>
-        <w:t xml:space="preserve">         </w:t>
+        <w:t xml:space="preserve"> </w:t>
       </w:r>
       <w:r>
         <w:rPr>
@@ -7811,7 +7811,7 @@
           <w:sz w:val="16"/>
           <w:szCs w:val="16"/>
         </w:rPr>
-        <w:t>publicado el 2 de setiembre de 2010 y modificado por Decreto Legislativo N° 1308</w:t>
+        <w:t>publicado el 2 de setiembre de 2010 y modificado por Decreto Legislativo 1308</w:t>
       </w:r>
     </w:p>
     <w:p>
@@ -7990,7 +7990,7 @@
           <w:szCs w:val="16"/>
         </w:rPr>
         <w:tab/>
-        <w:t>DECRETO LEGISLATIVO Nº 807, LEY SOBRE FACULTADES, NORMAS Y ORGANIZACIÓN DEL INDECOPI FACULTADES DE LAS COMISIONES Y OFICINAS DEL INDECOPI</w:t>
+        <w:t>DECRETO LEGISLATIVO 807, LEY SOBRE FACULTADES, NORMAS Y ORGANIZACIÓN DEL INDECOPI FACULTADES DE LAS COMISIONES Y OFICINAS DEL INDECOPI</w:t>
       </w:r>
     </w:p>
     <w:p>
@@ -8083,7 +8083,7 @@
           <w:sz w:val="16"/>
           <w:szCs w:val="16"/>
         </w:rPr>
-        <w:t>TEXTO ÚNICO ORDENADO DE LA LEY DEL PROCEDIMIENTO ADMINISTRATIVO GENERAL, aprobado mediante DECRETO SUPREMO N° 006-2026-JUS y publicado el 30 de abril de 2026</w:t>
+        <w:t>TEXTO ÚNICO ORDENADO DE LA LEY DEL PROCEDIMIENTO ADMINISTRATIVO GENERAL, aprobado mediante DECRETO SUPREMO 006-2026-JUS y publicado el 30 de abril de 2026</w:t>
       </w:r>
     </w:p>
     <w:p>
@@ -8445,7 +8445,7 @@
               <w:sz w:val="16"/>
               <w:szCs w:val="16"/>
             </w:rPr>
-            <w:t xml:space="preserve">CNICA DE LA    </w:t>
+            <w:t xml:space="preserve">CNICA DE LA </w:t>
           </w:r>
         </w:p>
         <w:p>

--- a/plantillas_maestras/17_seguro_no_especificado/negativa_cobertura/2_o_mas_ddos_varios/mujer/TPL_1513_2026_SEGURO_NO_ESPECIFICADO_NEGATIVA_COBERTURA_ASEGURADORA_MUJER_R1.DOCX
+++ b/plantillas_maestras/17_seguro_no_especificado/negativa_cobertura/2_o_mas_ddos_varios/mujer/TPL_1513_2026_SEGURO_NO_ESPECIFICADO_NEGATIVA_COBERTURA_ASEGURADORA_MUJER_R1.DOCX
@@ -106,7 +106,7 @@
           <w:lang w:val="pt-PT" w:eastAsia="es-PE"/>
           <w14:ligatures w14:val="none"/>
         </w:rPr>
-        <w:t>DENUNCIANTE</w:t>
+        <w:t xml:space="preserve">DENUNCIANTE:[DENUNCIANTE] (SEÑORA [APELLIDO])</w:t>
       </w:r>
       <w:r>
         <w:rPr>
@@ -118,7 +118,7 @@
           <w14:ligatures w14:val="none"/>
         </w:rPr>
         <w:tab/>
-        <w:t>:</w:t>
+        <w:t/>
       </w:r>
       <w:r>
         <w:rPr>
@@ -140,7 +140,7 @@
           <w:lang w:val="pt-PT" w:eastAsia="es-PE"/>
           <w14:ligatures w14:val="none"/>
         </w:rPr>
-        <w:t xml:space="preserve">AMANDA FASABI FATAMA </w:t>
+        <w:t xml:space="preserve"/>
       </w:r>
       <w:r>
         <w:rPr>
@@ -151,7 +151,7 @@
           <w:lang w:val="pt-PT" w:eastAsia="es-PE"/>
           <w14:ligatures w14:val="none"/>
         </w:rPr>
-        <w:t xml:space="preserve">(SEÑORA </w:t>
+        <w:t xml:space="preserve"/>
       </w:r>
       <w:r>
         <w:rPr>
@@ -162,7 +162,7 @@
           <w:lang w:val="pt-PT" w:eastAsia="es-PE"/>
           <w14:ligatures w14:val="none"/>
         </w:rPr>
-        <w:t>FASABI</w:t>
+        <w:t/>
       </w:r>
       <w:r>
         <w:rPr>
@@ -173,7 +173,7 @@
           <w:lang w:val="pt-PT" w:eastAsia="es-PE"/>
           <w14:ligatures w14:val="none"/>
         </w:rPr>
-        <w:t>)</w:t>
+        <w:t/>
       </w:r>
     </w:p>
     <w:p>
@@ -602,7 +602,7 @@
           <w:lang w:val="es-ES" w:eastAsia="es-ES"/>
           <w14:ligatures w14:val="none"/>
         </w:rPr>
-        <w:t xml:space="preserve">Mediante </w:t>
+        <w:t xml:space="preserve">Mediante el escrito del 13 de marzo de 2026, la señora [APELLIDO] denunció a Pacífico por presuntas infracciones a la Ley 29571, Código de Protección y Defensa del Consumidor (en adelante, Código), señalando lo siguiente:</w:t>
       </w:r>
       <w:r>
         <w:rPr>
@@ -612,7 +612,7 @@
           <w:lang w:val="es-ES" w:eastAsia="es-ES"/>
           <w14:ligatures w14:val="none"/>
         </w:rPr>
-        <w:t xml:space="preserve">el escrito del </w:t>
+        <w:t xml:space="preserve"/>
       </w:r>
       <w:r>
         <w:rPr>
@@ -622,7 +622,7 @@
           <w:lang w:val="es-ES" w:eastAsia="es-ES"/>
           <w14:ligatures w14:val="none"/>
         </w:rPr>
-        <w:t>13 de marzo de 2026</w:t>
+        <w:t/>
       </w:r>
       <w:r>
         <w:rPr>
@@ -641,7 +641,7 @@
           <w:kern w:val="0"/>
           <w14:ligatures w14:val="none"/>
         </w:rPr>
-        <w:t xml:space="preserve">, la señora </w:t>
+        <w:t xml:space="preserve"/>
       </w:r>
       <w:r>
         <w:rPr>
@@ -649,7 +649,7 @@
           <w:kern w:val="0"/>
           <w14:ligatures w14:val="none"/>
         </w:rPr>
-        <w:t xml:space="preserve">Fasabi </w:t>
+        <w:t xml:space="preserve"/>
       </w:r>
       <w:r>
         <w:rPr>
@@ -657,7 +657,7 @@
           <w:kern w:val="0"/>
           <w14:ligatures w14:val="none"/>
         </w:rPr>
-        <w:t>d</w:t>
+        <w:t/>
       </w:r>
       <w:r>
         <w:rPr>
@@ -667,7 +667,7 @@
           <w:lang w:val="es-ES" w:eastAsia="es-ES"/>
           <w14:ligatures w14:val="none"/>
         </w:rPr>
-        <w:t xml:space="preserve">enunció a Pacífico </w:t>
+        <w:t xml:space="preserve"/>
       </w:r>
       <w:r>
         <w:rPr>
@@ -677,7 +677,7 @@
           <w:lang w:val="es-ES" w:eastAsia="es-ES"/>
           <w14:ligatures w14:val="none"/>
         </w:rPr>
-        <w:t>por presuntas infracciones a la Ley 29571, Código de Protección y Defensa del Consumidor (en adelante, Código)</w:t>
+        <w:t/>
       </w:r>
       <w:r>
         <w:rPr>
@@ -698,7 +698,7 @@
           <w:lang w:val="es-ES" w:eastAsia="es-ES"/>
           <w14:ligatures w14:val="none"/>
         </w:rPr>
-        <w:t xml:space="preserve">, señalando </w:t>
+        <w:t xml:space="preserve"/>
       </w:r>
       <w:r>
         <w:rPr>
@@ -709,7 +709,7 @@
           <w:lang w:val="es-ES" w:eastAsia="es-ES"/>
           <w14:ligatures w14:val="none"/>
         </w:rPr>
-        <w:t>lo siguiente:</w:t>
+        <w:t/>
       </w:r>
     </w:p>
     <w:p>
@@ -1620,7 +1620,7 @@
           <w:lang w:val="es-ES" w:eastAsia="es-ES"/>
           <w14:ligatures w14:val="none"/>
         </w:rPr>
-        <w:t xml:space="preserve">La </w:t>
+        <w:t xml:space="preserve">La señora [APELLIDO] solicitó, en calidad de medida correctiva, que Pacífico cumpla con otorgar la cobertura del Seguro de Protección de Tarjetas por el siniestro del 15 de enero de 2026, ascendente a S/ 19 988,55 y US$ 1 540,00. Asimismo, no requirió de manera expresa el reembolso de costos y costas del presente procedimiento. </w:t>
       </w:r>
       <w:r>
         <w:rPr>
@@ -1628,7 +1628,7 @@
           <w:kern w:val="0"/>
           <w14:ligatures w14:val="none"/>
         </w:rPr>
-        <w:t xml:space="preserve">señora </w:t>
+        <w:t xml:space="preserve"/>
       </w:r>
       <w:r>
         <w:rPr>
@@ -1636,7 +1636,7 @@
           <w:kern w:val="0"/>
           <w14:ligatures w14:val="none"/>
         </w:rPr>
-        <w:t xml:space="preserve">Fasabi </w:t>
+        <w:t xml:space="preserve"/>
       </w:r>
       <w:r>
         <w:rPr>
@@ -1646,7 +1646,7 @@
           <w:lang w:val="es-ES" w:eastAsia="es-ES"/>
           <w14:ligatures w14:val="none"/>
         </w:rPr>
-        <w:t xml:space="preserve">solicitó, en calidad de medida correctiva, que </w:t>
+        <w:t xml:space="preserve"/>
       </w:r>
       <w:r>
         <w:rPr>
@@ -1656,7 +1656,7 @@
           <w:lang w:val="es-ES" w:eastAsia="es-ES"/>
           <w14:ligatures w14:val="none"/>
         </w:rPr>
-        <w:t xml:space="preserve">Pacífico </w:t>
+        <w:t xml:space="preserve"/>
       </w:r>
       <w:r>
         <w:rPr>
@@ -1666,7 +1666,7 @@
           <w:lang w:val="es-ES" w:eastAsia="es-ES"/>
           <w14:ligatures w14:val="none"/>
         </w:rPr>
-        <w:t>cumpla con</w:t>
+        <w:t/>
       </w:r>
       <w:r>
         <w:rPr>
@@ -1676,7 +1676,7 @@
           <w:lang w:val="es-ES" w:eastAsia="es-ES"/>
           <w14:ligatures w14:val="none"/>
         </w:rPr>
-        <w:t xml:space="preserve"> otorgar la cobertura del </w:t>
+        <w:t xml:space="preserve"/>
       </w:r>
       <w:r>
         <w:rPr>
@@ -1686,7 +1686,7 @@
           <w:lang w:eastAsia="es-ES"/>
           <w14:ligatures w14:val="none"/>
         </w:rPr>
-        <w:t>Seguro de Protección de Tarjetas</w:t>
+        <w:t/>
       </w:r>
       <w:r>
         <w:rPr>
@@ -1696,7 +1696,7 @@
           <w:lang w:val="es-ES" w:eastAsia="es-ES"/>
           <w14:ligatures w14:val="none"/>
         </w:rPr>
-        <w:t xml:space="preserve"> por el siniestro del </w:t>
+        <w:t xml:space="preserve"/>
       </w:r>
       <w:r>
         <w:rPr>
@@ -1706,7 +1706,7 @@
           <w:lang w:eastAsia="es-ES"/>
           <w14:ligatures w14:val="none"/>
         </w:rPr>
-        <w:t>15 de enero de 2026</w:t>
+        <w:t/>
       </w:r>
       <w:r>
         <w:rPr>
@@ -1716,7 +1716,7 @@
           <w:lang w:val="es-ES" w:eastAsia="es-ES"/>
           <w14:ligatures w14:val="none"/>
         </w:rPr>
-        <w:t xml:space="preserve">, </w:t>
+        <w:t xml:space="preserve"/>
       </w:r>
       <w:r>
         <w:rPr>
@@ -1726,7 +1726,7 @@
           <w:lang w:eastAsia="es-ES"/>
           <w14:ligatures w14:val="none"/>
         </w:rPr>
-        <w:t>ascendente a S/ 19 988,55 y US$ 1 540,00</w:t>
+        <w:t/>
       </w:r>
       <w:r>
         <w:rPr>
@@ -1736,7 +1736,7 @@
           <w:lang w:val="es-ES" w:eastAsia="es-ES"/>
           <w14:ligatures w14:val="none"/>
         </w:rPr>
-        <w:t xml:space="preserve">. Asimismo, </w:t>
+        <w:t xml:space="preserve"/>
       </w:r>
       <w:r>
         <w:rPr>
@@ -1746,7 +1746,7 @@
           <w:lang w:val="es-ES" w:eastAsia="es-ES"/>
           <w14:ligatures w14:val="none"/>
         </w:rPr>
-        <w:t xml:space="preserve">no </w:t>
+        <w:t xml:space="preserve"/>
       </w:r>
       <w:r>
         <w:rPr>
@@ -1756,7 +1756,7 @@
           <w:lang w:val="es-ES" w:eastAsia="es-ES"/>
           <w14:ligatures w14:val="none"/>
         </w:rPr>
-        <w:t xml:space="preserve">requirió </w:t>
+        <w:t xml:space="preserve"/>
       </w:r>
       <w:r>
         <w:rPr>
@@ -1766,7 +1766,7 @@
           <w:lang w:val="es-ES" w:eastAsia="es-ES"/>
           <w14:ligatures w14:val="none"/>
         </w:rPr>
-        <w:t xml:space="preserve">de manera expresa </w:t>
+        <w:t xml:space="preserve"/>
       </w:r>
       <w:r>
         <w:rPr>
@@ -1776,7 +1776,7 @@
           <w:lang w:val="es-ES" w:eastAsia="es-ES"/>
           <w14:ligatures w14:val="none"/>
         </w:rPr>
-        <w:t>el reembolso de costos y costas del presente procedimiento.</w:t>
+        <w:t/>
       </w:r>
       <w:r>
         <w:rPr>
@@ -1786,7 +1786,7 @@
           <w:lang w:val="es-ES" w:eastAsia="es-ES"/>
           <w14:ligatures w14:val="none"/>
         </w:rPr>
-        <w:t xml:space="preserve"> </w:t>
+        <w:t xml:space="preserve"/>
       </w:r>
     </w:p>
     <w:p>
@@ -2970,7 +2970,7 @@
           <w:lang w:eastAsia="es-PE"/>
           <w14:ligatures w14:val="none"/>
         </w:rPr>
-        <w:t xml:space="preserve">PRIMERO: </w:t>
+        <w:t xml:space="preserve">PRIMERO: admitir a trámite la denuncia del 13 de marzo de 2026 interpuesta por la señora [DENUNCIANTE] contra Pacífico Compañía de Seguros y Reaseguros S.A., por lo siguiente:</w:t>
       </w:r>
       <w:r>
         <w:rPr>
@@ -2981,7 +2981,7 @@
           <w:lang w:eastAsia="es-PE"/>
           <w14:ligatures w14:val="none"/>
         </w:rPr>
-        <w:t xml:space="preserve">admitir a trámite la denuncia del </w:t>
+        <w:t xml:space="preserve"/>
       </w:r>
       <w:r>
         <w:rPr>
@@ -2991,7 +2991,7 @@
           <w:lang w:val="es-ES" w:eastAsia="es-ES"/>
           <w14:ligatures w14:val="none"/>
         </w:rPr>
-        <w:t xml:space="preserve">13 de marzo de 2026 </w:t>
+        <w:t xml:space="preserve"/>
       </w:r>
       <w:r>
         <w:rPr>
@@ -3002,7 +3002,7 @@
           <w:lang w:eastAsia="es-PE"/>
           <w14:ligatures w14:val="none"/>
         </w:rPr>
-        <w:t xml:space="preserve">interpuesta por </w:t>
+        <w:t xml:space="preserve"/>
       </w:r>
       <w:r>
         <w:rPr>
@@ -3012,7 +3012,7 @@
           <w:kern w:val="0"/>
           <w14:ligatures w14:val="none"/>
         </w:rPr>
-        <w:t xml:space="preserve">la señora </w:t>
+        <w:t xml:space="preserve"/>
       </w:r>
       <w:r>
         <w:rPr>
@@ -3023,7 +3023,7 @@
           <w:lang w:eastAsia="es-PE"/>
           <w14:ligatures w14:val="none"/>
         </w:rPr>
-        <w:t>Amanda Fasabi Fatama</w:t>
+        <w:t/>
       </w:r>
       <w:r>
         <w:rPr>
@@ -3034,7 +3034,7 @@
           <w:lang w:eastAsia="es-PE"/>
           <w14:ligatures w14:val="none"/>
         </w:rPr>
-        <w:t xml:space="preserve"> </w:t>
+        <w:t xml:space="preserve"/>
       </w:r>
       <w:r>
         <w:rPr>
@@ -3045,14 +3045,14 @@
           <w:lang w:eastAsia="es-PE"/>
           <w14:ligatures w14:val="none"/>
         </w:rPr>
-        <w:t xml:space="preserve">contra </w:t>
+        <w:t xml:space="preserve"/>
       </w:r>
       <w:r>
         <w:rPr>
           <w:rFonts w:ascii="Arial Narrow" w:eastAsia="Arial Narrow" w:hAnsi="Arial Narrow" w:cs="Arial Narrow"/>
           <w:bCs/>
         </w:rPr>
-        <w:t>Pacífico Compañía de Seguros y Reaseguros S.A.</w:t>
+        <w:t/>
       </w:r>
       <w:r>
         <w:rPr>
@@ -3063,7 +3063,7 @@
           <w:lang w:eastAsia="es-PE"/>
           <w14:ligatures w14:val="none"/>
         </w:rPr>
-        <w:t xml:space="preserve">, </w:t>
+        <w:t xml:space="preserve"/>
       </w:r>
       <w:bookmarkStart w:id="18" w:name="_Hlk215062067"/>
       <w:r>
@@ -3075,7 +3075,7 @@
           <w:lang w:eastAsia="es-PE"/>
           <w14:ligatures w14:val="none"/>
         </w:rPr>
-        <w:t>por lo siguiente:</w:t>
+        <w:t/>
       </w:r>
       <w:bookmarkStart w:id="19" w:name="_Hlk215162047"/>
     </w:p>
@@ -4919,7 +4919,7 @@
           <w:b/>
           <w:bCs/>
         </w:rPr>
-        <w:t>DÉCIMO</w:t>
+        <w:t xml:space="preserve">DÉCIMO: requerir a la señora [DENUNCIANTE] para que, dentro del plazo de dos (2) días hábiles siguientes a la fecha en que reciba la notificación en su bandeja de correo electrónico, efectúe la confirmación de recepción de la notificación remitida por este despacho a su correo electrónico, de conformidad con el segundo párrafo del numeral 4 del artículo 20 del Texto Único Ordenado de la Ley del Procedimiento Administrativo General, aprobado mediante Decreto Supremo 006-2026-JUS, bajo apercibimiento de rehacer el acto de notificación y notificarle conforme al numeral 1 del artículo 20 del citado cuerpo normativo.</w:t>
       </w:r>
       <w:r>
         <w:rPr>
@@ -4929,7 +4929,7 @@
           <w:kern w:val="0"/>
           <w14:ligatures w14:val="none"/>
         </w:rPr>
-        <w:t>:</w:t>
+        <w:t/>
       </w:r>
       <w:r>
         <w:rPr>
@@ -4939,7 +4939,7 @@
           <w:kern w:val="0"/>
           <w14:ligatures w14:val="none"/>
         </w:rPr>
-        <w:t xml:space="preserve"> requerir a la señora </w:t>
+        <w:t xml:space="preserve"/>
       </w:r>
       <w:r>
         <w:rPr>
@@ -4950,14 +4950,14 @@
           <w:lang w:eastAsia="es-PE"/>
           <w14:ligatures w14:val="none"/>
         </w:rPr>
-        <w:t xml:space="preserve">Amanda Fasabi Fatama </w:t>
+        <w:t xml:space="preserve"/>
       </w:r>
       <w:r>
         <w:rPr>
           <w:rFonts w:ascii="Arial Narrow" w:hAnsi="Arial Narrow"/>
           <w:color w:val="000000"/>
         </w:rPr>
-        <w:t>para que, dentro del plazo de dos (2) días hábiles siguientes a la fecha en que reciba la notificación en su bandeja de correo electrónico, efectúe la confirmación de recepción de la notificación remitida por este despacho a su correo electrónico, de conformidad con el segundo párrafo del numeral 4 del artículo 20</w:t>
+        <w:t/>
       </w:r>
       <w:r>
         <w:rPr>
@@ -4974,7 +4974,7 @@
           <w:rFonts w:ascii="Arial Narrow" w:hAnsi="Arial Narrow"/>
           <w:color w:val="000000"/>
         </w:rPr>
-        <w:t xml:space="preserve"> del Texto Único Ordenado de la Ley del Procedimiento Administrativo General, aprobado mediante Decreto Supremo 006-2026-JUS, bajo apercibimiento de rehacer el acto de notificación y notificarle conforme al numeral 1 del artículo 20</w:t>
+        <w:t xml:space="preserve"/>
       </w:r>
       <w:r>
         <w:rPr>
@@ -4991,7 +4991,7 @@
           <w:rFonts w:ascii="Arial Narrow" w:hAnsi="Arial Narrow"/>
           <w:color w:val="000000"/>
         </w:rPr>
-        <w:t xml:space="preserve"> del citado cuerpo </w:t>
+        <w:t xml:space="preserve"/>
       </w:r>
       <w:bookmarkStart w:id="25" w:name="_Hlk214964186"/>
       <w:r>
@@ -4999,7 +4999,7 @@
           <w:rFonts w:ascii="Arial Narrow" w:hAnsi="Arial Narrow"/>
           <w:color w:val="000000"/>
         </w:rPr>
-        <w:t>normativo</w:t>
+        <w:t/>
       </w:r>
       <w:r>
         <w:rPr>
@@ -5012,7 +5012,7 @@
         <w:rPr>
           <w:rFonts w:ascii="Arial Narrow" w:hAnsi="Arial Narrow" w:cs="Arial"/>
         </w:rPr>
-        <w:t>.</w:t>
+        <w:t/>
       </w:r>
       <w:bookmarkEnd w:id="25"/>
     </w:p>

--- a/plantillas_maestras/17_seguro_no_especificado/negativa_cobertura/2_o_mas_ddos_varios/mujer/TPL_1513_2026_SEGURO_NO_ESPECIFICADO_NEGATIVA_COBERTURA_ASEGURADORA_MUJER_R1.DOCX
+++ b/plantillas_maestras/17_seguro_no_especificado/negativa_cobertura/2_o_mas_ddos_varios/mujer/TPL_1513_2026_SEGURO_NO_ESPECIFICADO_NEGATIVA_COBERTURA_ASEGURADORA_MUJER_R1.DOCX
@@ -626,6 +626,7 @@
       </w:r>
       <w:r>
         <w:rPr>
+          <w:rStyle w:val="Refdenotaalpie"/>
           <w:rFonts w:ascii="Arial Narrow" w:eastAsia="Times New Roman" w:hAnsi="Arial Narrow" w:cs="Times New Roman"/>
           <w:color w:val="000000"/>
           <w:kern w:val="0"/>
@@ -681,6 +682,7 @@
       </w:r>
       <w:r>
         <w:rPr>
+          <w:rStyle w:val="Refdenotaalpie"/>
           <w:rFonts w:ascii="Arial Narrow" w:eastAsia="Times New Roman" w:hAnsi="Arial Narrow" w:cs="Times New Roman"/>
           <w:color w:val="000000"/>
           <w:kern w:val="0"/>
@@ -1890,6 +1892,7 @@
       <w:bookmarkEnd w:id="5"/>
       <w:r>
         <w:rPr>
+          <w:rStyle w:val="Refdenotaalpie"/>
           <w:rFonts w:ascii="Arial Narrow" w:eastAsia="Arial Narrow" w:hAnsi="Arial Narrow" w:cs="Arial Narrow"/>
           <w:kern w:val="0"/>
           <w:vertAlign w:val="superscript"/>
@@ -2028,6 +2031,7 @@
       <w:bookmarkEnd w:id="7"/>
       <w:r>
         <w:rPr>
+          <w:rStyle w:val="Refdenotaalpie"/>
           <w:rFonts w:ascii="Arial Narrow" w:eastAsia="Arial Narrow" w:hAnsi="Arial Narrow" w:cs="Arial"/>
           <w:kern w:val="0"/>
           <w:vertAlign w:val="superscript"/>
@@ -2234,6 +2238,7 @@
       </w:r>
       <w:r>
         <w:rPr>
+          <w:rStyle w:val="Refdenotaalpie"/>
           <w:rFonts w:ascii="Arial Narrow" w:hAnsi="Arial Narrow"/>
           <w:vertAlign w:val="superscript"/>
           <w:lang w:eastAsia="es-PE"/>
@@ -2320,6 +2325,7 @@
       <w:bookmarkEnd w:id="13"/>
       <w:r>
         <w:rPr>
+          <w:rStyle w:val="Refdenotaalpie"/>
           <w:rFonts w:ascii="Arial Narrow" w:eastAsia="Arial Narrow" w:hAnsi="Arial Narrow" w:cs="Arial"/>
           <w:bCs/>
           <w:color w:val="000000"/>
@@ -2510,6 +2516,7 @@
       </w:r>
       <w:r>
         <w:rPr>
+          <w:rStyle w:val="Refdenotaalpie"/>
           <w:rFonts w:ascii="Arial Narrow" w:eastAsia="Arial Narrow" w:hAnsi="Arial Narrow" w:cs="Arial"/>
           <w:kern w:val="0"/>
           <w:vertAlign w:val="superscript"/>
@@ -2571,6 +2578,7 @@
       </w:r>
       <w:r>
         <w:rPr>
+          <w:rStyle w:val="Refdenotaalpie"/>
           <w:rFonts w:ascii="Arial Narrow" w:eastAsia="Arial Narrow" w:hAnsi="Arial Narrow" w:cs="Arial Narrow"/>
           <w:kern w:val="0"/>
           <w:vertAlign w:val="superscript"/>
@@ -3947,6 +3955,7 @@
       </w:r>
       <w:r>
         <w:rPr>
+          <w:rStyle w:val="Refdenotaalpie"/>
           <w:rFonts w:ascii="Arial Narrow" w:eastAsia="Calibri" w:hAnsi="Arial Narrow" w:cs="Arial"/>
           <w:kern w:val="0"/>
           <w:vertAlign w:val="superscript"/>
@@ -3991,6 +4000,7 @@
       </w:r>
       <w:r>
         <w:rPr>
+          <w:rStyle w:val="Refdenotaalpie"/>
           <w:rFonts w:ascii="Arial Narrow" w:eastAsia="Calibri" w:hAnsi="Arial Narrow" w:cs="Arial"/>
           <w:spacing w:val="-2"/>
           <w:kern w:val="0"/>
@@ -4471,6 +4481,7 @@
       </w:r>
       <w:r>
         <w:rPr>
+          <w:rStyle w:val="Refdenotaalpie"/>
           <w:rFonts w:ascii="Arial Narrow" w:eastAsia="Arial Narrow" w:hAnsi="Arial Narrow" w:cs="Times New Roman"/>
           <w:color w:val="000000"/>
           <w:kern w:val="0"/>
@@ -4552,6 +4563,7 @@
       </w:r>
       <w:r>
         <w:rPr>
+          <w:rStyle w:val="Refdenotaalpie"/>
           <w:rFonts w:ascii="Arial Narrow" w:eastAsia="Arial Narrow" w:hAnsi="Arial Narrow" w:cs="Times New Roman"/>
           <w:color w:val="000000"/>
           <w:kern w:val="0"/>
@@ -4605,6 +4617,7 @@
       </w:r>
       <w:r>
         <w:rPr>
+          <w:rStyle w:val="Refdenotaalpie"/>
           <w:rFonts w:ascii="Arial Narrow" w:eastAsia="Arial Narrow" w:hAnsi="Arial Narrow" w:cs="Times New Roman"/>
           <w:color w:val="000000"/>
           <w:kern w:val="0"/>
@@ -4783,6 +4796,7 @@
       </w:r>
       <w:r>
         <w:rPr>
+          <w:rStyle w:val="Refdenotaalpie"/>
           <w:rFonts w:ascii="Arial Narrow" w:eastAsia="Calibri" w:hAnsi="Arial Narrow" w:cs="Arial"/>
           <w:kern w:val="0"/>
           <w:vertAlign w:val="superscript"/>
@@ -5003,6 +5017,7 @@
       </w:r>
       <w:r>
         <w:rPr>
+          <w:rStyle w:val="Refdenotaalpie"/>
           <w:rFonts w:ascii="Arial Narrow" w:hAnsi="Arial Narrow"/>
           <w:vertAlign w:val="superscript"/>
         </w:rPr>
@@ -5258,14 +5273,14 @@
         <w:tab w:val="right" w:pos="8838"/>
       </w:tabs>
       <w:rPr>
-        <w:rFonts w:ascii="Arial" w:eastAsia="Arial" w:hAnsi="Arial" w:cs="Arial"/>
+        <w:rFonts w:ascii="Arial Narrow" w:eastAsia="Arial" w:hAnsi="Arial Narrow" w:cs="Arial"/>
         <w:sz w:val="16"/>
         <w:szCs w:val="16"/>
       </w:rPr>
     </w:pPr>
     <w:r>
       <w:rPr>
-        <w:rFonts w:ascii="Arial" w:eastAsia="Arial" w:hAnsi="Arial" w:cs="Arial"/>
+        <w:rFonts w:ascii="Arial Narrow" w:eastAsia="Arial" w:hAnsi="Arial Narrow" w:cs="Arial"/>
         <w:sz w:val="16"/>
         <w:szCs w:val="16"/>
       </w:rPr>
@@ -5279,7 +5294,7 @@
     </w:pPr>
     <w:r>
       <w:rPr>
-        <w:rFonts w:ascii="Arial" w:eastAsia="Arial" w:hAnsi="Arial" w:cs="Arial"/>
+        <w:rFonts w:ascii="Arial Narrow" w:eastAsia="Arial" w:hAnsi="Arial Narrow" w:cs="Arial"/>
         <w:sz w:val="16"/>
         <w:szCs w:val="16"/>
       </w:rPr>
@@ -5287,7 +5302,7 @@
     </w:r>
     <w:r>
       <w:rPr>
-        <w:rFonts w:ascii="Arial" w:eastAsia="Arial" w:hAnsi="Arial" w:cs="Arial"/>
+        <w:rFonts w:ascii="Arial Narrow" w:eastAsia="Arial" w:hAnsi="Arial Narrow" w:cs="Arial"/>
         <w:sz w:val="16"/>
         <w:szCs w:val="16"/>
       </w:rPr>
@@ -5295,7 +5310,7 @@
     </w:r>
     <w:r>
       <w:rPr>
-        <w:rFonts w:ascii="Arial" w:eastAsia="Arial" w:hAnsi="Arial" w:cs="Arial"/>
+        <w:rFonts w:ascii="Arial Narrow" w:eastAsia="Arial" w:hAnsi="Arial Narrow" w:cs="Arial"/>
         <w:sz w:val="16"/>
         <w:szCs w:val="16"/>
       </w:rPr>
@@ -5303,7 +5318,7 @@
     </w:r>
     <w:r>
       <w:rPr>
-        <w:rFonts w:ascii="Arial" w:eastAsia="Arial" w:hAnsi="Arial" w:cs="Arial"/>
+        <w:rFonts w:ascii="Arial Narrow" w:eastAsia="Arial" w:hAnsi="Arial Narrow" w:cs="Arial"/>
         <w:sz w:val="16"/>
         <w:szCs w:val="16"/>
       </w:rPr>
@@ -5311,7 +5326,7 @@
     </w:r>
     <w:r>
       <w:rPr>
-        <w:rFonts w:ascii="Arial" w:eastAsia="Arial" w:hAnsi="Arial" w:cs="Arial"/>
+        <w:rFonts w:ascii="Arial Narrow" w:eastAsia="Arial" w:hAnsi="Arial Narrow" w:cs="Arial"/>
         <w:sz w:val="16"/>
         <w:szCs w:val="16"/>
       </w:rPr>
@@ -5371,6 +5386,7 @@
           <w:rFonts w:ascii="Arial Narrow" w:hAnsi="Arial Narrow" w:cs="Arial"/>
           <w:sz w:val="16"/>
           <w:szCs w:val="16"/>
+          <w:vertAlign w:val="superscript"/>
         </w:rPr>
         <w:footnoteRef/>
       </w:r>
@@ -5471,6 +5487,7 @@
           <w:rFonts w:ascii="Arial Narrow" w:hAnsi="Arial Narrow" w:cs="Arial"/>
           <w:sz w:val="16"/>
           <w:szCs w:val="16"/>
+          <w:vertAlign w:val="superscript"/>
         </w:rPr>
         <w:footnoteRef/>
       </w:r>
@@ -5545,6 +5562,7 @@
           <w:rFonts w:ascii="Arial Narrow" w:hAnsi="Arial Narrow" w:cs="Arial"/>
           <w:sz w:val="16"/>
           <w:szCs w:val="16"/>
+          <w:vertAlign w:val="superscript"/>
         </w:rPr>
         <w:footnoteRef/>
       </w:r>
@@ -5798,6 +5816,7 @@
           <w:rFonts w:ascii="Arial Narrow" w:hAnsi="Arial Narrow"/>
           <w:sz w:val="16"/>
           <w:szCs w:val="16"/>
+          <w:vertAlign w:val="superscript"/>
         </w:rPr>
         <w:footnoteRef/>
       </w:r>
@@ -5981,6 +6000,7 @@
           <w:rFonts w:ascii="Arial Narrow" w:hAnsi="Arial Narrow"/>
           <w:sz w:val="16"/>
           <w:szCs w:val="16"/>
+          <w:vertAlign w:val="superscript"/>
         </w:rPr>
         <w:footnoteRef/>
       </w:r>
@@ -6132,6 +6152,7 @@
           <w:rFonts w:ascii="Arial Narrow" w:hAnsi="Arial Narrow"/>
           <w:sz w:val="16"/>
           <w:szCs w:val="16"/>
+          <w:vertAlign w:val="superscript"/>
         </w:rPr>
         <w:footnoteRef/>
       </w:r>
@@ -6250,6 +6271,7 @@
           <w:rFonts w:ascii="Arial Narrow" w:hAnsi="Arial Narrow"/>
           <w:sz w:val="16"/>
           <w:szCs w:val="16"/>
+          <w:vertAlign w:val="superscript"/>
         </w:rPr>
         <w:footnoteRef/>
       </w:r>
@@ -6387,6 +6409,7 @@
           <w:rFonts w:ascii="Arial Narrow" w:hAnsi="Arial Narrow" w:cs="Arial"/>
           <w:sz w:val="16"/>
           <w:szCs w:val="16"/>
+          <w:vertAlign w:val="superscript"/>
         </w:rPr>
         <w:footnoteRef/>
       </w:r>
@@ -6554,6 +6577,7 @@
           <w:rFonts w:ascii="Arial Narrow" w:hAnsi="Arial Narrow" w:cs="Arial"/>
           <w:sz w:val="16"/>
           <w:szCs w:val="16"/>
+          <w:vertAlign w:val="superscript"/>
         </w:rPr>
         <w:footnoteRef/>
       </w:r>
@@ -6606,6 +6630,7 @@
           <w:rFonts w:ascii="Arial Narrow" w:hAnsi="Arial Narrow" w:cs="Arial"/>
           <w:sz w:val="16"/>
           <w:szCs w:val="16"/>
+          <w:vertAlign w:val="superscript"/>
         </w:rPr>
         <w:footnoteRef/>
       </w:r>
@@ -6793,7 +6818,7 @@
       </w:pPr>
       <w:r>
         <w:rPr>
-          <w:rStyle w:val="TextonotapieCar"/>
+          <w:rStyle w:val="Refdenotaalpie"/>
           <w:rFonts w:ascii="Arial Narrow" w:hAnsi="Arial Narrow" w:cs="Arial"/>
           <w:sz w:val="16"/>
           <w:szCs w:val="16"/>
@@ -7021,6 +7046,7 @@
           <w:rFonts w:ascii="Arial Narrow" w:hAnsi="Arial Narrow" w:cs="Arial"/>
           <w:sz w:val="16"/>
           <w:szCs w:val="16"/>
+          <w:vertAlign w:val="superscript"/>
         </w:rPr>
         <w:footnoteRef/>
       </w:r>
@@ -7766,6 +7792,7 @@
           <w:rFonts w:ascii="Arial Narrow" w:hAnsi="Arial Narrow" w:cs="Arial"/>
           <w:sz w:val="16"/>
           <w:szCs w:val="16"/>
+          <w:vertAlign w:val="superscript"/>
         </w:rPr>
         <w:footnoteRef/>
       </w:r>
@@ -7968,6 +7995,7 @@
           <w:bCs/>
           <w:sz w:val="16"/>
           <w:szCs w:val="16"/>
+          <w:vertAlign w:val="superscript"/>
         </w:rPr>
         <w:footnoteRef/>
       </w:r>
@@ -8057,6 +8085,7 @@
           <w:rFonts w:ascii="Arial Narrow" w:hAnsi="Arial Narrow" w:cs="Arial"/>
           <w:sz w:val="16"/>
           <w:szCs w:val="16"/>
+          <w:vertAlign w:val="superscript"/>
         </w:rPr>
         <w:footnoteRef/>
       </w:r>
@@ -10564,6 +10593,17 @@
       <w:shd w:val="clear" w:color="auto" w:fill="E1DFDD"/>
     </w:rPr>
   </w:style>
+  <w:style w:type="character" w:styleId="FootnoteReference">
+    <w:name w:val="footnote reference"/>
+    <w:basedOn w:val="Fuentedeprrafopredeter"/>
+    <w:uiPriority w:val="99"/>
+    <w:semiHidden/>
+    <w:unhideWhenUsed/>
+    <w:rPr>
+      <w:rFonts w:ascii="Arial Narrow" w:hAnsi="Arial Narrow"/>
+      <w:vertAlign w:val="superscript"/>
+    </w:rPr>
+  </w:style>
 </w:styles>
 </file>
 

--- a/plantillas_maestras/17_seguro_no_especificado/negativa_cobertura/2_o_mas_ddos_varios/mujer/TPL_1513_2026_SEGURO_NO_ESPECIFICADO_NEGATIVA_COBERTURA_ASEGURADORA_MUJER_R1.DOCX
+++ b/plantillas_maestras/17_seguro_no_especificado/negativa_cobertura/2_o_mas_ddos_varios/mujer/TPL_1513_2026_SEGURO_NO_ESPECIFICADO_NEGATIVA_COBERTURA_ASEGURADORA_MUJER_R1.DOCX
@@ -1,8 +1,8 @@
 
 <file path=word/document.xml><?xml version="1.0" encoding="utf-8"?>
-<w:document xmlns:wpc="http://schemas.microsoft.com/office/word/2010/wordprocessingCanvas" xmlns:cx="http://schemas.microsoft.com/office/drawing/2014/chartex" xmlns:cx1="http://schemas.microsoft.com/office/drawing/2015/9/8/chartex" xmlns:cx2="http://schemas.microsoft.com/office/drawing/2015/10/21/chartex" xmlns:cx3="http://schemas.microsoft.com/office/drawing/2016/5/9/chartex" xmlns:cx4="http://schemas.microsoft.com/office/drawing/2016/5/10/chartex" xmlns:cx5="http://schemas.microsoft.com/office/drawing/2016/5/11/chartex" xmlns:cx6="http://schemas.microsoft.com/office/drawing/2016/5/12/chartex" xmlns:cx7="http://schemas.microsoft.com/office/drawing/2016/5/13/chartex" xmlns:cx8="http://schemas.microsoft.com/office/drawing/2016/5/14/chartex" xmlns:mc="http://schemas.openxmlformats.org/markup-compatibility/2006" xmlns:aink="http://schemas.microsoft.com/office/drawing/2016/ink" xmlns:am3d="http://schemas.microsoft.com/office/drawing/2017/model3d" xmlns:o="urn:schemas-microsoft-com:office:office" xmlns:oel="http://schemas.microsoft.com/office/2019/extlst" xmlns:r="http://schemas.openxmlformats.org/officeDocument/2006/relationships" xmlns:m="http://schemas.openxmlformats.org/officeDocument/2006/math" xmlns:v="urn:schemas-microsoft-com:vml" xmlns:wp14="http://schemas.microsoft.com/office/word/2010/wordprocessingDrawing" xmlns:wp="http://schemas.openxmlformats.org/drawingml/2006/wordprocessingDrawing" xmlns:w10="urn:schemas-microsoft-com:office:word" xmlns:w="http://schemas.openxmlformats.org/wordprocessingml/2006/main" xmlns:w14="http://schemas.microsoft.com/office/word/2010/wordml" xmlns:w15="http://schemas.microsoft.com/office/word/2012/wordml" xmlns:w16cex="http://schemas.microsoft.com/office/word/2018/wordml/cex" xmlns:w16cid="http://schemas.microsoft.com/office/word/2016/wordml/cid" xmlns:w16="http://schemas.microsoft.com/office/word/2018/wordml" xmlns:w16du="http://schemas.microsoft.com/office/word/2023/wordml/word16du" xmlns:w16sdtdh="http://schemas.microsoft.com/office/word/2020/wordml/sdtdatahash" xmlns:w16sdtfl="http://schemas.microsoft.com/office/word/2024/wordml/sdtformatlock" xmlns:w16se="http://schemas.microsoft.com/office/word/2015/wordml/symex" xmlns:wpg="http://schemas.microsoft.com/office/word/2010/wordprocessingGroup" xmlns:wpi="http://schemas.microsoft.com/office/word/2010/wordprocessingInk" xmlns:wne="http://schemas.microsoft.com/office/word/2006/wordml" xmlns:wps="http://schemas.microsoft.com/office/word/2010/wordprocessingShape" mc:Ignorable="w14 w15 w16se w16cid w16 w16cex w16sdtdh w16sdtfl w16du wp14">
+<w:document xmlns:ns1="http://schemas.openxmlformats.org/markup-compatibility/2006" xmlns:ns2="http://schemas.microsoft.com/office/word/2010/wordml" xmlns:ns3="http://schemas.openxmlformats.org/officeDocument/2006/relationships" xmlns:w="http://schemas.openxmlformats.org/wordprocessingml/2006/main" ns1:Ignorable="w14 w15 w16se w16cid w16 w16cex w16sdtdh w16sdtfl w16du wp14">
   <w:body>
-    <w:p>
+    <w:p ns2:paraId="1B509B2D" ns2:textId="79396913">
       <w:pPr>
         <w:tabs>
           <w:tab w:val="left" w:pos="1701"/>
@@ -15,7 +15,7 @@
           <w:color w:val="000000"/>
           <w:kern w:val="0"/>
           <w:lang w:val="pt-PT" w:eastAsia="es-PE"/>
-          <w14:ligatures w14:val="none"/>
+          <ns2:ligatures ns2:val="none"/>
         </w:rPr>
       </w:pPr>
       <w:bookmarkStart w:id="0" w:name="_Hlk80343540"/>
@@ -26,7 +26,7 @@
           <w:color w:val="000000"/>
           <w:kern w:val="0"/>
           <w:lang w:val="pt-PT" w:eastAsia="es-PE"/>
-          <w14:ligatures w14:val="none"/>
+          <ns2:ligatures ns2:val="none"/>
         </w:rPr>
         <w:t xml:space="preserve">EXPEDIENTE </w:t>
       </w:r>
@@ -37,7 +37,7 @@
           <w:color w:val="000000"/>
           <w:kern w:val="0"/>
           <w:lang w:val="pt-PT" w:eastAsia="es-PE"/>
-          <w14:ligatures w14:val="none"/>
+          <ns2:ligatures ns2:val="none"/>
         </w:rPr>
         <w:tab/>
         <w:t>:</w:t>
@@ -49,7 +49,7 @@
           <w:color w:val="000000"/>
           <w:kern w:val="0"/>
           <w:lang w:val="pt-PT" w:eastAsia="es-PE"/>
-          <w14:ligatures w14:val="none"/>
+          <ns2:ligatures ns2:val="none"/>
         </w:rPr>
         <w:tab/>
       </w:r>
@@ -60,7 +60,7 @@
           <w:color w:val="000000"/>
           <w:kern w:val="0"/>
           <w:lang w:val="pt-PT" w:eastAsia="es-PE"/>
-          <w14:ligatures w14:val="none"/>
+          <ns2:ligatures ns2:val="none"/>
         </w:rPr>
         <w:t>1513-2026</w:t>
       </w:r>
@@ -73,12 +73,12 @@
           <w:kern w:val="0"/>
           <w:shd w:val="clear" w:color="auto" w:fill="FFFFFF"/>
           <w:lang w:val="pt-PT" w:eastAsia="es-PE"/>
-          <w14:ligatures w14:val="none"/>
+          <ns2:ligatures ns2:val="none"/>
         </w:rPr>
         <w:t>/CC1</w:t>
       </w:r>
     </w:p>
-    <w:p>
+    <w:p ns2:paraId="7E5DC22B" ns2:textId="5A1B0331">
       <w:pPr>
         <w:tabs>
           <w:tab w:val="left" w:pos="1701"/>
@@ -94,7 +94,7 @@
           <w:color w:val="000000"/>
           <w:kern w:val="0"/>
           <w:lang w:val="pt-PT" w:eastAsia="es-PE"/>
-          <w14:ligatures w14:val="none"/>
+          <ns2:ligatures ns2:val="none"/>
         </w:rPr>
       </w:pPr>
       <w:r>
@@ -104,7 +104,7 @@
           <w:color w:val="000000"/>
           <w:kern w:val="0"/>
           <w:lang w:val="pt-PT" w:eastAsia="es-PE"/>
-          <w14:ligatures w14:val="none"/>
+          <ns2:ligatures ns2:val="none"/>
         </w:rPr>
         <w:t xml:space="preserve">DENUNCIANTE:[DENUNCIANTE] (SEÑORA [APELLIDO])</w:t>
       </w:r>
@@ -115,7 +115,7 @@
           <w:color w:val="000000"/>
           <w:kern w:val="0"/>
           <w:lang w:val="pt-PT" w:eastAsia="es-PE"/>
-          <w14:ligatures w14:val="none"/>
+          <ns2:ligatures ns2:val="none"/>
         </w:rPr>
         <w:tab/>
         <w:t/>
@@ -127,7 +127,7 @@
           <w:color w:val="000000"/>
           <w:kern w:val="0"/>
           <w:lang w:val="pt-PT" w:eastAsia="es-PE"/>
-          <w14:ligatures w14:val="none"/>
+          <ns2:ligatures ns2:val="none"/>
         </w:rPr>
         <w:tab/>
       </w:r>
@@ -138,7 +138,7 @@
           <w:color w:val="000000"/>
           <w:kern w:val="0"/>
           <w:lang w:val="pt-PT" w:eastAsia="es-PE"/>
-          <w14:ligatures w14:val="none"/>
+          <ns2:ligatures ns2:val="none"/>
         </w:rPr>
         <w:t xml:space="preserve"/>
       </w:r>
@@ -149,7 +149,7 @@
           <w:color w:val="000000"/>
           <w:kern w:val="0"/>
           <w:lang w:val="pt-PT" w:eastAsia="es-PE"/>
-          <w14:ligatures w14:val="none"/>
+          <ns2:ligatures ns2:val="none"/>
         </w:rPr>
         <w:t xml:space="preserve"/>
       </w:r>
@@ -160,7 +160,7 @@
           <w:color w:val="000000"/>
           <w:kern w:val="0"/>
           <w:lang w:val="pt-PT" w:eastAsia="es-PE"/>
-          <w14:ligatures w14:val="none"/>
+          <ns2:ligatures ns2:val="none"/>
         </w:rPr>
         <w:t/>
       </w:r>
@@ -171,12 +171,12 @@
           <w:color w:val="000000"/>
           <w:kern w:val="0"/>
           <w:lang w:val="pt-PT" w:eastAsia="es-PE"/>
-          <w14:ligatures w14:val="none"/>
+          <ns2:ligatures ns2:val="none"/>
         </w:rPr>
         <w:t/>
       </w:r>
     </w:p>
-    <w:p>
+    <w:p ns2:paraId="6DEEEDFE" ns2:textId="19F5CFB5">
       <w:pPr>
         <w:tabs>
           <w:tab w:val="left" w:pos="1701"/>
@@ -192,17 +192,17 @@
           <w:color w:val="000000"/>
           <w:kern w:val="0"/>
           <w:lang w:eastAsia="es-PE"/>
-          <w14:ligatures w14:val="none"/>
-        </w:rPr>
-      </w:pPr>
-      <w:r>
-        <w:rPr>
-          <w:rFonts w:ascii="Arial Narrow" w:eastAsia="Arial Narrow" w:hAnsi="Arial Narrow" w:cs="Arial Narrow"/>
-          <w:b/>
-          <w:color w:val="000000"/>
-          <w:kern w:val="0"/>
-          <w:lang w:eastAsia="es-PE"/>
-          <w14:ligatures w14:val="none"/>
+          <ns2:ligatures ns2:val="none"/>
+        </w:rPr>
+      </w:pPr>
+      <w:r>
+        <w:rPr>
+          <w:rFonts w:ascii="Arial Narrow" w:eastAsia="Arial Narrow" w:hAnsi="Arial Narrow" w:cs="Arial Narrow"/>
+          <w:b/>
+          <w:color w:val="000000"/>
+          <w:kern w:val="0"/>
+          <w:lang w:eastAsia="es-PE"/>
+          <ns2:ligatures ns2:val="none"/>
         </w:rPr>
         <w:t>DENUNCIADO</w:t>
       </w:r>
@@ -213,7 +213,7 @@
           <w:color w:val="000000"/>
           <w:kern w:val="0"/>
           <w:lang w:eastAsia="es-PE"/>
-          <w14:ligatures w14:val="none"/>
+          <ns2:ligatures ns2:val="none"/>
         </w:rPr>
         <w:tab/>
         <w:t>:</w:t>
@@ -225,7 +225,7 @@
           <w:color w:val="000000"/>
           <w:kern w:val="0"/>
           <w:lang w:eastAsia="es-PE"/>
-          <w14:ligatures w14:val="none"/>
+          <ns2:ligatures ns2:val="none"/>
         </w:rPr>
         <w:tab/>
       </w:r>
@@ -236,7 +236,7 @@
           <w:color w:val="000000"/>
           <w:kern w:val="0"/>
           <w:lang w:eastAsia="es-PE"/>
-          <w14:ligatures w14:val="none"/>
+          <ns2:ligatures ns2:val="none"/>
         </w:rPr>
         <w:t xml:space="preserve">PACÍFICO COMPAÑÍA DE SEGUROS Y REASEGUROS S.A. </w:t>
       </w:r>
@@ -247,7 +247,7 @@
           <w:color w:val="000000"/>
           <w:kern w:val="0"/>
           <w:lang w:eastAsia="es-PE"/>
-          <w14:ligatures w14:val="none"/>
+          <ns2:ligatures ns2:val="none"/>
         </w:rPr>
         <w:t>(</w:t>
       </w:r>
@@ -258,7 +258,7 @@
           <w:color w:val="000000"/>
           <w:kern w:val="0"/>
           <w:lang w:eastAsia="es-PE"/>
-          <w14:ligatures w14:val="none"/>
+          <ns2:ligatures ns2:val="none"/>
         </w:rPr>
         <w:t>PACÍFICO</w:t>
       </w:r>
@@ -269,12 +269,12 @@
           <w:color w:val="000000"/>
           <w:kern w:val="0"/>
           <w:lang w:eastAsia="es-PE"/>
-          <w14:ligatures w14:val="none"/>
+          <ns2:ligatures ns2:val="none"/>
         </w:rPr>
         <w:t>)</w:t>
       </w:r>
     </w:p>
-    <w:p>
+    <w:p ns2:paraId="022D2B94" ns2:textId="77777777">
       <w:pPr>
         <w:tabs>
           <w:tab w:val="left" w:pos="1701"/>
@@ -290,17 +290,17 @@
           <w:color w:val="000000"/>
           <w:kern w:val="0"/>
           <w:lang w:eastAsia="es-PE"/>
-          <w14:ligatures w14:val="none"/>
-        </w:rPr>
-      </w:pPr>
-      <w:r>
-        <w:rPr>
-          <w:rFonts w:ascii="Arial Narrow" w:eastAsia="Arial Narrow" w:hAnsi="Arial Narrow" w:cs="Arial Narrow"/>
-          <w:b/>
-          <w:color w:val="000000"/>
-          <w:kern w:val="0"/>
-          <w:lang w:eastAsia="es-PE"/>
-          <w14:ligatures w14:val="none"/>
+          <ns2:ligatures ns2:val="none"/>
+        </w:rPr>
+      </w:pPr>
+      <w:r>
+        <w:rPr>
+          <w:rFonts w:ascii="Arial Narrow" w:eastAsia="Arial Narrow" w:hAnsi="Arial Narrow" w:cs="Arial Narrow"/>
+          <w:b/>
+          <w:color w:val="000000"/>
+          <w:kern w:val="0"/>
+          <w:lang w:eastAsia="es-PE"/>
+          <ns2:ligatures ns2:val="none"/>
         </w:rPr>
         <w:t>MATERIAS</w:t>
       </w:r>
@@ -311,7 +311,7 @@
           <w:color w:val="000000"/>
           <w:kern w:val="0"/>
           <w:lang w:eastAsia="es-PE"/>
-          <w14:ligatures w14:val="none"/>
+          <ns2:ligatures ns2:val="none"/>
         </w:rPr>
         <w:tab/>
         <w:t xml:space="preserve">: </w:t>
@@ -323,13 +323,13 @@
           <w:color w:val="000000"/>
           <w:kern w:val="0"/>
           <w:lang w:eastAsia="es-PE"/>
-          <w14:ligatures w14:val="none"/>
+          <ns2:ligatures ns2:val="none"/>
         </w:rPr>
         <w:tab/>
         <w:t>ADMISIÓN A TRÁMITE</w:t>
       </w:r>
     </w:p>
-    <w:p>
+    <w:p ns2:paraId="19ED7B73" ns2:textId="77777777">
       <w:pPr>
         <w:tabs>
           <w:tab w:val="left" w:pos="1701"/>
@@ -345,22 +345,22 @@
           <w:color w:val="000000"/>
           <w:kern w:val="0"/>
           <w:lang w:eastAsia="es-PE"/>
-          <w14:ligatures w14:val="none"/>
-        </w:rPr>
-      </w:pPr>
-      <w:r>
-        <w:rPr>
-          <w:rFonts w:ascii="Arial Narrow" w:eastAsia="Arial Narrow" w:hAnsi="Arial Narrow" w:cs="Arial Narrow"/>
-          <w:b/>
-          <w:color w:val="000000"/>
-          <w:kern w:val="0"/>
-          <w:lang w:eastAsia="es-PE"/>
-          <w14:ligatures w14:val="none"/>
+          <ns2:ligatures ns2:val="none"/>
+        </w:rPr>
+      </w:pPr>
+      <w:r>
+        <w:rPr>
+          <w:rFonts w:ascii="Arial Narrow" w:eastAsia="Arial Narrow" w:hAnsi="Arial Narrow" w:cs="Arial Narrow"/>
+          <w:b/>
+          <w:color w:val="000000"/>
+          <w:kern w:val="0"/>
+          <w:lang w:eastAsia="es-PE"/>
+          <ns2:ligatures ns2:val="none"/>
         </w:rPr>
         <w:t xml:space="preserve">REQUERIMIENTO DE INFORMACIÓN </w:t>
       </w:r>
     </w:p>
-    <w:p>
+    <w:p ns2:paraId="46A5A479" ns2:textId="138D7284">
       <w:pPr>
         <w:tabs>
           <w:tab w:val="left" w:pos="1701"/>
@@ -375,17 +375,17 @@
           <w:color w:val="000000"/>
           <w:kern w:val="0"/>
           <w:lang w:eastAsia="es-PE"/>
-          <w14:ligatures w14:val="none"/>
-        </w:rPr>
-      </w:pPr>
-      <w:r>
-        <w:rPr>
-          <w:rFonts w:ascii="Arial Narrow" w:eastAsia="Arial Narrow" w:hAnsi="Arial Narrow" w:cs="Arial Narrow"/>
-          <w:b/>
-          <w:color w:val="000000"/>
-          <w:kern w:val="0"/>
-          <w:lang w:eastAsia="es-PE"/>
-          <w14:ligatures w14:val="none"/>
+          <ns2:ligatures ns2:val="none"/>
+        </w:rPr>
+      </w:pPr>
+      <w:r>
+        <w:rPr>
+          <w:rFonts w:ascii="Arial Narrow" w:eastAsia="Arial Narrow" w:hAnsi="Arial Narrow" w:cs="Arial Narrow"/>
+          <w:b/>
+          <w:color w:val="000000"/>
+          <w:kern w:val="0"/>
+          <w:lang w:eastAsia="es-PE"/>
+          <ns2:ligatures ns2:val="none"/>
         </w:rPr>
         <w:t xml:space="preserve">RESOLUCIÓN </w:t>
       </w:r>
@@ -396,7 +396,7 @@
           <w:color w:val="000000"/>
           <w:kern w:val="0"/>
           <w:lang w:eastAsia="es-PE"/>
-          <w14:ligatures w14:val="none"/>
+          <ns2:ligatures ns2:val="none"/>
         </w:rPr>
         <w:tab/>
         <w:t>:</w:t>
@@ -408,7 +408,7 @@
           <w:color w:val="000000"/>
           <w:kern w:val="0"/>
           <w:lang w:eastAsia="es-PE"/>
-          <w14:ligatures w14:val="none"/>
+          <ns2:ligatures ns2:val="none"/>
         </w:rPr>
         <w:tab/>
       </w:r>
@@ -419,12 +419,12 @@
           <w:color w:val="000000"/>
           <w:kern w:val="0"/>
           <w:lang w:eastAsia="es-PE"/>
-          <w14:ligatures w14:val="none"/>
+          <ns2:ligatures ns2:val="none"/>
         </w:rPr>
         <w:t>1</w:t>
       </w:r>
     </w:p>
-    <w:p>
+    <w:p ns2:paraId="5BA3A18D" ns2:textId="77777777">
       <w:pPr>
         <w:tabs>
           <w:tab w:val="left" w:pos="1014"/>
@@ -438,11 +438,11 @@
           <w:kern w:val="0"/>
           <w:shd w:val="clear" w:color="auto" w:fill="FFFFFF"/>
           <w:lang w:eastAsia="es-PE"/>
-          <w14:ligatures w14:val="none"/>
-        </w:rPr>
-      </w:pPr>
-    </w:p>
-    <w:p>
+          <ns2:ligatures ns2:val="none"/>
+        </w:rPr>
+      </w:pPr>
+    </w:p>
+    <w:p ns2:paraId="2F799822" ns2:textId="1643E9CB">
       <w:pPr>
         <w:tabs>
           <w:tab w:val="left" w:pos="1014"/>
@@ -456,7 +456,7 @@
           <w:kern w:val="0"/>
           <w:shd w:val="clear" w:color="auto" w:fill="FFFFFF"/>
           <w:lang w:eastAsia="es-PE"/>
-          <w14:ligatures w14:val="none"/>
+          <ns2:ligatures ns2:val="none"/>
         </w:rPr>
       </w:pPr>
       <w:r>
@@ -466,7 +466,7 @@
           <w:kern w:val="0"/>
           <w:shd w:val="clear" w:color="auto" w:fill="FFFFFF"/>
           <w:lang w:eastAsia="es-PE"/>
-          <w14:ligatures w14:val="none"/>
+          <ns2:ligatures ns2:val="none"/>
         </w:rPr>
         <w:t xml:space="preserve">Lima, </w:t>
       </w:r>
@@ -477,7 +477,7 @@
           <w:kern w:val="0"/>
           <w:shd w:val="clear" w:color="auto" w:fill="FFFFFF"/>
           <w:lang w:eastAsia="es-PE"/>
-          <w14:ligatures w14:val="none"/>
+          <ns2:ligatures ns2:val="none"/>
         </w:rPr>
         <w:t>22</w:t>
       </w:r>
@@ -488,7 +488,7 @@
           <w:kern w:val="0"/>
           <w:shd w:val="clear" w:color="auto" w:fill="FFFFFF"/>
           <w:lang w:eastAsia="es-PE"/>
-          <w14:ligatures w14:val="none"/>
+          <ns2:ligatures ns2:val="none"/>
         </w:rPr>
         <w:t xml:space="preserve"> de </w:t>
       </w:r>
@@ -499,7 +499,7 @@
           <w:kern w:val="0"/>
           <w:shd w:val="clear" w:color="auto" w:fill="FFFFFF"/>
           <w:lang w:eastAsia="es-PE"/>
-          <w14:ligatures w14:val="none"/>
+          <ns2:ligatures ns2:val="none"/>
         </w:rPr>
         <w:t>mayo</w:t>
       </w:r>
@@ -510,12 +510,12 @@
           <w:kern w:val="0"/>
           <w:shd w:val="clear" w:color="auto" w:fill="FFFFFF"/>
           <w:lang w:eastAsia="es-PE"/>
-          <w14:ligatures w14:val="none"/>
+          <ns2:ligatures ns2:val="none"/>
         </w:rPr>
         <w:t xml:space="preserve"> de 2026</w:t>
       </w:r>
     </w:p>
-    <w:p>
+    <w:p ns2:paraId="66CE1821" ns2:textId="77777777">
       <w:pPr>
         <w:tabs>
           <w:tab w:val="left" w:pos="1014"/>
@@ -528,11 +528,11 @@
           <w:color w:val="000000"/>
           <w:kern w:val="0"/>
           <w:lang w:eastAsia="es-PE"/>
-          <w14:ligatures w14:val="none"/>
-        </w:rPr>
-      </w:pPr>
-    </w:p>
-    <w:p>
+          <ns2:ligatures ns2:val="none"/>
+        </w:rPr>
+      </w:pPr>
+    </w:p>
+    <w:p ns2:paraId="0B80AAA5" ns2:textId="77777777">
       <w:pPr>
         <w:numPr>
           <w:ilvl w:val="0"/>
@@ -547,22 +547,22 @@
           <w:color w:val="000000"/>
           <w:kern w:val="0"/>
           <w:lang w:eastAsia="es-PE"/>
-          <w14:ligatures w14:val="none"/>
-        </w:rPr>
-      </w:pPr>
-      <w:r>
-        <w:rPr>
-          <w:rFonts w:ascii="Arial Narrow" w:eastAsia="Arial Narrow" w:hAnsi="Arial Narrow" w:cs="Arial Narrow"/>
-          <w:b/>
-          <w:color w:val="000000"/>
-          <w:kern w:val="0"/>
-          <w:lang w:eastAsia="es-PE"/>
-          <w14:ligatures w14:val="none"/>
+          <ns2:ligatures ns2:val="none"/>
+        </w:rPr>
+      </w:pPr>
+      <w:r>
+        <w:rPr>
+          <w:rFonts w:ascii="Arial Narrow" w:eastAsia="Arial Narrow" w:hAnsi="Arial Narrow" w:cs="Arial Narrow"/>
+          <w:b/>
+          <w:color w:val="000000"/>
+          <w:kern w:val="0"/>
+          <w:lang w:eastAsia="es-PE"/>
+          <ns2:ligatures ns2:val="none"/>
         </w:rPr>
         <w:t xml:space="preserve">HECHOS </w:t>
       </w:r>
     </w:p>
-    <w:p>
+    <w:p ns2:paraId="621F2AB2" ns2:textId="77777777">
       <w:pPr>
         <w:spacing w:after="0" w:line="240" w:lineRule="auto"/>
         <w:contextualSpacing/>
@@ -572,11 +572,11 @@
           <w:color w:val="000000"/>
           <w:kern w:val="0"/>
           <w:lang w:eastAsia="es-PE"/>
-          <w14:ligatures w14:val="none"/>
-        </w:rPr>
-      </w:pPr>
-    </w:p>
-    <w:p>
+          <ns2:ligatures ns2:val="none"/>
+        </w:rPr>
+      </w:pPr>
+    </w:p>
+    <w:p ns2:paraId="60B5D5B0" ns2:textId="3D99254A">
       <w:pPr>
         <w:numPr>
           <w:ilvl w:val="1"/>
@@ -591,7 +591,7 @@
           <w:color w:val="000000"/>
           <w:kern w:val="0"/>
           <w:lang w:val="es-ES" w:eastAsia="es-ES"/>
-          <w14:ligatures w14:val="none"/>
+          <ns2:ligatures ns2:val="none"/>
         </w:rPr>
       </w:pPr>
       <w:r>
@@ -600,7 +600,7 @@
           <w:color w:val="000000"/>
           <w:kern w:val="0"/>
           <w:lang w:val="es-ES" w:eastAsia="es-ES"/>
-          <w14:ligatures w14:val="none"/>
+          <ns2:ligatures ns2:val="none"/>
         </w:rPr>
         <w:t xml:space="preserve">Mediante el escrito del 13 de marzo de 2026, la señora [APELLIDO] denunció a Pacífico por presuntas infracciones a la Ley 29571, Código de Protección y Defensa del Consumidor (en adelante, Código), señalando lo siguiente:</w:t>
       </w:r>
@@ -610,7 +610,7 @@
           <w:color w:val="000000"/>
           <w:kern w:val="0"/>
           <w:lang w:val="es-ES" w:eastAsia="es-ES"/>
-          <w14:ligatures w14:val="none"/>
+          <ns2:ligatures ns2:val="none"/>
         </w:rPr>
         <w:t xml:space="preserve"/>
       </w:r>
@@ -620,7 +620,7 @@
           <w:color w:val="000000"/>
           <w:kern w:val="0"/>
           <w:lang w:val="es-ES" w:eastAsia="es-ES"/>
-          <w14:ligatures w14:val="none"/>
+          <ns2:ligatures ns2:val="none"/>
         </w:rPr>
         <w:t/>
       </w:r>
@@ -632,7 +632,7 @@
           <w:kern w:val="0"/>
           <w:vertAlign w:val="superscript"/>
           <w:lang w:val="es-ES" w:eastAsia="es-ES"/>
-          <w14:ligatures w14:val="none"/>
+          <ns2:ligatures ns2:val="none"/>
         </w:rPr>
         <w:footnoteReference w:id="1"/>
       </w:r>
@@ -640,7 +640,7 @@
         <w:rPr>
           <w:rFonts w:ascii="Arial Narrow" w:eastAsia="Calibri" w:hAnsi="Arial Narrow" w:cs="Arial"/>
           <w:kern w:val="0"/>
-          <w14:ligatures w14:val="none"/>
+          <ns2:ligatures ns2:val="none"/>
         </w:rPr>
         <w:t xml:space="preserve"/>
       </w:r>
@@ -648,7 +648,7 @@
         <w:rPr>
           <w:rFonts w:ascii="Arial Narrow" w:eastAsia="Calibri" w:hAnsi="Arial Narrow" w:cs="Arial"/>
           <w:kern w:val="0"/>
-          <w14:ligatures w14:val="none"/>
+          <ns2:ligatures ns2:val="none"/>
         </w:rPr>
         <w:t xml:space="preserve"/>
       </w:r>
@@ -656,7 +656,7 @@
         <w:rPr>
           <w:rFonts w:ascii="Arial Narrow" w:eastAsia="Calibri" w:hAnsi="Arial Narrow" w:cs="Arial"/>
           <w:kern w:val="0"/>
-          <w14:ligatures w14:val="none"/>
+          <ns2:ligatures ns2:val="none"/>
         </w:rPr>
         <w:t/>
       </w:r>
@@ -666,7 +666,7 @@
           <w:color w:val="000000"/>
           <w:kern w:val="0"/>
           <w:lang w:val="es-ES" w:eastAsia="es-ES"/>
-          <w14:ligatures w14:val="none"/>
+          <ns2:ligatures ns2:val="none"/>
         </w:rPr>
         <w:t xml:space="preserve"/>
       </w:r>
@@ -676,7 +676,7 @@
           <w:color w:val="000000"/>
           <w:kern w:val="0"/>
           <w:lang w:val="es-ES" w:eastAsia="es-ES"/>
-          <w14:ligatures w14:val="none"/>
+          <ns2:ligatures ns2:val="none"/>
         </w:rPr>
         <w:t/>
       </w:r>
@@ -688,7 +688,7 @@
           <w:kern w:val="0"/>
           <w:vertAlign w:val="superscript"/>
           <w:lang w:val="es-ES" w:eastAsia="es-ES"/>
-          <w14:ligatures w14:val="none"/>
+          <ns2:ligatures ns2:val="none"/>
         </w:rPr>
         <w:footnoteReference w:id="2"/>
       </w:r>
@@ -698,7 +698,7 @@
           <w:color w:val="000000"/>
           <w:kern w:val="0"/>
           <w:lang w:val="es-ES" w:eastAsia="es-ES"/>
-          <w14:ligatures w14:val="none"/>
+          <ns2:ligatures ns2:val="none"/>
         </w:rPr>
         <w:t xml:space="preserve"/>
       </w:r>
@@ -709,12 +709,12 @@
           <w:color w:val="000000"/>
           <w:kern w:val="0"/>
           <w:lang w:val="es-ES" w:eastAsia="es-ES"/>
-          <w14:ligatures w14:val="none"/>
+          <ns2:ligatures ns2:val="none"/>
         </w:rPr>
         <w:t/>
       </w:r>
     </w:p>
-    <w:p>
+    <w:p ns2:paraId="08DC2ACF" ns2:textId="77777777">
       <w:pPr>
         <w:spacing w:after="0" w:line="240" w:lineRule="auto"/>
         <w:contextualSpacing/>
@@ -724,11 +724,11 @@
           <w:color w:val="000000"/>
           <w:kern w:val="0"/>
           <w:lang w:eastAsia="es-ES"/>
-          <w14:ligatures w14:val="none"/>
-        </w:rPr>
-      </w:pPr>
-    </w:p>
-    <w:p>
+          <ns2:ligatures ns2:val="none"/>
+        </w:rPr>
+      </w:pPr>
+    </w:p>
+    <w:p ns2:paraId="39C394A1" ns2:textId="40D48D07">
       <w:pPr>
         <w:pStyle w:val="Prrafodelista"/>
         <w:numPr>
@@ -746,7 +746,7 @@
           <w:color w:val="000000"/>
           <w:kern w:val="0"/>
           <w:lang w:eastAsia="es-ES"/>
-          <w14:ligatures w14:val="none"/>
+          <ns2:ligatures ns2:val="none"/>
         </w:rPr>
       </w:pPr>
       <w:r>
@@ -755,12 +755,12 @@
           <w:color w:val="000000"/>
           <w:kern w:val="0"/>
           <w:lang w:eastAsia="es-ES"/>
-          <w14:ligatures w14:val="none"/>
+          <ns2:ligatures ns2:val="none"/>
         </w:rPr>
         <w:t>Adquirió el Seguro de Protección de Tarjeta – Póliza 1000001429 emitido por Pacífico (en adelante, Seguro de Protección de Tarjeta), con la finalidad de contar con cobertura frente a eventuales siniestros relacionados con los fondos asociados a sus productos financieros.</w:t>
       </w:r>
     </w:p>
-    <w:p>
+    <w:p ns2:paraId="1F29BCC2" ns2:textId="77777777">
       <w:pPr>
         <w:pStyle w:val="Prrafodelista"/>
         <w:spacing w:after="0" w:line="240" w:lineRule="auto"/>
@@ -771,11 +771,11 @@
           <w:color w:val="000000"/>
           <w:kern w:val="0"/>
           <w:lang w:eastAsia="es-ES"/>
-          <w14:ligatures w14:val="none"/>
-        </w:rPr>
-      </w:pPr>
-    </w:p>
-    <w:p>
+          <ns2:ligatures ns2:val="none"/>
+        </w:rPr>
+      </w:pPr>
+    </w:p>
+    <w:p ns2:paraId="1F3B10E8" ns2:textId="266AC7D6">
       <w:pPr>
         <w:pStyle w:val="Prrafodelista"/>
         <w:numPr>
@@ -793,7 +793,7 @@
           <w:color w:val="000000"/>
           <w:kern w:val="0"/>
           <w:lang w:eastAsia="es-ES"/>
-          <w14:ligatures w14:val="none"/>
+          <ns2:ligatures ns2:val="none"/>
         </w:rPr>
       </w:pPr>
       <w:r>
@@ -802,7 +802,7 @@
           <w:color w:val="000000"/>
           <w:kern w:val="0"/>
           <w:lang w:eastAsia="es-ES"/>
-          <w14:ligatures w14:val="none"/>
+          <ns2:ligatures ns2:val="none"/>
         </w:rPr>
         <w:t xml:space="preserve">El 15 de enero de 2026, fue víctima de un robo en la que tres sujetos, quienes se trasladaban en una motocicleta y portaban armas de fuego, le sustrajeron una cartera contenía un celular, la suma de US$ 1 540,00 en efectivo y dos tarjetas de débito del </w:t>
       </w:r>
@@ -812,7 +812,7 @@
           <w:color w:val="000000"/>
           <w:kern w:val="0"/>
           <w:lang w:eastAsia="es-ES"/>
-          <w14:ligatures w14:val="none"/>
+          <ns2:ligatures ns2:val="none"/>
         </w:rPr>
         <w:t>Banco de Crédito del Perú S.A.</w:t>
       </w:r>
@@ -822,7 +822,7 @@
           <w:color w:val="000000"/>
           <w:kern w:val="0"/>
           <w:lang w:eastAsia="es-ES"/>
-          <w14:ligatures w14:val="none"/>
+          <ns2:ligatures ns2:val="none"/>
         </w:rPr>
         <w:t xml:space="preserve"> (en adelante, Banco).</w:t>
       </w:r>
@@ -832,12 +832,12 @@
           <w:color w:val="000000"/>
           <w:kern w:val="0"/>
           <w:lang w:eastAsia="es-ES"/>
-          <w14:ligatures w14:val="none"/>
+          <ns2:ligatures ns2:val="none"/>
         </w:rPr>
         <w:t xml:space="preserve"> Asimismo, permaneció retenida durante aproximadamente una hora con veinte minutos, lapso durante el cual los referidos sujetos realizaron llamadas utilizando el equipo celular sustraído.</w:t>
       </w:r>
     </w:p>
-    <w:p>
+    <w:p ns2:paraId="38045120" ns2:textId="77777777">
       <w:pPr>
         <w:pStyle w:val="Prrafodelista"/>
         <w:spacing w:after="0" w:line="240" w:lineRule="auto"/>
@@ -848,11 +848,11 @@
           <w:color w:val="000000"/>
           <w:kern w:val="0"/>
           <w:lang w:eastAsia="es-ES"/>
-          <w14:ligatures w14:val="none"/>
-        </w:rPr>
-      </w:pPr>
-    </w:p>
-    <w:p>
+          <ns2:ligatures ns2:val="none"/>
+        </w:rPr>
+      </w:pPr>
+    </w:p>
+    <w:p ns2:paraId="18A8FEFC" ns2:textId="06777C2F">
       <w:pPr>
         <w:pStyle w:val="Prrafodelista"/>
         <w:numPr>
@@ -870,7 +870,7 @@
           <w:color w:val="000000"/>
           <w:kern w:val="0"/>
           <w:lang w:eastAsia="es-ES"/>
-          <w14:ligatures w14:val="none"/>
+          <ns2:ligatures ns2:val="none"/>
         </w:rPr>
       </w:pPr>
       <w:r>
@@ -879,7 +879,7 @@
           <w:color w:val="000000"/>
           <w:kern w:val="0"/>
           <w:lang w:eastAsia="es-ES"/>
-          <w14:ligatures w14:val="none"/>
+          <ns2:ligatures ns2:val="none"/>
         </w:rPr>
         <w:t>L</w:t>
       </w:r>
@@ -889,12 +889,12 @@
           <w:color w:val="000000"/>
           <w:kern w:val="0"/>
           <w:lang w:eastAsia="es-ES"/>
-          <w14:ligatures w14:val="none"/>
+          <ns2:ligatures ns2:val="none"/>
         </w:rPr>
         <w:t>uego del referido evento, procedió a bloquear las tarjetas del Banco; sin embargo, tomó conocimiento de que los fondos existentes en la cuenta bancaria vinculada ya habían sido retirados.</w:t>
       </w:r>
     </w:p>
-    <w:p>
+    <w:p ns2:paraId="264AD287" ns2:textId="77777777">
       <w:pPr>
         <w:pStyle w:val="Prrafodelista"/>
         <w:spacing w:after="0" w:line="240" w:lineRule="auto"/>
@@ -905,11 +905,11 @@
           <w:color w:val="000000"/>
           <w:kern w:val="0"/>
           <w:lang w:eastAsia="es-ES"/>
-          <w14:ligatures w14:val="none"/>
-        </w:rPr>
-      </w:pPr>
-    </w:p>
-    <w:p>
+          <ns2:ligatures ns2:val="none"/>
+        </w:rPr>
+      </w:pPr>
+    </w:p>
+    <w:p ns2:paraId="1F7B5BBD" ns2:textId="79C7F10D">
       <w:pPr>
         <w:pStyle w:val="Prrafodelista"/>
         <w:numPr>
@@ -927,7 +927,7 @@
           <w:color w:val="000000"/>
           <w:kern w:val="0"/>
           <w:lang w:eastAsia="es-ES"/>
-          <w14:ligatures w14:val="none"/>
+          <ns2:ligatures ns2:val="none"/>
         </w:rPr>
       </w:pPr>
       <w:r>
@@ -936,7 +936,7 @@
           <w:color w:val="000000"/>
           <w:kern w:val="0"/>
           <w:lang w:eastAsia="es-ES"/>
-          <w14:ligatures w14:val="none"/>
+          <ns2:ligatures ns2:val="none"/>
         </w:rPr>
         <w:t xml:space="preserve">El 16 de enero de 2026, presentó ante el Banco la solicitud de </w:t>
       </w:r>
@@ -946,7 +946,7 @@
           <w:color w:val="000000"/>
           <w:kern w:val="0"/>
           <w:lang w:eastAsia="es-ES"/>
-          <w14:ligatures w14:val="none"/>
+          <ns2:ligatures ns2:val="none"/>
         </w:rPr>
         <w:t>otorgamiento</w:t>
       </w:r>
@@ -956,7 +956,7 @@
           <w:color w:val="000000"/>
           <w:kern w:val="0"/>
           <w:lang w:eastAsia="es-ES"/>
-          <w14:ligatures w14:val="none"/>
+          <ns2:ligatures ns2:val="none"/>
         </w:rPr>
         <w:t xml:space="preserve"> de cobertura </w:t>
       </w:r>
@@ -966,7 +966,7 @@
           <w:color w:val="000000"/>
           <w:kern w:val="0"/>
           <w:lang w:eastAsia="es-ES"/>
-          <w14:ligatures w14:val="none"/>
+          <ns2:ligatures ns2:val="none"/>
         </w:rPr>
         <w:t xml:space="preserve">del </w:t>
       </w:r>
@@ -976,7 +976,7 @@
           <w:color w:val="000000"/>
           <w:kern w:val="0"/>
           <w:lang w:eastAsia="es-ES"/>
-          <w14:ligatures w14:val="none"/>
+          <ns2:ligatures ns2:val="none"/>
         </w:rPr>
         <w:t>Seguro de Protección de Tarjetas</w:t>
       </w:r>
@@ -986,7 +986,7 @@
           <w:color w:val="000000"/>
           <w:kern w:val="0"/>
           <w:lang w:eastAsia="es-ES"/>
-          <w14:ligatures w14:val="none"/>
+          <ns2:ligatures ns2:val="none"/>
         </w:rPr>
         <w:t>, requiriendo el reconocimiento de la cobertura por la suma de S/ 19 988,55 y US$ 1 540,00.</w:t>
       </w:r>
@@ -996,12 +996,12 @@
           <w:color w:val="000000"/>
           <w:kern w:val="0"/>
           <w:lang w:eastAsia="es-ES"/>
-          <w14:ligatures w14:val="none"/>
+          <ns2:ligatures ns2:val="none"/>
         </w:rPr>
         <w:t xml:space="preserve"> </w:t>
       </w:r>
     </w:p>
-    <w:p>
+    <w:p ns2:paraId="5A7B1B34" ns2:textId="77777777">
       <w:pPr>
         <w:spacing w:after="0" w:line="240" w:lineRule="auto"/>
         <w:ind w:left="567"/>
@@ -1012,11 +1012,11 @@
           <w:color w:val="000000"/>
           <w:kern w:val="0"/>
           <w:lang w:eastAsia="es-ES"/>
-          <w14:ligatures w14:val="none"/>
-        </w:rPr>
-      </w:pPr>
-    </w:p>
-    <w:p>
+          <ns2:ligatures ns2:val="none"/>
+        </w:rPr>
+      </w:pPr>
+    </w:p>
+    <w:p ns2:paraId="3FCF86E9" ns2:textId="41FAAC7C">
       <w:pPr>
         <w:pStyle w:val="Prrafodelista"/>
         <w:numPr>
@@ -1034,7 +1034,7 @@
           <w:color w:val="000000"/>
           <w:kern w:val="0"/>
           <w:lang w:eastAsia="es-ES"/>
-          <w14:ligatures w14:val="none"/>
+          <ns2:ligatures ns2:val="none"/>
         </w:rPr>
       </w:pPr>
       <w:r>
@@ -1043,7 +1043,7 @@
           <w:color w:val="000000"/>
           <w:kern w:val="0"/>
           <w:lang w:eastAsia="es-ES"/>
-          <w14:ligatures w14:val="none"/>
+          <ns2:ligatures ns2:val="none"/>
         </w:rPr>
         <w:t>El 27 de enero de 2026, mediante Oficio GSIN-1290272/2026, Pacífico le comunicó que debía someterse a una prueba poligráfica</w:t>
       </w:r>
@@ -1053,7 +1053,7 @@
           <w:color w:val="000000"/>
           <w:kern w:val="0"/>
           <w:lang w:eastAsia="es-ES"/>
-          <w14:ligatures w14:val="none"/>
+          <ns2:ligatures ns2:val="none"/>
         </w:rPr>
         <w:t xml:space="preserve"> </w:t>
       </w:r>
@@ -1063,12 +1063,12 @@
           <w:color w:val="000000"/>
           <w:kern w:val="0"/>
           <w:lang w:eastAsia="es-ES"/>
-          <w14:ligatures w14:val="none"/>
+          <ns2:ligatures ns2:val="none"/>
         </w:rPr>
         <w:t>con la finalidad de continuar con la evaluación del siniestro reportado.</w:t>
       </w:r>
     </w:p>
-    <w:p>
+    <w:p ns2:paraId="17777D80" ns2:textId="77777777">
       <w:pPr>
         <w:pStyle w:val="Prrafodelista"/>
         <w:spacing w:after="0" w:line="240" w:lineRule="auto"/>
@@ -1079,11 +1079,11 @@
           <w:color w:val="000000"/>
           <w:kern w:val="0"/>
           <w:lang w:eastAsia="es-ES"/>
-          <w14:ligatures w14:val="none"/>
-        </w:rPr>
-      </w:pPr>
-    </w:p>
-    <w:p>
+          <ns2:ligatures ns2:val="none"/>
+        </w:rPr>
+      </w:pPr>
+    </w:p>
+    <w:p ns2:paraId="5E165DB5" ns2:textId="44A7E2DB">
       <w:pPr>
         <w:pStyle w:val="Prrafodelista"/>
         <w:numPr>
@@ -1101,7 +1101,7 @@
           <w:color w:val="000000"/>
           <w:kern w:val="0"/>
           <w:lang w:eastAsia="es-ES"/>
-          <w14:ligatures w14:val="none"/>
+          <ns2:ligatures ns2:val="none"/>
         </w:rPr>
       </w:pPr>
       <w:r>
@@ -1110,7 +1110,7 @@
           <w:color w:val="000000"/>
           <w:kern w:val="0"/>
           <w:lang w:eastAsia="es-ES"/>
-          <w14:ligatures w14:val="none"/>
+          <ns2:ligatures ns2:val="none"/>
         </w:rPr>
         <w:t>Posteriormente</w:t>
       </w:r>
@@ -1120,7 +1120,7 @@
           <w:color w:val="000000"/>
           <w:kern w:val="0"/>
           <w:lang w:eastAsia="es-ES"/>
-          <w14:ligatures w14:val="none"/>
+          <ns2:ligatures ns2:val="none"/>
         </w:rPr>
         <w:t xml:space="preserve">, </w:t>
       </w:r>
@@ -1130,7 +1130,7 @@
           <w:color w:val="000000"/>
           <w:kern w:val="0"/>
           <w:lang w:eastAsia="es-ES"/>
-          <w14:ligatures w14:val="none"/>
+          <ns2:ligatures ns2:val="none"/>
         </w:rPr>
         <w:t xml:space="preserve">se comunicó con Honesty S.A.C., empresa encargada de la realización de la prueba de polígrafo, </w:t>
       </w:r>
@@ -1140,12 +1140,12 @@
           <w:color w:val="000000"/>
           <w:kern w:val="0"/>
           <w:lang w:eastAsia="es-ES"/>
-          <w14:ligatures w14:val="none"/>
+          <ns2:ligatures ns2:val="none"/>
         </w:rPr>
         <w:t>y remitió documentación médica, incluida su historia clínica, mediante la cual se le informó que no resultaba recomendable la realización de la prueba poligráfica debido a su estado de gestación, en tanto ello podría afectar el resultado de la evaluación.</w:t>
       </w:r>
     </w:p>
-    <w:p>
+    <w:p ns2:paraId="1B15CA2A" ns2:textId="77777777">
       <w:pPr>
         <w:pStyle w:val="Prrafodelista"/>
         <w:spacing w:after="0" w:line="240" w:lineRule="auto"/>
@@ -1156,11 +1156,11 @@
           <w:color w:val="000000"/>
           <w:kern w:val="0"/>
           <w:lang w:eastAsia="es-ES"/>
-          <w14:ligatures w14:val="none"/>
-        </w:rPr>
-      </w:pPr>
-    </w:p>
-    <w:p>
+          <ns2:ligatures ns2:val="none"/>
+        </w:rPr>
+      </w:pPr>
+    </w:p>
+    <w:p ns2:paraId="2DF965D5" ns2:textId="5C17BB76">
       <w:pPr>
         <w:pStyle w:val="Prrafodelista"/>
         <w:numPr>
@@ -1178,7 +1178,7 @@
           <w:color w:val="000000"/>
           <w:kern w:val="0"/>
           <w:lang w:eastAsia="es-ES"/>
-          <w14:ligatures w14:val="none"/>
+          <ns2:ligatures ns2:val="none"/>
         </w:rPr>
       </w:pPr>
       <w:r>
@@ -1187,13 +1187,13 @@
           <w:color w:val="000000"/>
           <w:kern w:val="0"/>
           <w:lang w:eastAsia="es-ES"/>
-          <w14:ligatures w14:val="none"/>
+          <ns2:ligatures ns2:val="none"/>
         </w:rPr>
         <w:lastRenderedPageBreak/>
         <w:t>El 28 de enero de 2026, remitió a Pacífico un correo electrónico en respuesta al Oficio GSIN-1290272/2026, adjuntando historia clínica fedateada y demás documentación médica relacionada con su estado de gestación, señalando que la realización de la prueba poligráfica podría ocasionarle estrés emocional y psicológico, así como alterar sus pulsaciones corporales, lo que afectaría el resultado de dicha evaluación.</w:t>
       </w:r>
     </w:p>
-    <w:p>
+    <w:p ns2:paraId="53C4552C" ns2:textId="77777777">
       <w:pPr>
         <w:pStyle w:val="Prrafodelista"/>
         <w:spacing w:after="0" w:line="240" w:lineRule="auto"/>
@@ -1204,11 +1204,11 @@
           <w:color w:val="000000"/>
           <w:kern w:val="0"/>
           <w:lang w:eastAsia="es-ES"/>
-          <w14:ligatures w14:val="none"/>
-        </w:rPr>
-      </w:pPr>
-    </w:p>
-    <w:p>
+          <ns2:ligatures ns2:val="none"/>
+        </w:rPr>
+      </w:pPr>
+    </w:p>
+    <w:p ns2:paraId="57112146" ns2:textId="4DE5C73C">
       <w:pPr>
         <w:pStyle w:val="Prrafodelista"/>
         <w:numPr>
@@ -1226,7 +1226,7 @@
           <w:color w:val="000000"/>
           <w:kern w:val="0"/>
           <w:lang w:eastAsia="es-ES"/>
-          <w14:ligatures w14:val="none"/>
+          <ns2:ligatures ns2:val="none"/>
         </w:rPr>
       </w:pPr>
       <w:r>
@@ -1235,7 +1235,7 @@
           <w:color w:val="000000"/>
           <w:kern w:val="0"/>
           <w:lang w:eastAsia="es-ES"/>
-          <w14:ligatures w14:val="none"/>
+          <ns2:ligatures ns2:val="none"/>
         </w:rPr>
         <w:t xml:space="preserve">El 11 de febrero de 2026, mediante Carta GSIN-1292991/2026, Pacífico le comunicó que el trámite de activación del </w:t>
       </w:r>
@@ -1245,7 +1245,7 @@
           <w:color w:val="000000"/>
           <w:kern w:val="0"/>
           <w:lang w:eastAsia="es-ES"/>
-          <w14:ligatures w14:val="none"/>
+          <ns2:ligatures ns2:val="none"/>
         </w:rPr>
         <w:t>Seguro de Protección de Tarjetas</w:t>
       </w:r>
@@ -1255,7 +1255,7 @@
           <w:color w:val="000000"/>
           <w:kern w:val="0"/>
           <w:lang w:val="es-ES" w:eastAsia="es-ES"/>
-          <w14:ligatures w14:val="none"/>
+          <ns2:ligatures ns2:val="none"/>
         </w:rPr>
         <w:t xml:space="preserve"> </w:t>
       </w:r>
@@ -1265,7 +1265,7 @@
           <w:color w:val="000000"/>
           <w:kern w:val="0"/>
           <w:lang w:eastAsia="es-ES"/>
-          <w14:ligatures w14:val="none"/>
+          <ns2:ligatures ns2:val="none"/>
         </w:rPr>
         <w:t>permanecería suspendido hasta que pudiera someterse a la prueba poligráfica, indicando que debía esperar un mes para su realización.</w:t>
       </w:r>
@@ -1275,7 +1275,7 @@
           <w:color w:val="000000"/>
           <w:kern w:val="0"/>
           <w:lang w:eastAsia="es-ES"/>
-          <w14:ligatures w14:val="none"/>
+          <ns2:ligatures ns2:val="none"/>
         </w:rPr>
         <w:t xml:space="preserve"> Luego</w:t>
       </w:r>
@@ -1285,7 +1285,7 @@
           <w:color w:val="000000"/>
           <w:kern w:val="0"/>
           <w:lang w:eastAsia="es-ES"/>
-          <w14:ligatures w14:val="none"/>
+          <ns2:ligatures ns2:val="none"/>
         </w:rPr>
         <w:t xml:space="preserve">, informó a </w:t>
       </w:r>
@@ -1295,7 +1295,7 @@
           <w:color w:val="000000"/>
           <w:kern w:val="0"/>
           <w:lang w:eastAsia="es-ES"/>
-          <w14:ligatures w14:val="none"/>
+          <ns2:ligatures ns2:val="none"/>
         </w:rPr>
         <w:t>la compañía aseguradora</w:t>
       </w:r>
@@ -1305,12 +1305,12 @@
           <w:color w:val="000000"/>
           <w:kern w:val="0"/>
           <w:lang w:eastAsia="es-ES"/>
-          <w14:ligatures w14:val="none"/>
+          <ns2:ligatures ns2:val="none"/>
         </w:rPr>
         <w:t xml:space="preserve"> que tenía programado el parto para el 2 de abril de 2026 y que el periodo de recuperación posterior le impediría realizar desplazamientos o actividades que comprometieran su estado de salud.</w:t>
       </w:r>
     </w:p>
-    <w:p>
+    <w:p ns2:paraId="473658C4" ns2:textId="77777777">
       <w:pPr>
         <w:pStyle w:val="Prrafodelista"/>
         <w:spacing w:after="0" w:line="240" w:lineRule="auto"/>
@@ -1321,11 +1321,11 @@
           <w:color w:val="000000"/>
           <w:kern w:val="0"/>
           <w:lang w:eastAsia="es-ES"/>
-          <w14:ligatures w14:val="none"/>
-        </w:rPr>
-      </w:pPr>
-    </w:p>
-    <w:p>
+          <ns2:ligatures ns2:val="none"/>
+        </w:rPr>
+      </w:pPr>
+    </w:p>
+    <w:p ns2:paraId="0AF824FB" ns2:textId="014A05C6">
       <w:pPr>
         <w:pStyle w:val="Prrafodelista"/>
         <w:numPr>
@@ -1343,7 +1343,7 @@
           <w:color w:val="000000"/>
           <w:kern w:val="0"/>
           <w:lang w:eastAsia="es-ES"/>
-          <w14:ligatures w14:val="none"/>
+          <ns2:ligatures ns2:val="none"/>
         </w:rPr>
       </w:pPr>
       <w:r>
@@ -1352,7 +1352,7 @@
           <w:color w:val="000000"/>
           <w:kern w:val="0"/>
           <w:lang w:eastAsia="es-ES"/>
-          <w14:ligatures w14:val="none"/>
+          <ns2:ligatures ns2:val="none"/>
         </w:rPr>
         <w:t xml:space="preserve">El 12 de febrero de 2026, presentó el Reclamo 000/0899/2026 ante Pacífico, cuestionando la suspensión del procedimiento de </w:t>
       </w:r>
@@ -1362,7 +1362,7 @@
           <w:color w:val="000000"/>
           <w:kern w:val="0"/>
           <w:lang w:eastAsia="es-ES"/>
-          <w14:ligatures w14:val="none"/>
+          <ns2:ligatures ns2:val="none"/>
         </w:rPr>
         <w:t>solicitud de otorgamiento</w:t>
       </w:r>
@@ -1372,12 +1372,12 @@
           <w:color w:val="000000"/>
           <w:kern w:val="0"/>
           <w:lang w:eastAsia="es-ES"/>
-          <w14:ligatures w14:val="none"/>
+          <ns2:ligatures ns2:val="none"/>
         </w:rPr>
         <w:t xml:space="preserve"> de cobertura y la exigencia de someterse a una prueba poligráfica pese a la documentación médica remitida.</w:t>
       </w:r>
     </w:p>
-    <w:p>
+    <w:p ns2:paraId="6CAF797D" ns2:textId="77777777">
       <w:pPr>
         <w:pStyle w:val="Prrafodelista"/>
         <w:spacing w:after="0" w:line="240" w:lineRule="auto"/>
@@ -1388,11 +1388,11 @@
           <w:color w:val="000000"/>
           <w:kern w:val="0"/>
           <w:lang w:eastAsia="es-ES"/>
-          <w14:ligatures w14:val="none"/>
-        </w:rPr>
-      </w:pPr>
-    </w:p>
-    <w:p>
+          <ns2:ligatures ns2:val="none"/>
+        </w:rPr>
+      </w:pPr>
+    </w:p>
+    <w:p ns2:paraId="74685344" ns2:textId="30E3D63D">
       <w:pPr>
         <w:pStyle w:val="Prrafodelista"/>
         <w:numPr>
@@ -1410,7 +1410,7 @@
           <w:color w:val="000000"/>
           <w:kern w:val="0"/>
           <w:lang w:eastAsia="es-ES"/>
-          <w14:ligatures w14:val="none"/>
+          <ns2:ligatures ns2:val="none"/>
         </w:rPr>
       </w:pPr>
       <w:r>
@@ -1419,12 +1419,12 @@
           <w:color w:val="000000"/>
           <w:kern w:val="0"/>
           <w:lang w:eastAsia="es-ES"/>
-          <w14:ligatures w14:val="none"/>
+          <ns2:ligatures ns2:val="none"/>
         </w:rPr>
         <w:t>El 19 de febrero de 2026, mediante Oficio PPS-01624/2026, Pacífico ratificó el contenido de la Carta GSIN-1292991/2026, reiterando como requisito para la continuidad del trámite que se sometiera a la prueba poligráfica.</w:t>
       </w:r>
     </w:p>
-    <w:p>
+    <w:p ns2:paraId="74609643" ns2:textId="77777777">
       <w:pPr>
         <w:pStyle w:val="Prrafodelista"/>
         <w:spacing w:after="0" w:line="240" w:lineRule="auto"/>
@@ -1433,11 +1433,11 @@
           <w:color w:val="000000"/>
           <w:kern w:val="0"/>
           <w:lang w:eastAsia="es-ES"/>
-          <w14:ligatures w14:val="none"/>
-        </w:rPr>
-      </w:pPr>
-    </w:p>
-    <w:p>
+          <ns2:ligatures ns2:val="none"/>
+        </w:rPr>
+      </w:pPr>
+    </w:p>
+    <w:p ns2:paraId="0CF76BD1" ns2:textId="77777777">
       <w:pPr>
         <w:pStyle w:val="Prrafodelista"/>
         <w:numPr>
@@ -1455,7 +1455,7 @@
           <w:color w:val="000000"/>
           <w:kern w:val="0"/>
           <w:lang w:eastAsia="es-ES"/>
-          <w14:ligatures w14:val="none"/>
+          <ns2:ligatures ns2:val="none"/>
         </w:rPr>
       </w:pPr>
       <w:r>
@@ -1464,12 +1464,12 @@
           <w:color w:val="000000"/>
           <w:kern w:val="0"/>
           <w:lang w:eastAsia="es-ES"/>
-          <w14:ligatures w14:val="none"/>
+          <ns2:ligatures ns2:val="none"/>
         </w:rPr>
         <w:t>Por otra parte, tomó conocimiento de un caso similar en el siniestro 100****740, en el cual Pacífico habría admitido como sustento el resultado de una investigación policial debido al estado de gestación de una asegurada, sin exigir la realización de una prueba poligráfica. Pese a encontrarse en una situación similar, la empresa aseguradora mantuvo una conducta discriminatoria al exigirle someterse a dicha evaluación como condición para continuar con el trámite de cobertura del seguro.</w:t>
       </w:r>
     </w:p>
-    <w:p>
+    <w:p ns2:paraId="614F5C40" ns2:textId="77777777">
       <w:pPr>
         <w:pStyle w:val="Prrafodelista"/>
         <w:spacing w:after="0" w:line="240" w:lineRule="auto"/>
@@ -1480,11 +1480,11 @@
           <w:color w:val="000000"/>
           <w:kern w:val="0"/>
           <w:lang w:eastAsia="es-ES"/>
-          <w14:ligatures w14:val="none"/>
-        </w:rPr>
-      </w:pPr>
-    </w:p>
-    <w:p>
+          <ns2:ligatures ns2:val="none"/>
+        </w:rPr>
+      </w:pPr>
+    </w:p>
+    <w:p ns2:paraId="0162EED7" ns2:textId="2F563E54">
       <w:pPr>
         <w:pStyle w:val="Prrafodelista"/>
         <w:numPr>
@@ -1502,7 +1502,7 @@
           <w:color w:val="000000"/>
           <w:kern w:val="0"/>
           <w:lang w:eastAsia="es-ES"/>
-          <w14:ligatures w14:val="none"/>
+          <ns2:ligatures ns2:val="none"/>
         </w:rPr>
       </w:pPr>
       <w:r>
@@ -1511,7 +1511,7 @@
           <w:color w:val="000000"/>
           <w:kern w:val="0"/>
           <w:lang w:eastAsia="es-ES"/>
-          <w14:ligatures w14:val="none"/>
+          <ns2:ligatures ns2:val="none"/>
         </w:rPr>
         <w:t>Hasta la fecha</w:t>
       </w:r>
@@ -1521,7 +1521,7 @@
           <w:color w:val="000000"/>
           <w:kern w:val="0"/>
           <w:lang w:eastAsia="es-ES"/>
-          <w14:ligatures w14:val="none"/>
+          <ns2:ligatures ns2:val="none"/>
         </w:rPr>
         <w:t xml:space="preserve">, pese a haber presentado denuncia policial, documentación bancaria, e información médica vinculada a su estado de gestación, Pacífico no </w:t>
       </w:r>
@@ -1531,7 +1531,7 @@
           <w:color w:val="000000"/>
           <w:kern w:val="0"/>
           <w:lang w:eastAsia="es-ES"/>
-          <w14:ligatures w14:val="none"/>
+          <ns2:ligatures ns2:val="none"/>
         </w:rPr>
         <w:t>otorgó la cobertura</w:t>
       </w:r>
@@ -1541,7 +1541,7 @@
           <w:color w:val="000000"/>
           <w:kern w:val="0"/>
           <w:lang w:eastAsia="es-ES"/>
-          <w14:ligatures w14:val="none"/>
+          <ns2:ligatures ns2:val="none"/>
         </w:rPr>
         <w:t xml:space="preserve"> del </w:t>
       </w:r>
@@ -1551,7 +1551,7 @@
           <w:color w:val="000000"/>
           <w:kern w:val="0"/>
           <w:lang w:eastAsia="es-ES"/>
-          <w14:ligatures w14:val="none"/>
+          <ns2:ligatures ns2:val="none"/>
         </w:rPr>
         <w:t>Seguro de Protección de Tarjetas</w:t>
       </w:r>
@@ -1561,7 +1561,7 @@
           <w:color w:val="000000"/>
           <w:kern w:val="0"/>
           <w:lang w:val="es-ES" w:eastAsia="es-ES"/>
-          <w14:ligatures w14:val="none"/>
+          <ns2:ligatures ns2:val="none"/>
         </w:rPr>
         <w:t xml:space="preserve"> </w:t>
       </w:r>
@@ -1571,12 +1571,12 @@
           <w:color w:val="000000"/>
           <w:kern w:val="0"/>
           <w:lang w:eastAsia="es-ES"/>
-          <w14:ligatures w14:val="none"/>
+          <ns2:ligatures ns2:val="none"/>
         </w:rPr>
         <w:t>ni el desembolso de la cobertura solicitada ascendente a S/ 19 988,55 y US$ 1 540,00.</w:t>
       </w:r>
     </w:p>
-    <w:p>
+    <w:p ns2:paraId="33E14FF7" ns2:textId="77777777">
       <w:pPr>
         <w:tabs>
           <w:tab w:val="left" w:pos="1134"/>
@@ -1589,11 +1589,11 @@
           <w:color w:val="000000"/>
           <w:kern w:val="0"/>
           <w:lang w:eastAsia="es-ES"/>
-          <w14:ligatures w14:val="none"/>
-        </w:rPr>
-      </w:pPr>
-    </w:p>
-    <w:p>
+          <ns2:ligatures ns2:val="none"/>
+        </w:rPr>
+      </w:pPr>
+    </w:p>
+    <w:p ns2:paraId="65C58807" ns2:textId="2EDA0AAB">
       <w:pPr>
         <w:numPr>
           <w:ilvl w:val="1"/>
@@ -1611,7 +1611,7 @@
           <w:color w:val="000000"/>
           <w:kern w:val="0"/>
           <w:lang w:val="es-ES" w:eastAsia="es-ES"/>
-          <w14:ligatures w14:val="none"/>
+          <ns2:ligatures ns2:val="none"/>
         </w:rPr>
       </w:pPr>
       <w:r>
@@ -1620,7 +1620,7 @@
           <w:color w:val="000000"/>
           <w:kern w:val="0"/>
           <w:lang w:val="es-ES" w:eastAsia="es-ES"/>
-          <w14:ligatures w14:val="none"/>
+          <ns2:ligatures ns2:val="none"/>
         </w:rPr>
         <w:t xml:space="preserve">La señora [APELLIDO] solicitó, en calidad de medida correctiva, que Pacífico cumpla con otorgar la cobertura del Seguro de Protección de Tarjetas por el siniestro del 15 de enero de 2026, ascendente a S/ 19 988,55 y US$ 1 540,00. Asimismo, no requirió de manera expresa el reembolso de costos y costas del presente procedimiento. </w:t>
       </w:r>
@@ -1628,7 +1628,7 @@
         <w:rPr>
           <w:rFonts w:ascii="Arial Narrow" w:eastAsia="Calibri" w:hAnsi="Arial Narrow" w:cs="Arial"/>
           <w:kern w:val="0"/>
-          <w14:ligatures w14:val="none"/>
+          <ns2:ligatures ns2:val="none"/>
         </w:rPr>
         <w:t xml:space="preserve"/>
       </w:r>
@@ -1636,7 +1636,7 @@
         <w:rPr>
           <w:rFonts w:ascii="Arial Narrow" w:eastAsia="Calibri" w:hAnsi="Arial Narrow" w:cs="Arial"/>
           <w:kern w:val="0"/>
-          <w14:ligatures w14:val="none"/>
+          <ns2:ligatures ns2:val="none"/>
         </w:rPr>
         <w:t xml:space="preserve"/>
       </w:r>
@@ -1646,7 +1646,7 @@
           <w:color w:val="000000"/>
           <w:kern w:val="0"/>
           <w:lang w:val="es-ES" w:eastAsia="es-ES"/>
-          <w14:ligatures w14:val="none"/>
+          <ns2:ligatures ns2:val="none"/>
         </w:rPr>
         <w:t xml:space="preserve"/>
       </w:r>
@@ -1656,7 +1656,7 @@
           <w:color w:val="000000"/>
           <w:kern w:val="0"/>
           <w:lang w:val="es-ES" w:eastAsia="es-ES"/>
-          <w14:ligatures w14:val="none"/>
+          <ns2:ligatures ns2:val="none"/>
         </w:rPr>
         <w:t xml:space="preserve"/>
       </w:r>
@@ -1666,7 +1666,7 @@
           <w:color w:val="000000"/>
           <w:kern w:val="0"/>
           <w:lang w:val="es-ES" w:eastAsia="es-ES"/>
-          <w14:ligatures w14:val="none"/>
+          <ns2:ligatures ns2:val="none"/>
         </w:rPr>
         <w:t/>
       </w:r>
@@ -1676,7 +1676,7 @@
           <w:color w:val="000000"/>
           <w:kern w:val="0"/>
           <w:lang w:val="es-ES" w:eastAsia="es-ES"/>
-          <w14:ligatures w14:val="none"/>
+          <ns2:ligatures ns2:val="none"/>
         </w:rPr>
         <w:t xml:space="preserve"/>
       </w:r>
@@ -1686,7 +1686,7 @@
           <w:color w:val="000000"/>
           <w:kern w:val="0"/>
           <w:lang w:eastAsia="es-ES"/>
-          <w14:ligatures w14:val="none"/>
+          <ns2:ligatures ns2:val="none"/>
         </w:rPr>
         <w:t/>
       </w:r>
@@ -1696,7 +1696,7 @@
           <w:color w:val="000000"/>
           <w:kern w:val="0"/>
           <w:lang w:val="es-ES" w:eastAsia="es-ES"/>
-          <w14:ligatures w14:val="none"/>
+          <ns2:ligatures ns2:val="none"/>
         </w:rPr>
         <w:t xml:space="preserve"/>
       </w:r>
@@ -1706,7 +1706,7 @@
           <w:color w:val="000000"/>
           <w:kern w:val="0"/>
           <w:lang w:eastAsia="es-ES"/>
-          <w14:ligatures w14:val="none"/>
+          <ns2:ligatures ns2:val="none"/>
         </w:rPr>
         <w:t/>
       </w:r>
@@ -1716,7 +1716,7 @@
           <w:color w:val="000000"/>
           <w:kern w:val="0"/>
           <w:lang w:val="es-ES" w:eastAsia="es-ES"/>
-          <w14:ligatures w14:val="none"/>
+          <ns2:ligatures ns2:val="none"/>
         </w:rPr>
         <w:t xml:space="preserve"/>
       </w:r>
@@ -1726,7 +1726,7 @@
           <w:color w:val="000000"/>
           <w:kern w:val="0"/>
           <w:lang w:eastAsia="es-ES"/>
-          <w14:ligatures w14:val="none"/>
+          <ns2:ligatures ns2:val="none"/>
         </w:rPr>
         <w:t/>
       </w:r>
@@ -1736,7 +1736,7 @@
           <w:color w:val="000000"/>
           <w:kern w:val="0"/>
           <w:lang w:val="es-ES" w:eastAsia="es-ES"/>
-          <w14:ligatures w14:val="none"/>
+          <ns2:ligatures ns2:val="none"/>
         </w:rPr>
         <w:t xml:space="preserve"/>
       </w:r>
@@ -1746,7 +1746,7 @@
           <w:color w:val="000000"/>
           <w:kern w:val="0"/>
           <w:lang w:val="es-ES" w:eastAsia="es-ES"/>
-          <w14:ligatures w14:val="none"/>
+          <ns2:ligatures ns2:val="none"/>
         </w:rPr>
         <w:t xml:space="preserve"/>
       </w:r>
@@ -1756,7 +1756,7 @@
           <w:color w:val="000000"/>
           <w:kern w:val="0"/>
           <w:lang w:val="es-ES" w:eastAsia="es-ES"/>
-          <w14:ligatures w14:val="none"/>
+          <ns2:ligatures ns2:val="none"/>
         </w:rPr>
         <w:t xml:space="preserve"/>
       </w:r>
@@ -1766,7 +1766,7 @@
           <w:color w:val="000000"/>
           <w:kern w:val="0"/>
           <w:lang w:val="es-ES" w:eastAsia="es-ES"/>
-          <w14:ligatures w14:val="none"/>
+          <ns2:ligatures ns2:val="none"/>
         </w:rPr>
         <w:t xml:space="preserve"/>
       </w:r>
@@ -1776,7 +1776,7 @@
           <w:color w:val="000000"/>
           <w:kern w:val="0"/>
           <w:lang w:val="es-ES" w:eastAsia="es-ES"/>
-          <w14:ligatures w14:val="none"/>
+          <ns2:ligatures ns2:val="none"/>
         </w:rPr>
         <w:t/>
       </w:r>
@@ -1786,12 +1786,12 @@
           <w:color w:val="000000"/>
           <w:kern w:val="0"/>
           <w:lang w:val="es-ES" w:eastAsia="es-ES"/>
-          <w14:ligatures w14:val="none"/>
+          <ns2:ligatures ns2:val="none"/>
         </w:rPr>
         <w:t xml:space="preserve"/>
       </w:r>
     </w:p>
-    <w:p>
+    <w:p ns2:paraId="66005174" ns2:textId="77777777">
       <w:pPr>
         <w:spacing w:after="0" w:line="240" w:lineRule="auto"/>
         <w:contextualSpacing/>
@@ -1802,11 +1802,11 @@
           <w:color w:val="000000"/>
           <w:kern w:val="0"/>
           <w:lang w:eastAsia="es-PE"/>
-          <w14:ligatures w14:val="none"/>
-        </w:rPr>
-      </w:pPr>
-    </w:p>
-    <w:p>
+          <ns2:ligatures ns2:val="none"/>
+        </w:rPr>
+      </w:pPr>
+    </w:p>
+    <w:p ns2:paraId="3541B1F9" ns2:textId="77777777">
       <w:pPr>
         <w:pStyle w:val="Prrafodelista"/>
         <w:numPr>
@@ -1826,22 +1826,22 @@
           <w:color w:val="000000"/>
           <w:kern w:val="0"/>
           <w:lang w:eastAsia="es-PE"/>
-          <w14:ligatures w14:val="none"/>
-        </w:rPr>
-      </w:pPr>
-      <w:r>
-        <w:rPr>
-          <w:rFonts w:ascii="Arial Narrow" w:eastAsia="Arial Narrow" w:hAnsi="Arial Narrow" w:cs="Arial Narrow"/>
-          <w:b/>
-          <w:color w:val="000000"/>
-          <w:kern w:val="0"/>
-          <w:lang w:eastAsia="es-PE"/>
-          <w14:ligatures w14:val="none"/>
+          <ns2:ligatures ns2:val="none"/>
+        </w:rPr>
+      </w:pPr>
+      <w:r>
+        <w:rPr>
+          <w:rFonts w:ascii="Arial Narrow" w:eastAsia="Arial Narrow" w:hAnsi="Arial Narrow" w:cs="Arial Narrow"/>
+          <w:b/>
+          <w:color w:val="000000"/>
+          <w:kern w:val="0"/>
+          <w:lang w:eastAsia="es-PE"/>
+          <ns2:ligatures ns2:val="none"/>
         </w:rPr>
         <w:t>DE LA ADMISIÓN A TRÁMITE DE LA DENUNCIA</w:t>
       </w:r>
     </w:p>
-    <w:p>
+    <w:p ns2:paraId="34556756" ns2:textId="77777777">
       <w:pPr>
         <w:spacing w:after="0" w:line="240" w:lineRule="auto"/>
         <w:contextualSpacing/>
@@ -1852,13 +1852,13 @@
           <w:color w:val="000000"/>
           <w:kern w:val="0"/>
           <w:lang w:eastAsia="es-PE"/>
-          <w14:ligatures w14:val="none"/>
+          <ns2:ligatures ns2:val="none"/>
         </w:rPr>
       </w:pPr>
       <w:bookmarkStart w:id="1" w:name="_Hlk212795168"/>
       <w:bookmarkStart w:id="2" w:name="_Hlk218848146"/>
     </w:p>
-    <w:p>
+    <w:p ns2:paraId="37CC55C4" ns2:textId="71419974">
       <w:pPr>
         <w:pStyle w:val="Prrafodelista"/>
         <w:numPr>
@@ -1871,7 +1871,7 @@
         <w:rPr>
           <w:rFonts w:ascii="Arial Narrow" w:eastAsia="Arial Narrow" w:hAnsi="Arial Narrow" w:cs="Arial Narrow"/>
           <w:kern w:val="0"/>
-          <w14:ligatures w14:val="none"/>
+          <ns2:ligatures ns2:val="none"/>
         </w:rPr>
       </w:pPr>
       <w:bookmarkStart w:id="3" w:name="_Hlk140755208"/>
@@ -1883,7 +1883,7 @@
           <w:color w:val="000000"/>
           <w:kern w:val="0"/>
           <w:lang w:eastAsia="es-PE"/>
-          <w14:ligatures w14:val="none"/>
+          <ns2:ligatures ns2:val="none"/>
         </w:rPr>
         <w:t>La Secretaría Técnica de la Comisión de Protección al Consumidor 1 (en adelante, la Secretaría Técnica), en ejercicio de sus facultades</w:t>
       </w:r>
@@ -1896,7 +1896,7 @@
           <w:rFonts w:ascii="Arial Narrow" w:eastAsia="Arial Narrow" w:hAnsi="Arial Narrow" w:cs="Arial Narrow"/>
           <w:kern w:val="0"/>
           <w:vertAlign w:val="superscript"/>
-          <w14:ligatures w14:val="none"/>
+          <ns2:ligatures ns2:val="none"/>
         </w:rPr>
         <w:footnoteReference w:id="3"/>
       </w:r>
@@ -1906,7 +1906,7 @@
           <w:color w:val="000000"/>
           <w:kern w:val="0"/>
           <w:lang w:eastAsia="es-PE"/>
-          <w14:ligatures w14:val="none"/>
+          <ns2:ligatures ns2:val="none"/>
         </w:rPr>
         <w:t xml:space="preserve">, </w:t>
       </w:r>
@@ -1916,7 +1916,7 @@
           <w:color w:val="000000"/>
           <w:kern w:val="0"/>
           <w:lang w:eastAsia="es-PE"/>
-          <w14:ligatures w14:val="none"/>
+          <ns2:ligatures ns2:val="none"/>
         </w:rPr>
         <w:t xml:space="preserve">considera </w:t>
       </w:r>
@@ -1924,7 +1924,7 @@
         <w:rPr>
           <w:rFonts w:ascii="Arial Narrow" w:eastAsia="Arial Narrow" w:hAnsi="Arial Narrow" w:cs="Arial Narrow"/>
           <w:kern w:val="0"/>
-          <w14:ligatures w14:val="none"/>
+          <ns2:ligatures ns2:val="none"/>
         </w:rPr>
         <w:t xml:space="preserve">que el hecho denunciado, </w:t>
       </w:r>
@@ -1933,7 +1933,7 @@
         <w:rPr>
           <w:rFonts w:ascii="Arial Narrow" w:eastAsia="Arial Narrow" w:hAnsi="Arial Narrow" w:cs="Arial Narrow"/>
           <w:kern w:val="0"/>
-          <w14:ligatures w14:val="none"/>
+          <ns2:ligatures ns2:val="none"/>
         </w:rPr>
         <w:t xml:space="preserve">consistente en que </w:t>
       </w:r>
@@ -1948,7 +1948,7 @@
           <w:color w:val="000000"/>
           <w:kern w:val="0"/>
           <w:lang w:val="es-ES" w:eastAsia="es-ES"/>
-          <w14:ligatures w14:val="none"/>
+          <ns2:ligatures ns2:val="none"/>
         </w:rPr>
         <w:t xml:space="preserve">la </w:t>
       </w:r>
@@ -1958,7 +1958,7 @@
           <w:color w:val="000000"/>
           <w:kern w:val="0"/>
           <w:lang w:val="es-ES" w:eastAsia="es-ES"/>
-          <w14:ligatures w14:val="none"/>
+          <ns2:ligatures ns2:val="none"/>
         </w:rPr>
         <w:lastRenderedPageBreak/>
         <w:t xml:space="preserve">compañía aseguradora no habría cumplido con atender la solicitud de activación de la cobertura de la Póliza 1000001429 del Seguro de Protección de Tarjetas </w:t>
@@ -1969,7 +1969,7 @@
           <w:color w:val="000000"/>
           <w:kern w:val="0"/>
           <w:lang w:val="es-ES" w:eastAsia="es-ES"/>
-          <w14:ligatures w14:val="none"/>
+          <ns2:ligatures ns2:val="none"/>
         </w:rPr>
         <w:t>de</w:t>
       </w:r>
@@ -1979,7 +1979,7 @@
           <w:color w:val="000000"/>
           <w:kern w:val="0"/>
           <w:lang w:val="es-ES" w:eastAsia="es-ES"/>
-          <w14:ligatures w14:val="none"/>
+          <ns2:ligatures ns2:val="none"/>
         </w:rPr>
         <w:t xml:space="preserve"> la denunciante, por el siniestro del 15 de enero de 2026</w:t>
       </w:r>
@@ -1987,7 +1987,7 @@
         <w:rPr>
           <w:rFonts w:ascii="Arial Narrow" w:eastAsia="Arial Narrow" w:hAnsi="Arial Narrow" w:cs="Arial Narrow"/>
           <w:kern w:val="0"/>
-          <w14:ligatures w14:val="none"/>
+          <ns2:ligatures ns2:val="none"/>
         </w:rPr>
         <w:t>. Por consiguiente, corresponde calificar el hecho materia de denuncia como una presunta infracción al deber de idoneidad, tipificado en los artículos 18</w:t>
       </w:r>
@@ -1997,7 +1997,7 @@
           <w:color w:val="000000"/>
           <w:kern w:val="0"/>
           <w:lang w:eastAsia="es-PE"/>
-          <w14:ligatures w14:val="none"/>
+          <ns2:ligatures ns2:val="none"/>
         </w:rPr>
         <w:t/>
       </w:r>
@@ -2005,7 +2005,7 @@
         <w:rPr>
           <w:rFonts w:ascii="Arial Narrow" w:eastAsia="Arial Narrow" w:hAnsi="Arial Narrow" w:cs="Arial Narrow"/>
           <w:kern w:val="0"/>
-          <w14:ligatures w14:val="none"/>
+          <ns2:ligatures ns2:val="none"/>
         </w:rPr>
         <w:t xml:space="preserve"> y 19</w:t>
       </w:r>
@@ -2015,7 +2015,7 @@
           <w:color w:val="000000"/>
           <w:kern w:val="0"/>
           <w:lang w:eastAsia="es-PE"/>
-          <w14:ligatures w14:val="none"/>
+          <ns2:ligatures ns2:val="none"/>
         </w:rPr>
         <w:t/>
       </w:r>
@@ -2023,7 +2023,7 @@
         <w:rPr>
           <w:rFonts w:ascii="Arial Narrow" w:eastAsia="Arial Narrow" w:hAnsi="Arial Narrow" w:cs="Arial Narrow"/>
           <w:kern w:val="0"/>
-          <w14:ligatures w14:val="none"/>
+          <ns2:ligatures ns2:val="none"/>
         </w:rPr>
         <w:t xml:space="preserve"> del Código</w:t>
       </w:r>
@@ -2035,7 +2035,7 @@
           <w:rFonts w:ascii="Arial Narrow" w:eastAsia="Arial Narrow" w:hAnsi="Arial Narrow" w:cs="Arial"/>
           <w:kern w:val="0"/>
           <w:vertAlign w:val="superscript"/>
-          <w14:ligatures w14:val="none"/>
+          <ns2:ligatures ns2:val="none"/>
         </w:rPr>
         <w:footnoteReference w:id="4"/>
       </w:r>
@@ -2044,13 +2044,13 @@
         <w:rPr>
           <w:rFonts w:ascii="Arial Narrow" w:eastAsia="Arial Narrow" w:hAnsi="Arial Narrow" w:cs="Arial Narrow"/>
           <w:kern w:val="0"/>
-          <w14:ligatures w14:val="none"/>
+          <ns2:ligatures ns2:val="none"/>
         </w:rPr>
         <w:t>.</w:t>
       </w:r>
       <w:bookmarkEnd w:id="8"/>
     </w:p>
-    <w:p>
+    <w:p ns2:paraId="023C6E30" ns2:textId="77777777">
       <w:pPr>
         <w:pStyle w:val="Prrafodelista"/>
         <w:spacing w:after="0" w:line="240" w:lineRule="auto"/>
@@ -2059,12 +2059,12 @@
         <w:rPr>
           <w:rFonts w:ascii="Arial Narrow" w:eastAsia="Arial Narrow" w:hAnsi="Arial Narrow" w:cs="Arial Narrow"/>
           <w:kern w:val="0"/>
-          <w14:ligatures w14:val="none"/>
+          <ns2:ligatures ns2:val="none"/>
         </w:rPr>
       </w:pPr>
       <w:bookmarkStart w:id="11" w:name="_Hlk213150180"/>
     </w:p>
-    <w:p>
+    <w:p ns2:paraId="35031300" ns2:textId="707D6085">
       <w:pPr>
         <w:pStyle w:val="Prrafodelista"/>
         <w:numPr>
@@ -2077,14 +2077,14 @@
         <w:rPr>
           <w:rFonts w:ascii="Arial Narrow" w:eastAsia="Arial Narrow" w:hAnsi="Arial Narrow" w:cs="Arial Narrow"/>
           <w:kern w:val="0"/>
-          <w14:ligatures w14:val="none"/>
-        </w:rPr>
-      </w:pPr>
-      <w:r>
-        <w:rPr>
-          <w:rFonts w:ascii="Arial Narrow" w:eastAsia="Arial Narrow" w:hAnsi="Arial Narrow" w:cs="Arial Narrow"/>
-          <w:kern w:val="0"/>
-          <w14:ligatures w14:val="none"/>
+          <ns2:ligatures ns2:val="none"/>
+        </w:rPr>
+      </w:pPr>
+      <w:r>
+        <w:rPr>
+          <w:rFonts w:ascii="Arial Narrow" w:eastAsia="Arial Narrow" w:hAnsi="Arial Narrow" w:cs="Arial Narrow"/>
+          <w:kern w:val="0"/>
+          <ns2:ligatures ns2:val="none"/>
         </w:rPr>
         <w:t xml:space="preserve">Así también, la Secretaría Técnica, en ejercicio de sus facultades, </w:t>
       </w:r>
@@ -2094,7 +2094,7 @@
           <w:color w:val="000000"/>
           <w:kern w:val="0"/>
           <w:lang w:eastAsia="es-PE"/>
-          <w14:ligatures w14:val="none"/>
+          <ns2:ligatures ns2:val="none"/>
         </w:rPr>
         <w:t xml:space="preserve">considera </w:t>
       </w:r>
@@ -2102,7 +2102,7 @@
         <w:rPr>
           <w:rFonts w:ascii="Arial Narrow" w:eastAsia="Arial Narrow" w:hAnsi="Arial Narrow" w:cs="Arial Narrow"/>
           <w:kern w:val="0"/>
-          <w14:ligatures w14:val="none"/>
+          <ns2:ligatures ns2:val="none"/>
         </w:rPr>
         <w:t xml:space="preserve">que el hecho denunciado, consistente en que </w:t>
       </w:r>
@@ -2113,7 +2113,7 @@
           <w:color w:val="000000"/>
           <w:kern w:val="0"/>
           <w:lang w:val="es-ES" w:eastAsia="es-ES"/>
-          <w14:ligatures w14:val="none"/>
+          <ns2:ligatures ns2:val="none"/>
         </w:rPr>
         <w:t xml:space="preserve">la compañía aseguradora </w:t>
       </w:r>
@@ -2123,7 +2123,7 @@
           <w:kern w:val="0"/>
           <w:shd w:val="clear" w:color="auto" w:fill="FFFFFF"/>
           <w:lang w:eastAsia="es-PE"/>
-          <w14:ligatures w14:val="none"/>
+          <ns2:ligatures ns2:val="none"/>
         </w:rPr>
         <w:t xml:space="preserve">habría condicionado la atención de la solicitud de cobertura </w:t>
       </w:r>
@@ -2133,7 +2133,7 @@
           <w:color w:val="000000"/>
           <w:kern w:val="0"/>
           <w:lang w:val="es-ES" w:eastAsia="es-ES"/>
-          <w14:ligatures w14:val="none"/>
+          <ns2:ligatures ns2:val="none"/>
         </w:rPr>
         <w:t xml:space="preserve">de la Póliza </w:t>
       </w:r>
@@ -2143,7 +2143,7 @@
           <w:color w:val="000000"/>
           <w:kern w:val="0"/>
           <w:lang w:eastAsia="es-PE"/>
-          <w14:ligatures w14:val="none"/>
+          <ns2:ligatures ns2:val="none"/>
         </w:rPr>
         <w:t/>
       </w:r>
@@ -2153,7 +2153,7 @@
           <w:color w:val="000000"/>
           <w:kern w:val="0"/>
           <w:lang w:val="es-ES" w:eastAsia="es-ES"/>
-          <w14:ligatures w14:val="none"/>
+          <ns2:ligatures ns2:val="none"/>
         </w:rPr>
         <w:t xml:space="preserve"> 1000001429 del </w:t>
       </w:r>
@@ -2163,7 +2163,7 @@
           <w:color w:val="000000"/>
           <w:kern w:val="0"/>
           <w:lang w:eastAsia="es-ES"/>
-          <w14:ligatures w14:val="none"/>
+          <ns2:ligatures ns2:val="none"/>
         </w:rPr>
         <w:t xml:space="preserve">Seguro de Protección de Tarjetas a que </w:t>
       </w:r>
@@ -2173,7 +2173,7 @@
           <w:kern w:val="0"/>
           <w:shd w:val="clear" w:color="auto" w:fill="FFFFFF"/>
           <w:lang w:eastAsia="es-PE"/>
-          <w14:ligatures w14:val="none"/>
+          <ns2:ligatures ns2:val="none"/>
         </w:rPr>
         <w:t>la denunciante se sometiera a una prueba poligráfica</w:t>
       </w:r>
@@ -2181,7 +2181,7 @@
         <w:rPr>
           <w:rFonts w:ascii="Arial Narrow" w:eastAsia="Arial Narrow" w:hAnsi="Arial Narrow" w:cs="Arial Narrow"/>
           <w:kern w:val="0"/>
-          <w14:ligatures w14:val="none"/>
+          <ns2:ligatures ns2:val="none"/>
         </w:rPr>
         <w:t xml:space="preserve">, pese a que no se encontraba apta para su realización </w:t>
       </w:r>
@@ -2191,7 +2191,7 @@
           <w:color w:val="000000"/>
           <w:kern w:val="0"/>
           <w:lang w:eastAsia="es-ES"/>
-          <w14:ligatures w14:val="none"/>
+          <ns2:ligatures ns2:val="none"/>
         </w:rPr>
         <w:t>debido a su estado de gestación</w:t>
       </w:r>
@@ -2199,7 +2199,7 @@
         <w:rPr>
           <w:rFonts w:ascii="Arial Narrow" w:eastAsia="Arial Narrow" w:hAnsi="Arial Narrow" w:cs="Arial Narrow"/>
           <w:kern w:val="0"/>
-          <w14:ligatures w14:val="none"/>
+          <ns2:ligatures ns2:val="none"/>
         </w:rPr>
         <w:t xml:space="preserve">. </w:t>
       </w:r>
@@ -2210,7 +2210,7 @@
           <w:color w:val="000000"/>
           <w:kern w:val="0"/>
           <w:lang w:eastAsia="es-PE"/>
-          <w14:ligatures w14:val="none"/>
+          <ns2:ligatures ns2:val="none"/>
         </w:rPr>
         <w:t xml:space="preserve">Por consiguiente, corresponde calificar el hecho materia de denuncia como una presunta infracción al deber de protección contra los métodos comerciales coercitivos, tipificado en </w:t>
       </w:r>
@@ -2221,7 +2221,7 @@
           <w:kern w:val="0"/>
           <w:shd w:val="clear" w:color="auto" w:fill="FFFFFF"/>
           <w:lang w:eastAsia="es-PE"/>
-          <w14:ligatures w14:val="none"/>
+          <ns2:ligatures ns2:val="none"/>
         </w:rPr>
         <w:t xml:space="preserve">literal g) del artículo 56 </w:t>
       </w:r>
@@ -2232,7 +2232,7 @@
           <w:color w:val="000000"/>
           <w:kern w:val="0"/>
           <w:lang w:eastAsia="es-PE"/>
-          <w14:ligatures w14:val="none"/>
+          <ns2:ligatures ns2:val="none"/>
         </w:rPr>
         <w:t>del Código</w:t>
       </w:r>
@@ -2252,13 +2252,13 @@
           <w:color w:val="000000"/>
           <w:kern w:val="0"/>
           <w:lang w:eastAsia="es-PE"/>
-          <w14:ligatures w14:val="none"/>
+          <ns2:ligatures ns2:val="none"/>
         </w:rPr>
         <w:t xml:space="preserve">. </w:t>
       </w:r>
       <w:bookmarkStart w:id="12" w:name="_Hlk215162008"/>
     </w:p>
-    <w:p>
+    <w:p ns2:paraId="51FCB5D3" ns2:textId="77777777">
       <w:pPr>
         <w:spacing w:after="0" w:line="240" w:lineRule="auto"/>
         <w:contextualSpacing/>
@@ -2266,11 +2266,11 @@
         <w:rPr>
           <w:rFonts w:ascii="Arial Narrow" w:eastAsia="Arial Narrow" w:hAnsi="Arial Narrow" w:cs="Arial Narrow"/>
           <w:kern w:val="0"/>
-          <w14:ligatures w14:val="none"/>
-        </w:rPr>
-      </w:pPr>
-    </w:p>
-    <w:p>
+          <ns2:ligatures ns2:val="none"/>
+        </w:rPr>
+      </w:pPr>
+    </w:p>
+    <w:p ns2:paraId="66D83CC9" ns2:textId="7E4CB478">
       <w:pPr>
         <w:pStyle w:val="Prrafodelista"/>
         <w:numPr>
@@ -2283,7 +2283,7 @@
         <w:rPr>
           <w:rFonts w:ascii="Arial Narrow" w:eastAsia="Arial Narrow" w:hAnsi="Arial Narrow" w:cs="Arial Narrow"/>
           <w:kern w:val="0"/>
-          <w14:ligatures w14:val="none"/>
+          <ns2:ligatures ns2:val="none"/>
         </w:rPr>
       </w:pPr>
       <w:bookmarkStart w:id="13" w:name="_Hlk214962902"/>
@@ -2292,7 +2292,7 @@
         <w:rPr>
           <w:rFonts w:ascii="Arial Narrow" w:eastAsia="Arial Narrow" w:hAnsi="Arial Narrow" w:cs="Arial Narrow"/>
           <w:kern w:val="0"/>
-          <w14:ligatures w14:val="none"/>
+          <ns2:ligatures ns2:val="none"/>
         </w:rPr>
         <w:t xml:space="preserve">Asimismo, la Secretaría Técnica, en ejercicio de sus facultades, considera que el hecho denunciado, consistente en que </w:t>
       </w:r>
@@ -2300,7 +2300,7 @@
         <w:rPr>
           <w:rFonts w:ascii="Arial Narrow" w:eastAsia="Arial Narrow" w:hAnsi="Arial Narrow" w:cs="Arial Narrow"/>
           <w:kern w:val="0"/>
-          <w14:ligatures w14:val="none"/>
+          <ns2:ligatures ns2:val="none"/>
         </w:rPr>
         <w:t xml:space="preserve">la compañía aseguradora habría brindado una respuesta inadecuada al reclamo presentado por la denunciante el </w:t>
       </w:r>
@@ -2310,7 +2310,7 @@
           <w:color w:val="000000"/>
           <w:kern w:val="0"/>
           <w:lang w:eastAsia="es-ES"/>
-          <w14:ligatures w14:val="none"/>
+          <ns2:ligatures ns2:val="none"/>
         </w:rPr>
         <w:t>12 de febrero de 2026</w:t>
       </w:r>
@@ -2318,7 +2318,7 @@
         <w:rPr>
           <w:rFonts w:ascii="Arial Narrow" w:eastAsia="Arial Narrow" w:hAnsi="Arial Narrow" w:cs="Arial"/>
           <w:kern w:val="0"/>
-          <w14:ligatures w14:val="none"/>
+          <ns2:ligatures ns2:val="none"/>
         </w:rPr>
         <w:t>. Por consiguiente, corresponde calificar el hecho materia de denuncia como una presunta infracción al numeral 88.1 del artículo 88 del Código</w:t>
       </w:r>
@@ -2332,7 +2332,7 @@
           <w:kern w:val="0"/>
           <w:vertAlign w:val="superscript"/>
           <w:lang w:eastAsia="es-PE"/>
-          <w14:ligatures w14:val="none"/>
+          <ns2:ligatures ns2:val="none"/>
         </w:rPr>
         <w:footnoteReference w:id="6"/>
       </w:r>
@@ -2343,24 +2343,24 @@
           <w:color w:val="000000"/>
           <w:kern w:val="0"/>
           <w:lang w:eastAsia="es-PE"/>
-          <w14:ligatures w14:val="none"/>
+          <ns2:ligatures ns2:val="none"/>
         </w:rPr>
         <w:t>.</w:t>
       </w:r>
       <w:bookmarkEnd w:id="14"/>
     </w:p>
-    <w:p>
+    <w:p ns2:paraId="22D1FE0C" ns2:textId="77777777">
       <w:pPr>
         <w:pStyle w:val="Prrafodelista"/>
         <w:spacing w:after="0" w:line="240" w:lineRule="auto"/>
         <w:rPr>
           <w:rFonts w:ascii="Arial Narrow" w:eastAsia="Arial Narrow" w:hAnsi="Arial Narrow" w:cs="Arial Narrow"/>
           <w:kern w:val="0"/>
-          <w14:ligatures w14:val="none"/>
-        </w:rPr>
-      </w:pPr>
-    </w:p>
-    <w:p>
+          <ns2:ligatures ns2:val="none"/>
+        </w:rPr>
+      </w:pPr>
+    </w:p>
+    <w:p ns2:paraId="71F133B8" ns2:textId="10BFBC22">
       <w:pPr>
         <w:pStyle w:val="Prrafodelista"/>
         <w:numPr>
@@ -2373,7 +2373,7 @@
         <w:rPr>
           <w:rFonts w:ascii="Arial Narrow" w:eastAsia="Arial Narrow" w:hAnsi="Arial Narrow" w:cs="Arial Narrow"/>
           <w:kern w:val="0"/>
-          <w14:ligatures w14:val="none"/>
+          <ns2:ligatures ns2:val="none"/>
         </w:rPr>
       </w:pPr>
       <w:r>
@@ -2383,7 +2383,7 @@
           <w:color w:val="000000"/>
           <w:kern w:val="0"/>
           <w:lang w:eastAsia="es-PE"/>
-          <w14:ligatures w14:val="none"/>
+          <ns2:ligatures ns2:val="none"/>
         </w:rPr>
         <w:t>Además,</w:t>
       </w:r>
@@ -2391,7 +2391,7 @@
         <w:rPr>
           <w:rFonts w:ascii="Arial Narrow" w:eastAsia="Arial Narrow" w:hAnsi="Arial Narrow" w:cs="Arial Narrow"/>
           <w:kern w:val="0"/>
-          <w14:ligatures w14:val="none"/>
+          <ns2:ligatures ns2:val="none"/>
         </w:rPr>
         <w:t xml:space="preserve"> la Secretaría Técnica, en ejercicio de sus facultades, </w:t>
       </w:r>
@@ -2401,7 +2401,7 @@
           <w:color w:val="000000"/>
           <w:kern w:val="0"/>
           <w:lang w:eastAsia="es-PE"/>
-          <w14:ligatures w14:val="none"/>
+          <ns2:ligatures ns2:val="none"/>
         </w:rPr>
         <w:t xml:space="preserve">considera </w:t>
       </w:r>
@@ -2409,7 +2409,7 @@
         <w:rPr>
           <w:rFonts w:ascii="Arial Narrow" w:eastAsia="Arial Narrow" w:hAnsi="Arial Narrow" w:cs="Arial"/>
           <w:kern w:val="0"/>
-          <w14:ligatures w14:val="none"/>
+          <ns2:ligatures ns2:val="none"/>
         </w:rPr>
         <w:t xml:space="preserve">que el hecho denunciado, consistente en que </w:t>
       </w:r>
@@ -2420,7 +2420,7 @@
           <w:kern w:val="0"/>
           <w:shd w:val="clear" w:color="auto" w:fill="FFFFFF"/>
           <w:lang w:eastAsia="es-PE"/>
-          <w14:ligatures w14:val="none"/>
+          <ns2:ligatures ns2:val="none"/>
         </w:rPr>
         <w:t xml:space="preserve">la compañía aseguradora habría tenido un trato discriminatorio con la denunciante, al exigirle someterse a una prueba poligráfica como condición para continuar con el trámite de cobertura </w:t>
       </w:r>
@@ -2430,7 +2430,7 @@
           <w:color w:val="000000"/>
           <w:kern w:val="0"/>
           <w:lang w:val="es-ES" w:eastAsia="es-ES"/>
-          <w14:ligatures w14:val="none"/>
+          <ns2:ligatures ns2:val="none"/>
         </w:rPr>
         <w:t>de</w:t>
       </w:r>
@@ -2440,7 +2440,7 @@
           <w:color w:val="000000"/>
           <w:kern w:val="0"/>
           <w:lang w:val="es-ES" w:eastAsia="es-ES"/>
-          <w14:ligatures w14:val="none"/>
+          <ns2:ligatures ns2:val="none"/>
         </w:rPr>
         <w:t xml:space="preserve"> la Póliza </w:t>
       </w:r>
@@ -2450,7 +2450,7 @@
           <w:color w:val="000000"/>
           <w:kern w:val="0"/>
           <w:lang w:eastAsia="es-PE"/>
-          <w14:ligatures w14:val="none"/>
+          <ns2:ligatures ns2:val="none"/>
         </w:rPr>
         <w:t/>
       </w:r>
@@ -2460,7 +2460,7 @@
           <w:color w:val="000000"/>
           <w:kern w:val="0"/>
           <w:lang w:val="es-ES" w:eastAsia="es-ES"/>
-          <w14:ligatures w14:val="none"/>
+          <ns2:ligatures ns2:val="none"/>
         </w:rPr>
         <w:t xml:space="preserve"> 1000001429 del </w:t>
       </w:r>
@@ -2470,7 +2470,7 @@
           <w:color w:val="000000"/>
           <w:kern w:val="0"/>
           <w:lang w:eastAsia="es-ES"/>
-          <w14:ligatures w14:val="none"/>
+          <ns2:ligatures ns2:val="none"/>
         </w:rPr>
         <w:t>Seguro de Protección de Tarjetas</w:t>
       </w:r>
@@ -2481,7 +2481,7 @@
           <w:kern w:val="0"/>
           <w:shd w:val="clear" w:color="auto" w:fill="FFFFFF"/>
           <w:lang w:eastAsia="es-PE"/>
-          <w14:ligatures w14:val="none"/>
+          <ns2:ligatures ns2:val="none"/>
         </w:rPr>
         <w:t>, pese a que en el siniestro 100****740 no exigió la realización de una prueba poligráfica debido al estado de gestación de la asegurada del referido siniestro</w:t>
       </w:r>
@@ -2491,7 +2491,7 @@
           <w:color w:val="000000"/>
           <w:kern w:val="0"/>
           <w:lang w:eastAsia="es-PE"/>
-          <w14:ligatures w14:val="none"/>
+          <ns2:ligatures ns2:val="none"/>
         </w:rPr>
         <w:t xml:space="preserve">. Por consiguiente, corresponde calificar el hecho materia de denuncia como una presunta infracción al </w:t>
       </w:r>
@@ -2502,7 +2502,7 @@
           <w:kern w:val="0"/>
           <w:shd w:val="clear" w:color="auto" w:fill="FFFFFF"/>
           <w:lang w:eastAsia="es-PE"/>
-          <w14:ligatures w14:val="none"/>
+          <ns2:ligatures ns2:val="none"/>
         </w:rPr>
         <w:t xml:space="preserve">artículo 38 del </w:t>
       </w:r>
@@ -2510,7 +2510,7 @@
         <w:rPr>
           <w:rFonts w:ascii="Arial Narrow" w:eastAsia="Arial Narrow" w:hAnsi="Arial Narrow" w:cs="Arial Narrow"/>
           <w:kern w:val="0"/>
-          <w14:ligatures w14:val="none"/>
+          <ns2:ligatures ns2:val="none"/>
         </w:rPr>
         <w:t>Código</w:t>
       </w:r>
@@ -2520,7 +2520,7 @@
           <w:rFonts w:ascii="Arial Narrow" w:eastAsia="Arial Narrow" w:hAnsi="Arial Narrow" w:cs="Arial"/>
           <w:kern w:val="0"/>
           <w:vertAlign w:val="superscript"/>
-          <w14:ligatures w14:val="none"/>
+          <ns2:ligatures ns2:val="none"/>
         </w:rPr>
         <w:footnoteReference w:id="7"/>
       </w:r>
@@ -2528,14 +2528,14 @@
         <w:rPr>
           <w:rFonts w:ascii="Arial Narrow" w:eastAsia="Arial Narrow" w:hAnsi="Arial Narrow" w:cs="Arial Narrow"/>
           <w:kern w:val="0"/>
-          <w14:ligatures w14:val="none"/>
+          <ns2:ligatures ns2:val="none"/>
         </w:rPr>
         <w:t>.</w:t>
       </w:r>
     </w:p>
     <w:bookmarkEnd w:id="9"/>
     <w:bookmarkEnd w:id="12"/>
-    <w:p>
+    <w:p ns2:paraId="432038D6" ns2:textId="10A0E2C2">
       <w:pPr>
         <w:spacing w:after="0" w:line="240" w:lineRule="auto"/>
         <w:contextualSpacing/>
@@ -2544,12 +2544,12 @@
           <w:rFonts w:ascii="Arial Narrow" w:eastAsia="Calibri" w:hAnsi="Arial Narrow" w:cs="Arial Narrow"/>
           <w:kern w:val="0"/>
           <w:lang w:eastAsia="es-PE"/>
-          <w14:ligatures w14:val="none"/>
+          <ns2:ligatures ns2:val="none"/>
         </w:rPr>
       </w:pPr>
     </w:p>
     <w:bookmarkEnd w:id="2"/>
-    <w:p>
+    <w:p ns2:paraId="68C71625" ns2:textId="034F476C">
       <w:pPr>
         <w:pStyle w:val="Prrafodelista"/>
         <w:numPr>
@@ -2563,7 +2563,7 @@
           <w:rFonts w:ascii="Arial Narrow" w:eastAsia="Calibri" w:hAnsi="Arial Narrow" w:cs="Arial Narrow"/>
           <w:kern w:val="0"/>
           <w:lang w:eastAsia="es-PE"/>
-          <w14:ligatures w14:val="none"/>
+          <ns2:ligatures ns2:val="none"/>
         </w:rPr>
       </w:pPr>
       <w:r>
@@ -2572,7 +2572,7 @@
           <w:color w:val="000000"/>
           <w:kern w:val="0"/>
           <w:lang w:eastAsia="es-PE"/>
-          <w14:ligatures w14:val="none"/>
+          <ns2:ligatures ns2:val="none"/>
         </w:rPr>
         <w:t>En tanto la denuncia reúne los requisitos establecidos por la norma citada, corresponde admitirla a trámite</w:t>
       </w:r>
@@ -2582,7 +2582,7 @@
           <w:rFonts w:ascii="Arial Narrow" w:eastAsia="Arial Narrow" w:hAnsi="Arial Narrow" w:cs="Arial Narrow"/>
           <w:kern w:val="0"/>
           <w:vertAlign w:val="superscript"/>
-          <w14:ligatures w14:val="none"/>
+          <ns2:ligatures ns2:val="none"/>
         </w:rPr>
         <w:footnoteReference w:id="8"/>
       </w:r>
@@ -2594,12 +2594,12 @@
           <w:color w:val="000000"/>
           <w:kern w:val="0"/>
           <w:lang w:eastAsia="es-PE"/>
-          <w14:ligatures w14:val="none"/>
+          <ns2:ligatures ns2:val="none"/>
         </w:rPr>
         <w:t>.</w:t>
       </w:r>
     </w:p>
-    <w:p>
+    <w:p ns2:paraId="38A98B4B" ns2:textId="77777777">
       <w:pPr>
         <w:pStyle w:val="Prrafodelista"/>
         <w:numPr>
@@ -2619,22 +2619,22 @@
           <w:color w:val="000000"/>
           <w:kern w:val="0"/>
           <w:lang w:eastAsia="es-PE"/>
-          <w14:ligatures w14:val="none"/>
-        </w:rPr>
-      </w:pPr>
-      <w:r>
-        <w:rPr>
-          <w:rFonts w:ascii="Arial Narrow" w:eastAsia="Arial Narrow" w:hAnsi="Arial Narrow" w:cs="Arial Narrow"/>
-          <w:b/>
-          <w:color w:val="000000"/>
-          <w:kern w:val="0"/>
-          <w:lang w:eastAsia="es-PE"/>
-          <w14:ligatures w14:val="none"/>
+          <ns2:ligatures ns2:val="none"/>
+        </w:rPr>
+      </w:pPr>
+      <w:r>
+        <w:rPr>
+          <w:rFonts w:ascii="Arial Narrow" w:eastAsia="Arial Narrow" w:hAnsi="Arial Narrow" w:cs="Arial Narrow"/>
+          <w:b/>
+          <w:color w:val="000000"/>
+          <w:kern w:val="0"/>
+          <w:lang w:eastAsia="es-PE"/>
+          <ns2:ligatures ns2:val="none"/>
         </w:rPr>
         <w:t>REQUERIMIENTO DE INFORMACIÓN</w:t>
       </w:r>
     </w:p>
-    <w:p>
+    <w:p ns2:paraId="5B518DC4" ns2:textId="77777777">
       <w:pPr>
         <w:spacing w:after="0" w:line="240" w:lineRule="auto"/>
         <w:contextualSpacing/>
@@ -2644,11 +2644,11 @@
           <w:color w:val="000000"/>
           <w:kern w:val="0"/>
           <w:lang w:val="es-ES" w:eastAsia="es-ES"/>
-          <w14:ligatures w14:val="none"/>
-        </w:rPr>
-      </w:pPr>
-    </w:p>
-    <w:p>
+          <ns2:ligatures ns2:val="none"/>
+        </w:rPr>
+      </w:pPr>
+    </w:p>
+    <w:p ns2:paraId="62B88A04" ns2:textId="18240D86">
       <w:pPr>
         <w:pStyle w:val="Prrafodelista"/>
         <w:numPr>
@@ -2663,7 +2663,7 @@
           <w:color w:val="000000"/>
           <w:kern w:val="0"/>
           <w:lang w:val="es-ES" w:eastAsia="es-ES"/>
-          <w14:ligatures w14:val="none"/>
+          <ns2:ligatures ns2:val="none"/>
         </w:rPr>
       </w:pPr>
       <w:r>
@@ -2672,7 +2672,7 @@
           <w:color w:val="000000"/>
           <w:kern w:val="0"/>
           <w:lang w:val="es-ES" w:eastAsia="es-ES"/>
-          <w14:ligatures w14:val="none"/>
+          <ns2:ligatures ns2:val="none"/>
         </w:rPr>
         <w:t xml:space="preserve">A efectos de tener mayores elementos </w:t>
       </w:r>
@@ -2683,7 +2683,7 @@
           <w:color w:val="000000"/>
           <w:kern w:val="0"/>
           <w:lang w:val="es-ES" w:eastAsia="es-ES"/>
-          <w14:ligatures w14:val="none"/>
+          <ns2:ligatures ns2:val="none"/>
         </w:rPr>
         <w:t xml:space="preserve">que sirvan para la resolución definitiva del presente caso, la Secretaría Técnica, en ejercicio de las facultades que la ley le confiere, conviene requerir </w:t>
       </w:r>
@@ -2693,7 +2693,7 @@
           <w:color w:val="000000"/>
           <w:kern w:val="0"/>
           <w:lang w:val="es-ES" w:eastAsia="es-ES"/>
-          <w14:ligatures w14:val="none"/>
+          <ns2:ligatures ns2:val="none"/>
         </w:rPr>
         <w:t xml:space="preserve">a la compañía aseguradora </w:t>
       </w:r>
@@ -2703,7 +2703,7 @@
           <w:color w:val="000000"/>
           <w:kern w:val="0"/>
           <w:lang w:val="es-ES" w:eastAsia="es-ES"/>
-          <w14:ligatures w14:val="none"/>
+          <ns2:ligatures ns2:val="none"/>
         </w:rPr>
         <w:t xml:space="preserve">que, en un plazo no mayor de cinco (5) días hábiles contado a partir del día siguiente de la notificación de la presente resolución, cumpla con lo siguiente: (i) presentar una copia completa, legible y debidamente suscrita de la </w:t>
       </w:r>
@@ -2713,7 +2713,7 @@
           <w:color w:val="000000"/>
           <w:kern w:val="0"/>
           <w:lang w:val="es-ES" w:eastAsia="es-ES"/>
-          <w14:ligatures w14:val="none"/>
+          <ns2:ligatures ns2:val="none"/>
         </w:rPr>
         <w:t xml:space="preserve">Póliza </w:t>
       </w:r>
@@ -2723,7 +2723,7 @@
           <w:color w:val="000000"/>
           <w:kern w:val="0"/>
           <w:lang w:eastAsia="es-PE"/>
-          <w14:ligatures w14:val="none"/>
+          <ns2:ligatures ns2:val="none"/>
         </w:rPr>
         <w:t/>
       </w:r>
@@ -2733,7 +2733,7 @@
           <w:color w:val="000000"/>
           <w:kern w:val="0"/>
           <w:lang w:val="es-ES" w:eastAsia="es-ES"/>
-          <w14:ligatures w14:val="none"/>
+          <ns2:ligatures ns2:val="none"/>
         </w:rPr>
         <w:t xml:space="preserve"> </w:t>
       </w:r>
@@ -2743,7 +2743,7 @@
           <w:color w:val="000000"/>
           <w:kern w:val="0"/>
           <w:lang w:val="es-ES" w:eastAsia="es-ES"/>
-          <w14:ligatures w14:val="none"/>
+          <ns2:ligatures ns2:val="none"/>
         </w:rPr>
         <w:t xml:space="preserve">1000001429 </w:t>
       </w:r>
@@ -2753,7 +2753,7 @@
           <w:color w:val="000000"/>
           <w:kern w:val="0"/>
           <w:lang w:val="es-ES" w:eastAsia="es-ES"/>
-          <w14:ligatures w14:val="none"/>
+          <ns2:ligatures ns2:val="none"/>
         </w:rPr>
         <w:t xml:space="preserve">del </w:t>
       </w:r>
@@ -2763,7 +2763,7 @@
           <w:color w:val="000000"/>
           <w:kern w:val="0"/>
           <w:lang w:eastAsia="es-ES"/>
-          <w14:ligatures w14:val="none"/>
+          <ns2:ligatures ns2:val="none"/>
         </w:rPr>
         <w:t>Seguro de Protección de Tarjetas</w:t>
       </w:r>
@@ -2773,7 +2773,7 @@
           <w:color w:val="000000"/>
           <w:kern w:val="0"/>
           <w:lang w:val="es-ES" w:eastAsia="es-ES"/>
-          <w14:ligatures w14:val="none"/>
+          <ns2:ligatures ns2:val="none"/>
         </w:rPr>
         <w:t xml:space="preserve">, </w:t>
       </w:r>
@@ -2784,7 +2784,7 @@
           <w:color w:val="000000"/>
           <w:kern w:val="0"/>
           <w:lang w:val="es-ES" w:eastAsia="es-ES"/>
-          <w14:ligatures w14:val="none"/>
+          <ns2:ligatures ns2:val="none"/>
         </w:rPr>
         <w:t>así como el cargo de remisión de la póliza</w:t>
       </w:r>
@@ -2795,7 +2795,7 @@
           <w:color w:val="000000"/>
           <w:kern w:val="0"/>
           <w:lang w:val="es-ES" w:eastAsia="es-ES"/>
-          <w14:ligatures w14:val="none"/>
+          <ns2:ligatures ns2:val="none"/>
         </w:rPr>
         <w:t xml:space="preserve">; (ii) presentar los medios probatorios que acrediten </w:t>
       </w:r>
@@ -2805,7 +2805,7 @@
           <w:color w:val="000000"/>
           <w:kern w:val="0"/>
           <w:lang w:val="es-ES" w:eastAsia="es-ES"/>
-          <w14:ligatures w14:val="none"/>
+          <ns2:ligatures ns2:val="none"/>
         </w:rPr>
         <w:t xml:space="preserve">que atendió de manera adecuada la solicitud de otorgamiento de cobertura presentada por la </w:t>
       </w:r>
@@ -2815,7 +2815,7 @@
           <w:color w:val="000000"/>
           <w:kern w:val="0"/>
           <w:lang w:val="es-ES" w:eastAsia="es-ES"/>
-          <w14:ligatures w14:val="none"/>
+          <ns2:ligatures ns2:val="none"/>
         </w:rPr>
         <w:t xml:space="preserve">parte </w:t>
       </w:r>
@@ -2825,7 +2825,7 @@
           <w:color w:val="000000"/>
           <w:kern w:val="0"/>
           <w:lang w:val="es-ES" w:eastAsia="es-ES"/>
-          <w14:ligatures w14:val="none"/>
+          <ns2:ligatures ns2:val="none"/>
         </w:rPr>
         <w:t>denunciante</w:t>
       </w:r>
@@ -2835,7 +2835,7 @@
           <w:color w:val="000000"/>
           <w:kern w:val="0"/>
           <w:lang w:val="es-ES" w:eastAsia="es-ES"/>
-          <w14:ligatures w14:val="none"/>
+          <ns2:ligatures ns2:val="none"/>
         </w:rPr>
         <w:t xml:space="preserve">; y, (iii) presentar todas las comunicaciones cursadas </w:t>
       </w:r>
@@ -2845,7 +2845,7 @@
           <w:color w:val="000000"/>
           <w:kern w:val="0"/>
           <w:lang w:val="es-ES" w:eastAsia="es-ES"/>
-          <w14:ligatures w14:val="none"/>
+          <ns2:ligatures ns2:val="none"/>
         </w:rPr>
         <w:t xml:space="preserve">con la parte denunciante </w:t>
       </w:r>
@@ -2855,7 +2855,7 @@
           <w:color w:val="000000"/>
           <w:kern w:val="0"/>
           <w:lang w:val="es-ES" w:eastAsia="es-ES"/>
-          <w14:ligatures w14:val="none"/>
+          <ns2:ligatures ns2:val="none"/>
         </w:rPr>
         <w:t xml:space="preserve">en virtud </w:t>
       </w:r>
@@ -2865,7 +2865,7 @@
           <w:color w:val="000000"/>
           <w:kern w:val="0"/>
           <w:lang w:val="es-ES" w:eastAsia="es-ES"/>
-          <w14:ligatures w14:val="none"/>
+          <ns2:ligatures ns2:val="none"/>
         </w:rPr>
         <w:t xml:space="preserve">de los hechos materia </w:t>
       </w:r>
@@ -2875,7 +2875,7 @@
           <w:color w:val="000000"/>
           <w:kern w:val="0"/>
           <w:lang w:val="es-ES" w:eastAsia="es-ES"/>
-          <w14:ligatures w14:val="none"/>
+          <ns2:ligatures ns2:val="none"/>
         </w:rPr>
         <w:t>de denuncia.</w:t>
       </w:r>
@@ -2885,13 +2885,13 @@
           <w:color w:val="000000"/>
           <w:kern w:val="0"/>
           <w:lang w:eastAsia="es-ES"/>
-          <w14:ligatures w14:val="none"/>
+          <ns2:ligatures ns2:val="none"/>
         </w:rPr>
         <w:t xml:space="preserve"> </w:t>
       </w:r>
     </w:p>
     <w:bookmarkEnd w:id="16"/>
-    <w:p>
+    <w:p ns2:paraId="5C93B848" ns2:textId="77777777">
       <w:pPr>
         <w:pStyle w:val="Prrafodelista"/>
         <w:spacing w:after="0" w:line="240" w:lineRule="auto"/>
@@ -2902,11 +2902,11 @@
           <w:color w:val="000000"/>
           <w:kern w:val="0"/>
           <w:lang w:val="es-ES" w:eastAsia="es-ES"/>
-          <w14:ligatures w14:val="none"/>
-        </w:rPr>
-      </w:pPr>
-    </w:p>
-    <w:p>
+          <ns2:ligatures ns2:val="none"/>
+        </w:rPr>
+      </w:pPr>
+    </w:p>
+    <w:p ns2:paraId="2A119386" ns2:textId="77777777">
       <w:pPr>
         <w:pStyle w:val="Prrafodelista"/>
         <w:numPr>
@@ -2926,22 +2926,22 @@
           <w:color w:val="000000"/>
           <w:kern w:val="0"/>
           <w:lang w:eastAsia="es-PE"/>
-          <w14:ligatures w14:val="none"/>
-        </w:rPr>
-      </w:pPr>
-      <w:r>
-        <w:rPr>
-          <w:rFonts w:ascii="Arial Narrow" w:eastAsia="Arial Narrow" w:hAnsi="Arial Narrow" w:cs="Arial Narrow"/>
-          <w:b/>
-          <w:color w:val="000000"/>
-          <w:kern w:val="0"/>
-          <w:lang w:eastAsia="es-PE"/>
-          <w14:ligatures w14:val="none"/>
+          <ns2:ligatures ns2:val="none"/>
+        </w:rPr>
+      </w:pPr>
+      <w:r>
+        <w:rPr>
+          <w:rFonts w:ascii="Arial Narrow" w:eastAsia="Arial Narrow" w:hAnsi="Arial Narrow" w:cs="Arial Narrow"/>
+          <w:b/>
+          <w:color w:val="000000"/>
+          <w:kern w:val="0"/>
+          <w:lang w:eastAsia="es-PE"/>
+          <ns2:ligatures ns2:val="none"/>
         </w:rPr>
         <w:t xml:space="preserve">RESOLUCIÓN DE LA SECRETARÍA TÉCNICA </w:t>
       </w:r>
     </w:p>
-    <w:p>
+    <w:p ns2:paraId="7F554EB2" ns2:textId="77777777">
       <w:pPr>
         <w:spacing w:after="0" w:line="240" w:lineRule="auto"/>
         <w:contextualSpacing/>
@@ -2952,11 +2952,11 @@
           <w:color w:val="000000"/>
           <w:kern w:val="0"/>
           <w:lang w:eastAsia="es-PE"/>
-          <w14:ligatures w14:val="none"/>
-        </w:rPr>
-      </w:pPr>
-    </w:p>
-    <w:p>
+          <ns2:ligatures ns2:val="none"/>
+        </w:rPr>
+      </w:pPr>
+    </w:p>
+    <w:p ns2:paraId="2B29E9A3" ns2:textId="16598CA2">
       <w:pPr>
         <w:spacing w:after="0" w:line="240" w:lineRule="auto"/>
         <w:contextualSpacing/>
@@ -2966,17 +2966,17 @@
           <w:color w:val="000000"/>
           <w:kern w:val="0"/>
           <w:lang w:eastAsia="es-PE"/>
-          <w14:ligatures w14:val="none"/>
-        </w:rPr>
-      </w:pPr>
-      <w:r>
-        <w:rPr>
-          <w:rFonts w:ascii="Arial Narrow" w:eastAsia="Arial Narrow" w:hAnsi="Arial Narrow" w:cs="Arial Narrow"/>
-          <w:b/>
-          <w:color w:val="000000"/>
-          <w:kern w:val="0"/>
-          <w:lang w:eastAsia="es-PE"/>
-          <w14:ligatures w14:val="none"/>
+          <ns2:ligatures ns2:val="none"/>
+        </w:rPr>
+      </w:pPr>
+      <w:r>
+        <w:rPr>
+          <w:rFonts w:ascii="Arial Narrow" w:eastAsia="Arial Narrow" w:hAnsi="Arial Narrow" w:cs="Arial Narrow"/>
+          <w:b/>
+          <w:color w:val="000000"/>
+          <w:kern w:val="0"/>
+          <w:lang w:eastAsia="es-PE"/>
+          <ns2:ligatures ns2:val="none"/>
         </w:rPr>
         <w:t xml:space="preserve">PRIMERO: admitir a trámite la denuncia del 13 de marzo de 2026 interpuesta por la señora [DENUNCIANTE] contra Pacífico Compañía de Seguros y Reaseguros S.A., por lo siguiente:</w:t>
       </w:r>
@@ -2987,7 +2987,7 @@
           <w:kern w:val="0"/>
           <w:shd w:val="clear" w:color="auto" w:fill="FFFFFF"/>
           <w:lang w:eastAsia="es-PE"/>
-          <w14:ligatures w14:val="none"/>
+          <ns2:ligatures ns2:val="none"/>
         </w:rPr>
         <w:t xml:space="preserve"/>
       </w:r>
@@ -2997,7 +2997,7 @@
           <w:color w:val="000000"/>
           <w:kern w:val="0"/>
           <w:lang w:val="es-ES" w:eastAsia="es-ES"/>
-          <w14:ligatures w14:val="none"/>
+          <ns2:ligatures ns2:val="none"/>
         </w:rPr>
         <w:t xml:space="preserve"/>
       </w:r>
@@ -3008,7 +3008,7 @@
           <w:kern w:val="0"/>
           <w:shd w:val="clear" w:color="auto" w:fill="FFFFFF"/>
           <w:lang w:eastAsia="es-PE"/>
-          <w14:ligatures w14:val="none"/>
+          <ns2:ligatures ns2:val="none"/>
         </w:rPr>
         <w:t xml:space="preserve"/>
       </w:r>
@@ -3018,7 +3018,7 @@
           <w:bCs/>
           <w:spacing w:val="-3"/>
           <w:kern w:val="0"/>
-          <w14:ligatures w14:val="none"/>
+          <ns2:ligatures ns2:val="none"/>
         </w:rPr>
         <w:t xml:space="preserve"/>
       </w:r>
@@ -3029,7 +3029,7 @@
           <w:kern w:val="0"/>
           <w:shd w:val="clear" w:color="auto" w:fill="FFFFFF"/>
           <w:lang w:eastAsia="es-PE"/>
-          <w14:ligatures w14:val="none"/>
+          <ns2:ligatures ns2:val="none"/>
         </w:rPr>
         <w:t/>
       </w:r>
@@ -3040,7 +3040,7 @@
           <w:kern w:val="0"/>
           <w:shd w:val="clear" w:color="auto" w:fill="FFFFFF"/>
           <w:lang w:eastAsia="es-PE"/>
-          <w14:ligatures w14:val="none"/>
+          <ns2:ligatures ns2:val="none"/>
         </w:rPr>
         <w:t xml:space="preserve"/>
       </w:r>
@@ -3051,7 +3051,7 @@
           <w:kern w:val="0"/>
           <w:shd w:val="clear" w:color="auto" w:fill="FFFFFF"/>
           <w:lang w:eastAsia="es-PE"/>
-          <w14:ligatures w14:val="none"/>
+          <ns2:ligatures ns2:val="none"/>
         </w:rPr>
         <w:t xml:space="preserve"/>
       </w:r>
@@ -3069,7 +3069,7 @@
           <w:kern w:val="0"/>
           <w:shd w:val="clear" w:color="auto" w:fill="FFFFFF"/>
           <w:lang w:eastAsia="es-PE"/>
-          <w14:ligatures w14:val="none"/>
+          <ns2:ligatures ns2:val="none"/>
         </w:rPr>
         <w:t xml:space="preserve"/>
       </w:r>
@@ -3081,7 +3081,7 @@
           <w:kern w:val="0"/>
           <w:shd w:val="clear" w:color="auto" w:fill="FFFFFF"/>
           <w:lang w:eastAsia="es-PE"/>
-          <w14:ligatures w14:val="none"/>
+          <ns2:ligatures ns2:val="none"/>
         </w:rPr>
         <w:t/>
       </w:r>
@@ -3089,7 +3089,7 @@
     </w:p>
     <w:bookmarkEnd w:id="18"/>
     <w:bookmarkEnd w:id="19"/>
-    <w:p>
+    <w:p ns2:paraId="71F60A8B" ns2:textId="77777777">
       <w:pPr>
         <w:pStyle w:val="Prrafodelista"/>
         <w:spacing w:after="0" w:line="240" w:lineRule="auto"/>
@@ -3098,11 +3098,11 @@
         <w:rPr>
           <w:rFonts w:ascii="Arial Narrow" w:eastAsia="Arial Narrow" w:hAnsi="Arial Narrow" w:cs="Arial Narrow"/>
           <w:kern w:val="0"/>
-          <w14:ligatures w14:val="none"/>
-        </w:rPr>
-      </w:pPr>
-    </w:p>
-    <w:p>
+          <ns2:ligatures ns2:val="none"/>
+        </w:rPr>
+      </w:pPr>
+    </w:p>
+    <w:p ns2:paraId="06FF6086" ns2:textId="09122946">
       <w:pPr>
         <w:pStyle w:val="Prrafodelista"/>
         <w:numPr>
@@ -3118,14 +3118,14 @@
         <w:rPr>
           <w:rFonts w:ascii="Arial Narrow" w:eastAsia="Arial Narrow" w:hAnsi="Arial Narrow" w:cs="Arial Narrow"/>
           <w:kern w:val="0"/>
-          <w14:ligatures w14:val="none"/>
-        </w:rPr>
-      </w:pPr>
-      <w:r>
-        <w:rPr>
-          <w:rFonts w:ascii="Arial Narrow" w:eastAsia="Arial Narrow" w:hAnsi="Arial Narrow" w:cs="Arial Narrow"/>
-          <w:kern w:val="0"/>
-          <w14:ligatures w14:val="none"/>
+          <ns2:ligatures ns2:val="none"/>
+        </w:rPr>
+      </w:pPr>
+      <w:r>
+        <w:rPr>
+          <w:rFonts w:ascii="Arial Narrow" w:eastAsia="Arial Narrow" w:hAnsi="Arial Narrow" w:cs="Arial Narrow"/>
+          <w:kern w:val="0"/>
+          <ns2:ligatures ns2:val="none"/>
         </w:rPr>
         <w:t xml:space="preserve">Presunta infracción a los artículos 18 y 19 de la Ley 29571, Código de Protección y Defensa del Consumidor, en tanto </w:t>
       </w:r>
@@ -3135,7 +3135,7 @@
           <w:color w:val="000000"/>
           <w:kern w:val="0"/>
           <w:lang w:val="es-ES" w:eastAsia="es-ES"/>
-          <w14:ligatures w14:val="none"/>
+          <ns2:ligatures ns2:val="none"/>
         </w:rPr>
         <w:t xml:space="preserve">la compañía aseguradora </w:t>
       </w:r>
@@ -3143,7 +3143,7 @@
         <w:rPr>
           <w:rFonts w:ascii="Arial Narrow" w:eastAsia="Arial Narrow" w:hAnsi="Arial Narrow" w:cs="Arial Narrow"/>
           <w:kern w:val="0"/>
-          <w14:ligatures w14:val="none"/>
+          <ns2:ligatures ns2:val="none"/>
         </w:rPr>
         <w:t xml:space="preserve">no habría cumplido con atender la solicitud de activación de la cobertura </w:t>
       </w:r>
@@ -3153,7 +3153,7 @@
           <w:color w:val="000000"/>
           <w:kern w:val="0"/>
           <w:lang w:val="es-ES" w:eastAsia="es-ES"/>
-          <w14:ligatures w14:val="none"/>
+          <ns2:ligatures ns2:val="none"/>
         </w:rPr>
         <w:t xml:space="preserve">de la Póliza </w:t>
       </w:r>
@@ -3163,7 +3163,7 @@
           <w:color w:val="000000"/>
           <w:kern w:val="0"/>
           <w:lang w:eastAsia="es-PE"/>
-          <w14:ligatures w14:val="none"/>
+          <ns2:ligatures ns2:val="none"/>
         </w:rPr>
         <w:t/>
       </w:r>
@@ -3173,7 +3173,7 @@
           <w:color w:val="000000"/>
           <w:kern w:val="0"/>
           <w:lang w:val="es-ES" w:eastAsia="es-ES"/>
-          <w14:ligatures w14:val="none"/>
+          <ns2:ligatures ns2:val="none"/>
         </w:rPr>
         <w:t xml:space="preserve"> 1000001429 del </w:t>
       </w:r>
@@ -3183,7 +3183,7 @@
           <w:color w:val="000000"/>
           <w:kern w:val="0"/>
           <w:lang w:eastAsia="es-ES"/>
-          <w14:ligatures w14:val="none"/>
+          <ns2:ligatures ns2:val="none"/>
         </w:rPr>
         <w:t>Seguro de Protección de Tarjetas</w:t>
       </w:r>
@@ -3193,7 +3193,7 @@
           <w:color w:val="000000"/>
           <w:kern w:val="0"/>
           <w:lang w:val="es-ES" w:eastAsia="es-ES"/>
-          <w14:ligatures w14:val="none"/>
+          <ns2:ligatures ns2:val="none"/>
         </w:rPr>
         <w:t xml:space="preserve"> </w:t>
       </w:r>
@@ -3203,7 +3203,7 @@
           <w:color w:val="000000"/>
           <w:kern w:val="0"/>
           <w:lang w:eastAsia="es-ES"/>
-          <w14:ligatures w14:val="none"/>
+          <ns2:ligatures ns2:val="none"/>
         </w:rPr>
         <w:t>de</w:t>
       </w:r>
@@ -3213,7 +3213,7 @@
           <w:color w:val="000000"/>
           <w:kern w:val="0"/>
           <w:lang w:eastAsia="es-ES"/>
-          <w14:ligatures w14:val="none"/>
+          <ns2:ligatures ns2:val="none"/>
         </w:rPr>
         <w:t xml:space="preserve"> la denunciante</w:t>
       </w:r>
@@ -3221,7 +3221,7 @@
         <w:rPr>
           <w:rFonts w:ascii="Arial Narrow" w:eastAsia="Arial Narrow" w:hAnsi="Arial Narrow" w:cs="Arial Narrow"/>
           <w:kern w:val="0"/>
-          <w14:ligatures w14:val="none"/>
+          <ns2:ligatures ns2:val="none"/>
         </w:rPr>
         <w:t xml:space="preserve">, por el siniestro del </w:t>
       </w:r>
@@ -3231,7 +3231,7 @@
           <w:color w:val="000000"/>
           <w:kern w:val="0"/>
           <w:lang w:eastAsia="es-ES"/>
-          <w14:ligatures w14:val="none"/>
+          <ns2:ligatures ns2:val="none"/>
         </w:rPr>
         <w:t>15 de enero de 2026</w:t>
       </w:r>
@@ -3239,12 +3239,12 @@
         <w:rPr>
           <w:rFonts w:ascii="Arial Narrow" w:eastAsia="Arial Narrow" w:hAnsi="Arial Narrow" w:cs="Arial Narrow"/>
           <w:kern w:val="0"/>
-          <w14:ligatures w14:val="none"/>
+          <ns2:ligatures ns2:val="none"/>
         </w:rPr>
         <w:t>.</w:t>
       </w:r>
     </w:p>
-    <w:p>
+    <w:p ns2:paraId="0E26A90F" ns2:textId="77777777">
       <w:pPr>
         <w:spacing w:after="0" w:line="240" w:lineRule="auto"/>
         <w:contextualSpacing/>
@@ -3252,11 +3252,11 @@
         <w:rPr>
           <w:rFonts w:ascii="Arial Narrow" w:eastAsia="Arial Narrow" w:hAnsi="Arial Narrow" w:cs="Arial Narrow"/>
           <w:kern w:val="0"/>
-          <w14:ligatures w14:val="none"/>
-        </w:rPr>
-      </w:pPr>
-    </w:p>
-    <w:p>
+          <ns2:ligatures ns2:val="none"/>
+        </w:rPr>
+      </w:pPr>
+    </w:p>
+    <w:p ns2:paraId="7C3056A6" ns2:textId="7633A3BF">
       <w:pPr>
         <w:pStyle w:val="Prrafodelista"/>
         <w:numPr>
@@ -3272,14 +3272,14 @@
         <w:rPr>
           <w:rFonts w:ascii="Arial Narrow" w:eastAsia="Arial Narrow" w:hAnsi="Arial Narrow" w:cs="Arial Narrow"/>
           <w:kern w:val="0"/>
-          <w14:ligatures w14:val="none"/>
-        </w:rPr>
-      </w:pPr>
-      <w:r>
-        <w:rPr>
-          <w:rFonts w:ascii="Arial Narrow" w:eastAsia="Arial Narrow" w:hAnsi="Arial Narrow" w:cs="Arial Narrow"/>
-          <w:kern w:val="0"/>
-          <w14:ligatures w14:val="none"/>
+          <ns2:ligatures ns2:val="none"/>
+        </w:rPr>
+      </w:pPr>
+      <w:r>
+        <w:rPr>
+          <w:rFonts w:ascii="Arial Narrow" w:eastAsia="Arial Narrow" w:hAnsi="Arial Narrow" w:cs="Arial Narrow"/>
+          <w:kern w:val="0"/>
+          <ns2:ligatures ns2:val="none"/>
         </w:rPr>
         <w:lastRenderedPageBreak/>
         <w:t xml:space="preserve">Presunta infracción al literal g) del artículo 56 de la Ley 29571, Código de Protección y Defensa del Consumidor, en tanto </w:t>
@@ -3290,7 +3290,7 @@
           <w:color w:val="000000"/>
           <w:kern w:val="0"/>
           <w:lang w:val="es-ES" w:eastAsia="es-ES"/>
-          <w14:ligatures w14:val="none"/>
+          <ns2:ligatures ns2:val="none"/>
         </w:rPr>
         <w:t xml:space="preserve">la compañía aseguradora </w:t>
       </w:r>
@@ -3300,7 +3300,7 @@
           <w:kern w:val="0"/>
           <w:shd w:val="clear" w:color="auto" w:fill="FFFFFF"/>
           <w:lang w:eastAsia="es-PE"/>
-          <w14:ligatures w14:val="none"/>
+          <ns2:ligatures ns2:val="none"/>
         </w:rPr>
         <w:t xml:space="preserve">habría condicionado la atención de la solicitud de cobertura </w:t>
       </w:r>
@@ -3310,7 +3310,7 @@
           <w:color w:val="000000"/>
           <w:kern w:val="0"/>
           <w:lang w:val="es-ES" w:eastAsia="es-ES"/>
-          <w14:ligatures w14:val="none"/>
+          <ns2:ligatures ns2:val="none"/>
         </w:rPr>
         <w:t xml:space="preserve">de la </w:t>
       </w:r>
@@ -3320,7 +3320,7 @@
           <w:color w:val="000000"/>
           <w:kern w:val="0"/>
           <w:lang w:val="es-ES" w:eastAsia="es-ES"/>
-          <w14:ligatures w14:val="none"/>
+          <ns2:ligatures ns2:val="none"/>
         </w:rPr>
         <w:t xml:space="preserve">Póliza </w:t>
       </w:r>
@@ -3330,7 +3330,7 @@
           <w:color w:val="000000"/>
           <w:kern w:val="0"/>
           <w:lang w:eastAsia="es-PE"/>
-          <w14:ligatures w14:val="none"/>
+          <ns2:ligatures ns2:val="none"/>
         </w:rPr>
         <w:t/>
       </w:r>
@@ -3340,7 +3340,7 @@
           <w:color w:val="000000"/>
           <w:kern w:val="0"/>
           <w:lang w:val="es-ES" w:eastAsia="es-ES"/>
-          <w14:ligatures w14:val="none"/>
+          <ns2:ligatures ns2:val="none"/>
         </w:rPr>
         <w:t xml:space="preserve"> 1000001429 del </w:t>
       </w:r>
@@ -3350,7 +3350,7 @@
           <w:color w:val="000000"/>
           <w:kern w:val="0"/>
           <w:lang w:eastAsia="es-ES"/>
-          <w14:ligatures w14:val="none"/>
+          <ns2:ligatures ns2:val="none"/>
         </w:rPr>
         <w:t xml:space="preserve">Seguro de Protección de Tarjetas </w:t>
       </w:r>
@@ -3360,7 +3360,7 @@
           <w:color w:val="000000"/>
           <w:kern w:val="0"/>
           <w:lang w:eastAsia="es-ES"/>
-          <w14:ligatures w14:val="none"/>
+          <ns2:ligatures ns2:val="none"/>
         </w:rPr>
         <w:t xml:space="preserve">a que </w:t>
       </w:r>
@@ -3370,7 +3370,7 @@
           <w:kern w:val="0"/>
           <w:shd w:val="clear" w:color="auto" w:fill="FFFFFF"/>
           <w:lang w:eastAsia="es-PE"/>
-          <w14:ligatures w14:val="none"/>
+          <ns2:ligatures ns2:val="none"/>
         </w:rPr>
         <w:t>la denunciante se sometiera a una prueba poligráfica</w:t>
       </w:r>
@@ -3378,7 +3378,7 @@
         <w:rPr>
           <w:rFonts w:ascii="Arial Narrow" w:eastAsia="Arial Narrow" w:hAnsi="Arial Narrow" w:cs="Arial Narrow"/>
           <w:kern w:val="0"/>
-          <w14:ligatures w14:val="none"/>
+          <ns2:ligatures ns2:val="none"/>
         </w:rPr>
         <w:t xml:space="preserve">, pese a que no se encontraba apta para su realización </w:t>
       </w:r>
@@ -3388,7 +3388,7 @@
           <w:color w:val="000000"/>
           <w:kern w:val="0"/>
           <w:lang w:eastAsia="es-ES"/>
-          <w14:ligatures w14:val="none"/>
+          <ns2:ligatures ns2:val="none"/>
         </w:rPr>
         <w:t>debido a su estado de gestación</w:t>
       </w:r>
@@ -3396,7 +3396,7 @@
         <w:rPr>
           <w:rFonts w:ascii="Arial Narrow" w:eastAsia="Arial Narrow" w:hAnsi="Arial Narrow" w:cs="Arial Narrow"/>
           <w:kern w:val="0"/>
-          <w14:ligatures w14:val="none"/>
+          <ns2:ligatures ns2:val="none"/>
         </w:rPr>
         <w:t xml:space="preserve">. </w:t>
       </w:r>
@@ -3406,7 +3406,7 @@
           <w:color w:val="000000"/>
           <w:kern w:val="0"/>
           <w:lang w:eastAsia="es-PE"/>
-          <w14:ligatures w14:val="none"/>
+          <ns2:ligatures ns2:val="none"/>
         </w:rPr>
         <w:t xml:space="preserve"> </w:t>
       </w:r>
@@ -3416,23 +3416,23 @@
           <w:color w:val="000000"/>
           <w:kern w:val="0"/>
           <w:lang w:eastAsia="es-PE"/>
-          <w14:ligatures w14:val="none"/>
+          <ns2:ligatures ns2:val="none"/>
         </w:rPr>
         <w:t xml:space="preserve"> </w:t>
       </w:r>
     </w:p>
-    <w:p>
+    <w:p ns2:paraId="657912F7" ns2:textId="77777777">
       <w:pPr>
         <w:pStyle w:val="Prrafodelista"/>
         <w:spacing w:after="0" w:line="240" w:lineRule="auto"/>
         <w:rPr>
           <w:rFonts w:ascii="Arial Narrow" w:eastAsia="Arial Narrow" w:hAnsi="Arial Narrow" w:cs="Arial Narrow"/>
           <w:kern w:val="0"/>
-          <w14:ligatures w14:val="none"/>
-        </w:rPr>
-      </w:pPr>
-    </w:p>
-    <w:p>
+          <ns2:ligatures ns2:val="none"/>
+        </w:rPr>
+      </w:pPr>
+    </w:p>
+    <w:p ns2:paraId="70D986E3" ns2:textId="67E72045">
       <w:pPr>
         <w:pStyle w:val="Prrafodelista"/>
         <w:numPr>
@@ -3449,7 +3449,7 @@
         <w:rPr>
           <w:rFonts w:ascii="Arial Narrow" w:eastAsia="Arial Narrow" w:hAnsi="Arial Narrow" w:cs="Arial Narrow"/>
           <w:kern w:val="0"/>
-          <w14:ligatures w14:val="none"/>
+          <ns2:ligatures ns2:val="none"/>
         </w:rPr>
       </w:pPr>
       <w:bookmarkStart w:id="20" w:name="_Hlk213688106"/>
@@ -3463,7 +3463,7 @@
         <w:rPr>
           <w:rFonts w:ascii="Arial Narrow" w:eastAsia="Arial Narrow" w:hAnsi="Arial Narrow" w:cs="Arial Narrow"/>
           <w:kern w:val="0"/>
-          <w14:ligatures w14:val="none"/>
+          <ns2:ligatures ns2:val="none"/>
         </w:rPr>
         <w:t/>
       </w:r>
@@ -3477,7 +3477,7 @@
         <w:rPr>
           <w:rFonts w:ascii="Arial Narrow" w:eastAsia="Arial Narrow" w:hAnsi="Arial Narrow" w:cs="Arial Narrow"/>
           <w:kern w:val="0"/>
-          <w14:ligatures w14:val="none"/>
+          <ns2:ligatures ns2:val="none"/>
         </w:rPr>
         <w:t/>
       </w:r>
@@ -3493,7 +3493,7 @@
           <w:kern w:val="0"/>
           <w:shd w:val="clear" w:color="auto" w:fill="FFFFFF"/>
           <w:lang w:eastAsia="es-PE"/>
-          <w14:ligatures w14:val="none"/>
+          <ns2:ligatures ns2:val="none"/>
         </w:rPr>
         <w:t>29571</w:t>
       </w:r>
@@ -3507,7 +3507,7 @@
         <w:rPr>
           <w:rFonts w:ascii="Arial Narrow" w:eastAsia="Arial Narrow" w:hAnsi="Arial Narrow" w:cs="Arial Narrow"/>
           <w:kern w:val="0"/>
-          <w14:ligatures w14:val="none"/>
+          <ns2:ligatures ns2:val="none"/>
         </w:rPr>
         <w:t xml:space="preserve">en tanto la compañía aseguradora habría brindado una respuesta inadecuada al reclamo presentado por la denunciante el </w:t>
       </w:r>
@@ -3518,7 +3518,7 @@
           <w:color w:val="000000"/>
           <w:kern w:val="0"/>
           <w:lang w:eastAsia="es-ES"/>
-          <w14:ligatures w14:val="none"/>
+          <ns2:ligatures ns2:val="none"/>
         </w:rPr>
         <w:t>12 de febrero de 2026</w:t>
       </w:r>
@@ -3526,23 +3526,23 @@
         <w:rPr>
           <w:rFonts w:ascii="Arial Narrow" w:eastAsia="Arial Narrow" w:hAnsi="Arial Narrow" w:cs="Arial Narrow"/>
           <w:kern w:val="0"/>
-          <w14:ligatures w14:val="none"/>
+          <ns2:ligatures ns2:val="none"/>
         </w:rPr>
         <w:t>.</w:t>
       </w:r>
     </w:p>
-    <w:p>
+    <w:p ns2:paraId="6B079DCD" ns2:textId="77777777">
       <w:pPr>
         <w:pStyle w:val="Prrafodelista"/>
         <w:spacing w:after="0" w:line="240" w:lineRule="auto"/>
         <w:rPr>
           <w:rFonts w:ascii="Arial Narrow" w:eastAsia="Arial Narrow" w:hAnsi="Arial Narrow" w:cs="Arial Narrow"/>
           <w:kern w:val="0"/>
-          <w14:ligatures w14:val="none"/>
-        </w:rPr>
-      </w:pPr>
-    </w:p>
-    <w:p>
+          <ns2:ligatures ns2:val="none"/>
+        </w:rPr>
+      </w:pPr>
+    </w:p>
+    <w:p ns2:paraId="58E1D725" ns2:textId="7F3D1047">
       <w:pPr>
         <w:pStyle w:val="Prrafodelista"/>
         <w:numPr>
@@ -3559,7 +3559,7 @@
         <w:rPr>
           <w:rFonts w:ascii="Arial Narrow" w:eastAsia="Arial Narrow" w:hAnsi="Arial Narrow" w:cs="Arial Narrow"/>
           <w:kern w:val="0"/>
-          <w14:ligatures w14:val="none"/>
+          <ns2:ligatures ns2:val="none"/>
         </w:rPr>
       </w:pPr>
       <w:r>
@@ -3569,7 +3569,7 @@
           <w:kern w:val="0"/>
           <w:shd w:val="clear" w:color="auto" w:fill="FFFFFF"/>
           <w:lang w:eastAsia="es-PE"/>
-          <w14:ligatures w14:val="none"/>
+          <ns2:ligatures ns2:val="none"/>
         </w:rPr>
         <w:t xml:space="preserve">Presunta infracción al artículo 38 de la Ley 29571, Código de Protección y Defensa del Consumidor, en tanto la compañía aseguradora habría tenido un trato discriminatorio con la denunciante, al exigirle someterse a una prueba poligráfica como condición para continuar con el trámite de cobertura </w:t>
       </w:r>
@@ -3579,7 +3579,7 @@
           <w:color w:val="000000"/>
           <w:kern w:val="0"/>
           <w:lang w:val="es-ES" w:eastAsia="es-ES"/>
-          <w14:ligatures w14:val="none"/>
+          <ns2:ligatures ns2:val="none"/>
         </w:rPr>
         <w:t xml:space="preserve">de la Póliza </w:t>
       </w:r>
@@ -3589,7 +3589,7 @@
           <w:color w:val="000000"/>
           <w:kern w:val="0"/>
           <w:lang w:eastAsia="es-PE"/>
-          <w14:ligatures w14:val="none"/>
+          <ns2:ligatures ns2:val="none"/>
         </w:rPr>
         <w:t/>
       </w:r>
@@ -3599,7 +3599,7 @@
           <w:color w:val="000000"/>
           <w:kern w:val="0"/>
           <w:lang w:val="es-ES" w:eastAsia="es-ES"/>
-          <w14:ligatures w14:val="none"/>
+          <ns2:ligatures ns2:val="none"/>
         </w:rPr>
         <w:t xml:space="preserve"> 1000001429 del </w:t>
       </w:r>
@@ -3609,7 +3609,7 @@
           <w:color w:val="000000"/>
           <w:kern w:val="0"/>
           <w:lang w:eastAsia="es-ES"/>
-          <w14:ligatures w14:val="none"/>
+          <ns2:ligatures ns2:val="none"/>
         </w:rPr>
         <w:t>Seguro de Protección de Tarjetas</w:t>
       </w:r>
@@ -3620,12 +3620,12 @@
           <w:kern w:val="0"/>
           <w:shd w:val="clear" w:color="auto" w:fill="FFFFFF"/>
           <w:lang w:eastAsia="es-PE"/>
-          <w14:ligatures w14:val="none"/>
+          <ns2:ligatures ns2:val="none"/>
         </w:rPr>
         <w:t xml:space="preserve">, pese a que en el siniestro 100****740 no exigió la realización de una prueba poligráfica debido al estado de gestación de la asegurada del referido siniestro. </w:t>
       </w:r>
     </w:p>
-    <w:p>
+    <w:p ns2:paraId="042B3F54" ns2:textId="777BBF33">
       <w:pPr>
         <w:spacing w:after="0" w:line="240" w:lineRule="auto"/>
         <w:contextualSpacing/>
@@ -3633,11 +3633,11 @@
         <w:rPr>
           <w:rFonts w:ascii="Arial Narrow" w:eastAsia="Arial Narrow" w:hAnsi="Arial Narrow" w:cs="Arial Narrow"/>
           <w:kern w:val="0"/>
-          <w14:ligatures w14:val="none"/>
-        </w:rPr>
-      </w:pPr>
-    </w:p>
-    <w:p>
+          <ns2:ligatures ns2:val="none"/>
+        </w:rPr>
+      </w:pPr>
+    </w:p>
+    <w:p ns2:paraId="0A292C9F" ns2:textId="3EAA32FD">
       <w:pPr>
         <w:spacing w:after="0" w:line="240" w:lineRule="auto"/>
         <w:contextualSpacing/>
@@ -3645,17 +3645,17 @@
         <w:rPr>
           <w:rFonts w:ascii="Arial Narrow" w:eastAsia="Calibri" w:hAnsi="Arial Narrow" w:cs="Arial"/>
           <w:kern w:val="0"/>
-          <w14:ligatures w14:val="none"/>
-        </w:rPr>
-      </w:pPr>
-      <w:r>
-        <w:rPr>
-          <w:rFonts w:ascii="Arial Narrow" w:eastAsia="Arial Narrow" w:hAnsi="Arial Narrow" w:cs="Arial Narrow"/>
-          <w:b/>
-          <w:color w:val="000000"/>
-          <w:kern w:val="0"/>
-          <w:lang w:eastAsia="es-PE"/>
-          <w14:ligatures w14:val="none"/>
+          <ns2:ligatures ns2:val="none"/>
+        </w:rPr>
+      </w:pPr>
+      <w:r>
+        <w:rPr>
+          <w:rFonts w:ascii="Arial Narrow" w:eastAsia="Arial Narrow" w:hAnsi="Arial Narrow" w:cs="Arial Narrow"/>
+          <w:b/>
+          <w:color w:val="000000"/>
+          <w:kern w:val="0"/>
+          <w:lang w:eastAsia="es-PE"/>
+          <ns2:ligatures ns2:val="none"/>
         </w:rPr>
         <w:t>SEGUNDO:</w:t>
       </w:r>
@@ -3665,7 +3665,7 @@
           <w:color w:val="000000"/>
           <w:kern w:val="0"/>
           <w:lang w:eastAsia="es-PE"/>
-          <w14:ligatures w14:val="none"/>
+          <ns2:ligatures ns2:val="none"/>
         </w:rPr>
         <w:t xml:space="preserve"> tener por ofrecidos los medios probatorios presentados en el escrito de denuncia </w:t>
       </w:r>
@@ -3675,7 +3675,7 @@
           <w:color w:val="000000"/>
           <w:kern w:val="0"/>
           <w:lang w:val="es-ES" w:eastAsia="es-ES"/>
-          <w14:ligatures w14:val="none"/>
+          <ns2:ligatures ns2:val="none"/>
         </w:rPr>
         <w:t xml:space="preserve">del </w:t>
       </w:r>
@@ -3685,7 +3685,7 @@
           <w:color w:val="000000"/>
           <w:kern w:val="0"/>
           <w:lang w:val="es-ES" w:eastAsia="es-ES"/>
-          <w14:ligatures w14:val="none"/>
+          <ns2:ligatures ns2:val="none"/>
         </w:rPr>
         <w:t>13 de marzo de 2026</w:t>
       </w:r>
@@ -3693,12 +3693,12 @@
         <w:rPr>
           <w:rFonts w:ascii="Arial Narrow" w:eastAsia="Calibri" w:hAnsi="Arial Narrow" w:cs="Arial"/>
           <w:kern w:val="0"/>
-          <w14:ligatures w14:val="none"/>
+          <ns2:ligatures ns2:val="none"/>
         </w:rPr>
         <w:t>.</w:t>
       </w:r>
     </w:p>
-    <w:p>
+    <w:p ns2:paraId="68A17E97" ns2:textId="77777777">
       <w:pPr>
         <w:spacing w:after="0" w:line="240" w:lineRule="auto"/>
         <w:contextualSpacing/>
@@ -3708,11 +3708,11 @@
           <w:color w:val="000000"/>
           <w:kern w:val="0"/>
           <w:lang w:eastAsia="es-PE"/>
-          <w14:ligatures w14:val="none"/>
-        </w:rPr>
-      </w:pPr>
-    </w:p>
-    <w:p>
+          <ns2:ligatures ns2:val="none"/>
+        </w:rPr>
+      </w:pPr>
+    </w:p>
+    <w:p ns2:paraId="168254DA" ns2:textId="1389F4CB">
       <w:pPr>
         <w:spacing w:after="0" w:line="240" w:lineRule="auto"/>
         <w:contextualSpacing/>
@@ -3722,17 +3722,17 @@
           <w:color w:val="000000"/>
           <w:kern w:val="0"/>
           <w:lang w:eastAsia="es-PE"/>
-          <w14:ligatures w14:val="none"/>
-        </w:rPr>
-      </w:pPr>
-      <w:r>
-        <w:rPr>
-          <w:rFonts w:ascii="Arial Narrow" w:eastAsia="Arial Narrow" w:hAnsi="Arial Narrow" w:cs="Arial Narrow"/>
-          <w:b/>
-          <w:color w:val="000000"/>
-          <w:kern w:val="0"/>
-          <w:lang w:eastAsia="es-PE"/>
-          <w14:ligatures w14:val="none"/>
+          <ns2:ligatures ns2:val="none"/>
+        </w:rPr>
+      </w:pPr>
+      <w:r>
+        <w:rPr>
+          <w:rFonts w:ascii="Arial Narrow" w:eastAsia="Arial Narrow" w:hAnsi="Arial Narrow" w:cs="Arial Narrow"/>
+          <w:b/>
+          <w:color w:val="000000"/>
+          <w:kern w:val="0"/>
+          <w:lang w:eastAsia="es-PE"/>
+          <ns2:ligatures ns2:val="none"/>
         </w:rPr>
         <w:t xml:space="preserve">TERCERO: </w:t>
       </w:r>
@@ -3742,7 +3742,7 @@
           <w:color w:val="000000"/>
           <w:kern w:val="0"/>
           <w:lang w:eastAsia="es-PE"/>
-          <w14:ligatures w14:val="none"/>
+          <ns2:ligatures ns2:val="none"/>
         </w:rPr>
         <w:t xml:space="preserve">requerir a </w:t>
       </w:r>
@@ -3759,12 +3759,12 @@
           <w:color w:val="000000"/>
           <w:kern w:val="0"/>
           <w:lang w:eastAsia="es-PE"/>
-          <w14:ligatures w14:val="none"/>
+          <ns2:ligatures ns2:val="none"/>
         </w:rPr>
         <w:t>que cumpla con lo siguiente:</w:t>
       </w:r>
     </w:p>
-    <w:p>
+    <w:p ns2:paraId="20FDFB8D" ns2:textId="77777777">
       <w:pPr>
         <w:spacing w:after="0" w:line="240" w:lineRule="auto"/>
         <w:contextualSpacing/>
@@ -3774,11 +3774,11 @@
           <w:color w:val="000000"/>
           <w:kern w:val="0"/>
           <w:lang w:eastAsia="es-PE"/>
-          <w14:ligatures w14:val="none"/>
-        </w:rPr>
-      </w:pPr>
-    </w:p>
-    <w:p>
+          <ns2:ligatures ns2:val="none"/>
+        </w:rPr>
+      </w:pPr>
+    </w:p>
+    <w:p ns2:paraId="4AA80738" ns2:textId="77777777">
       <w:pPr>
         <w:numPr>
           <w:ilvl w:val="0"/>
@@ -3793,21 +3793,21 @@
           <w:color w:val="000000"/>
           <w:kern w:val="0"/>
           <w:lang w:eastAsia="es-PE"/>
-          <w14:ligatures w14:val="none"/>
-        </w:rPr>
-      </w:pPr>
-      <w:r>
-        <w:rPr>
-          <w:rFonts w:ascii="Arial Narrow" w:eastAsia="Arial Narrow" w:hAnsi="Arial Narrow" w:cs="Arial Narrow"/>
-          <w:color w:val="000000"/>
-          <w:kern w:val="0"/>
-          <w:lang w:eastAsia="es-PE"/>
-          <w14:ligatures w14:val="none"/>
+          <ns2:ligatures ns2:val="none"/>
+        </w:rPr>
+      </w:pPr>
+      <w:r>
+        <w:rPr>
+          <w:rFonts w:ascii="Arial Narrow" w:eastAsia="Arial Narrow" w:hAnsi="Arial Narrow" w:cs="Arial Narrow"/>
+          <w:color w:val="000000"/>
+          <w:kern w:val="0"/>
+          <w:lang w:eastAsia="es-PE"/>
+          <ns2:ligatures ns2:val="none"/>
         </w:rPr>
         <w:t>presentar documentos que acrediten su inscripción en los Registros Públicos o una declaración jurada que indique que cuenta con dicha inscripción;</w:t>
       </w:r>
     </w:p>
-    <w:p>
+    <w:p ns2:paraId="2B29D59F" ns2:textId="77777777">
       <w:pPr>
         <w:numPr>
           <w:ilvl w:val="0"/>
@@ -3822,21 +3822,21 @@
           <w:color w:val="000000"/>
           <w:kern w:val="0"/>
           <w:lang w:eastAsia="es-PE"/>
-          <w14:ligatures w14:val="none"/>
-        </w:rPr>
-      </w:pPr>
-      <w:r>
-        <w:rPr>
-          <w:rFonts w:ascii="Arial Narrow" w:eastAsia="Arial Narrow" w:hAnsi="Arial Narrow" w:cs="Arial Narrow"/>
-          <w:color w:val="000000"/>
-          <w:kern w:val="0"/>
-          <w:lang w:eastAsia="es-PE"/>
-          <w14:ligatures w14:val="none"/>
+          <ns2:ligatures ns2:val="none"/>
+        </w:rPr>
+      </w:pPr>
+      <w:r>
+        <w:rPr>
+          <w:rFonts w:ascii="Arial Narrow" w:eastAsia="Arial Narrow" w:hAnsi="Arial Narrow" w:cs="Arial Narrow"/>
+          <w:color w:val="000000"/>
+          <w:kern w:val="0"/>
+          <w:lang w:eastAsia="es-PE"/>
+          <ns2:ligatures ns2:val="none"/>
         </w:rPr>
         <w:t>presentar copia simple de las facultades de representación de su representante legal en el presente procedimiento o la declaración jurada que indique que cuenta con dichas facultades y que estas se encuentran vigentes;</w:t>
       </w:r>
     </w:p>
-    <w:p>
+    <w:p ns2:paraId="7EF50C46" ns2:textId="77777777">
       <w:pPr>
         <w:numPr>
           <w:ilvl w:val="0"/>
@@ -3851,21 +3851,21 @@
           <w:color w:val="000000"/>
           <w:kern w:val="0"/>
           <w:lang w:eastAsia="es-PE"/>
-          <w14:ligatures w14:val="none"/>
-        </w:rPr>
-      </w:pPr>
-      <w:r>
-        <w:rPr>
-          <w:rFonts w:ascii="Arial Narrow" w:eastAsia="Arial Narrow" w:hAnsi="Arial Narrow" w:cs="Arial Narrow"/>
-          <w:color w:val="000000"/>
-          <w:kern w:val="0"/>
-          <w:lang w:eastAsia="es-PE"/>
-          <w14:ligatures w14:val="none"/>
+          <ns2:ligatures ns2:val="none"/>
+        </w:rPr>
+      </w:pPr>
+      <w:r>
+        <w:rPr>
+          <w:rFonts w:ascii="Arial Narrow" w:eastAsia="Arial Narrow" w:hAnsi="Arial Narrow" w:cs="Arial Narrow"/>
+          <w:color w:val="000000"/>
+          <w:kern w:val="0"/>
+          <w:lang w:eastAsia="es-PE"/>
+          <ns2:ligatures ns2:val="none"/>
         </w:rPr>
         <w:t>consignar el Número de Registro Único de Contribuyentes (RUC); y,</w:t>
       </w:r>
     </w:p>
-    <w:p>
+    <w:p ns2:paraId="19E4DFA1" ns2:textId="77777777">
       <w:pPr>
         <w:numPr>
           <w:ilvl w:val="0"/>
@@ -3878,16 +3878,16 @@
         <w:rPr>
           <w:rFonts w:ascii="Arial Narrow" w:eastAsia="Calibri" w:hAnsi="Arial Narrow" w:cs="Arial"/>
           <w:kern w:val="0"/>
-          <w14:ligatures w14:val="none"/>
-        </w:rPr>
-      </w:pPr>
-      <w:r>
-        <w:rPr>
-          <w:rFonts w:ascii="Arial Narrow" w:eastAsia="Arial Narrow" w:hAnsi="Arial Narrow" w:cs="Arial Narrow"/>
-          <w:color w:val="000000"/>
-          <w:kern w:val="0"/>
-          <w:lang w:eastAsia="es-PE"/>
-          <w14:ligatures w14:val="none"/>
+          <ns2:ligatures ns2:val="none"/>
+        </w:rPr>
+      </w:pPr>
+      <w:r>
+        <w:rPr>
+          <w:rFonts w:ascii="Arial Narrow" w:eastAsia="Arial Narrow" w:hAnsi="Arial Narrow" w:cs="Arial Narrow"/>
+          <w:color w:val="000000"/>
+          <w:kern w:val="0"/>
+          <w:lang w:eastAsia="es-PE"/>
+          <ns2:ligatures ns2:val="none"/>
         </w:rPr>
         <w:t>fijar domicilio procesal para el procedimiento, de conformidad con el numeral 1 del artículo 442</w:t>
       </w:r>
@@ -3897,7 +3897,7 @@
           <w:color w:val="000000"/>
           <w:kern w:val="0"/>
           <w:lang w:eastAsia="es-PE"/>
-          <w14:ligatures w14:val="none"/>
+          <ns2:ligatures ns2:val="none"/>
         </w:rPr>
         <w:t/>
       </w:r>
@@ -3907,7 +3907,7 @@
           <w:color w:val="000000"/>
           <w:kern w:val="0"/>
           <w:lang w:eastAsia="es-PE"/>
-          <w14:ligatures w14:val="none"/>
+          <ns2:ligatures ns2:val="none"/>
         </w:rPr>
         <w:t xml:space="preserve"> del Código Procesal Civil. </w:t>
       </w:r>
@@ -3915,7 +3915,7 @@
         <w:rPr>
           <w:rFonts w:ascii="Arial Narrow" w:eastAsia="Calibri" w:hAnsi="Arial Narrow" w:cs="Arial"/>
           <w:kern w:val="0"/>
-          <w14:ligatures w14:val="none"/>
+          <ns2:ligatures ns2:val="none"/>
         </w:rPr>
         <w:t>Para ello podrá señalar domicilio físico o una dirección electrónica a la que pueda remitirse las notificaciones</w:t>
       </w:r>
@@ -3924,12 +3924,12 @@
           <w:rFonts w:ascii="Arial Narrow" w:eastAsia="Arial" w:hAnsi="Arial Narrow" w:cs="Arial"/>
           <w:kern w:val="0"/>
           <w:lang w:val="es"/>
-          <w14:ligatures w14:val="none"/>
+          <ns2:ligatures ns2:val="none"/>
         </w:rPr>
         <w:t>;</w:t>
       </w:r>
     </w:p>
-    <w:p>
+    <w:p ns2:paraId="7C63E340" ns2:textId="77777777">
       <w:pPr>
         <w:numPr>
           <w:ilvl w:val="0"/>
@@ -3942,14 +3942,14 @@
         <w:rPr>
           <w:rFonts w:ascii="Arial Narrow" w:eastAsia="Calibri" w:hAnsi="Arial Narrow" w:cs="Arial"/>
           <w:kern w:val="0"/>
-          <w14:ligatures w14:val="none"/>
+          <ns2:ligatures ns2:val="none"/>
         </w:rPr>
       </w:pPr>
       <w:r>
         <w:rPr>
           <w:rFonts w:ascii="Arial Narrow" w:eastAsia="Calibri" w:hAnsi="Arial Narrow" w:cs="Arial"/>
           <w:kern w:val="0"/>
-          <w14:ligatures w14:val="none"/>
+          <ns2:ligatures ns2:val="none"/>
         </w:rPr>
         <w:t>en caso califique como micro empresa o pequeña empresa, presentar los documentos que acrediten su volumen de ventas o ingresos brutos percibidos el año anterior relativo a todas sus actividades económicas y el número de trabajadores con el que cuenta</w:t>
       </w:r>
@@ -3959,7 +3959,7 @@
           <w:rFonts w:ascii="Arial Narrow" w:eastAsia="Calibri" w:hAnsi="Arial Narrow" w:cs="Arial"/>
           <w:kern w:val="0"/>
           <w:vertAlign w:val="superscript"/>
-          <w14:ligatures w14:val="none"/>
+          <ns2:ligatures ns2:val="none"/>
         </w:rPr>
         <w:footnoteReference w:id="9"/>
       </w:r>
@@ -3967,7 +3967,7 @@
         <w:rPr>
           <w:rFonts w:ascii="Arial Narrow" w:eastAsia="Calibri" w:hAnsi="Arial Narrow" w:cs="Arial"/>
           <w:kern w:val="0"/>
-          <w14:ligatures w14:val="none"/>
+          <ns2:ligatures ns2:val="none"/>
         </w:rPr>
         <w:t>. Ello, a fin de que la Comisión pueda meritar dicha documentación, conforme lo establece el artículo 110</w:t>
       </w:r>
@@ -3977,7 +3977,7 @@
           <w:color w:val="000000"/>
           <w:kern w:val="0"/>
           <w:lang w:eastAsia="es-PE"/>
-          <w14:ligatures w14:val="none"/>
+          <ns2:ligatures ns2:val="none"/>
         </w:rPr>
         <w:t/>
       </w:r>
@@ -3985,7 +3985,7 @@
         <w:rPr>
           <w:rFonts w:ascii="Arial Narrow" w:eastAsia="Calibri" w:hAnsi="Arial Narrow" w:cs="Arial"/>
           <w:kern w:val="0"/>
-          <w14:ligatures w14:val="none"/>
+          <ns2:ligatures ns2:val="none"/>
         </w:rPr>
         <w:t xml:space="preserve"> del </w:t>
       </w:r>
@@ -3994,7 +3994,7 @@
           <w:rFonts w:ascii="Arial Narrow" w:eastAsia="Calibri" w:hAnsi="Arial Narrow" w:cs="Arial"/>
           <w:spacing w:val="-2"/>
           <w:kern w:val="0"/>
-          <w14:ligatures w14:val="none"/>
+          <ns2:ligatures ns2:val="none"/>
         </w:rPr>
         <w:t>Código</w:t>
       </w:r>
@@ -4005,7 +4005,7 @@
           <w:spacing w:val="-2"/>
           <w:kern w:val="0"/>
           <w:vertAlign w:val="superscript"/>
-          <w14:ligatures w14:val="none"/>
+          <ns2:ligatures ns2:val="none"/>
         </w:rPr>
         <w:footnoteReference w:id="10"/>
       </w:r>
@@ -4014,12 +4014,12 @@
           <w:rFonts w:ascii="Arial Narrow" w:eastAsia="Calibri" w:hAnsi="Arial Narrow" w:cs="Arial"/>
           <w:spacing w:val="-2"/>
           <w:kern w:val="0"/>
-          <w14:ligatures w14:val="none"/>
+          <ns2:ligatures ns2:val="none"/>
         </w:rPr>
         <w:t>.</w:t>
       </w:r>
     </w:p>
-    <w:p>
+    <w:p ns2:paraId="1F11FE32" ns2:textId="77777777">
       <w:pPr>
         <w:spacing w:after="0" w:line="240" w:lineRule="auto"/>
         <w:ind w:left="567"/>
@@ -4030,7 +4030,7 @@
           <w:color w:val="000000"/>
           <w:kern w:val="0"/>
           <w:lang w:eastAsia="es-PE"/>
-          <w14:ligatures w14:val="none"/>
+          <ns2:ligatures ns2:val="none"/>
         </w:rPr>
       </w:pPr>
     </w:p>
@@ -4044,39 +4044,76 @@
           <w:color w:val="000000"/>
           <w:kern w:val="0"/>
           <w:lang w:eastAsia="es-PE"/>
-          <w14:ligatures w14:val="none"/>
-        </w:rPr>
-      </w:pPr>
-      <w:r>
-        <w:rPr>
-          <w:rFonts w:ascii="Arial Narrow" w:eastAsia="Arial Narrow" w:hAnsi="Arial Narrow" w:cs="Arial Narrow"/>
-          <w:b/>
-          <w:color w:val="000000"/>
-          <w:kern w:val="0"/>
-          <w:lang w:eastAsia="es-PE"/>
-          <w14:ligatures w14:val="none"/>
+          <ns2:ligatures ns2:val="none"/>
+        </w:rPr>
+      </w:pPr>
+      <w:r>
+        <w:rPr>
+          <w:rFonts w:ascii="Arial Narrow" w:hAnsi="Arial Narrow" w:cs="Arial Narrow"/>
+          <w:b w:val="1"/>
+          <w:bCs w:val="1"/>
+          <w:sz w:val="20"/>
+          <w:szCs w:val="20"/>
         </w:rPr>
         <w:t xml:space="preserve">CUARTO: </w:t>
       </w:r>
       <w:r>
         <w:rPr>
-          <w:rFonts w:ascii="Arial Narrow" w:eastAsia="Arial Narrow" w:hAnsi="Arial Narrow" w:cs="Arial Narrow"/>
-          <w:color w:val="000000"/>
-          <w:kern w:val="0"/>
-          <w:lang w:eastAsia="es-PE"/>
-          <w14:ligatures w14:val="none"/>
-        </w:rPr>
-        <w:t xml:space="preserve">correr traslado de la denuncia interpuesta </w:t>
-      </w:r>
-      <w:r>
+          <w:rFonts w:ascii="Arial Narrow" w:hAnsi="Arial Narrow" w:cs="Arial Narrow"/>
+          <w:sz w:val="20"/>
+          <w:szCs w:val="20"/>
+        </w:rPr>
+        <w:t xml:space="preserve">correr traslado de la presente resolución a Pacífico Compañía de Seguros y Reaseguros S.A para que, de conformidad con lo dispuesto por el artículo 26° de la Ley sobre Facultades, Normas y Organización del Indecopi, aprobado por Decreto Legislativo N° 8079, presenten sus descargos sobre la imputación de cargos realizada en un plazo no mayor a cinco (5) días hábiles contado a partir del día siguiente de la notificación de la presente resolución, vencido el cual, el Secretario Técnico declarará en rebeldía a los denunciados que no lo hubieran presentado. Debe precisarse que de conformidad con lo establecido por el artículo 223° del Texto Único Ordenado de la Ley N° 27444, Ley del Procedimiento Administrativo General, las alegaciones y los hechos relevantes de la reclamación, salvo que hayan sido específicamente negadas en la contestación, se tendrán por aceptadas o meritadas como ciertas.</w:t>
+      </w:r>
+    </w:p>
+    <w:p ns2:paraId="228F876C" ns2:textId="77777777">
+      <w:pPr>
+        <w:spacing w:after="0" w:line="240" w:lineRule="auto"/>
+        <w:contextualSpacing/>
+        <w:jc w:val="both"/>
+        <w:rPr>
+          <w:rFonts w:ascii="Arial Narrow" w:eastAsia="Arial Narrow" w:hAnsi="Arial Narrow" w:cs="Arial Narrow"/>
+          <w:color w:val="000000"/>
+          <w:kern w:val="0"/>
+          <w:lang w:eastAsia="es-PE"/>
+          <ns2:ligatures ns2:val="none"/>
+        </w:rPr>
+      </w:pPr>
+    </w:p>
+    <w:p ns2:paraId="774AFBA5" ns2:textId="008F7434">
+      <w:pPr>
+        <w:spacing w:after="0" w:line="240" w:lineRule="auto"/>
+        <w:contextualSpacing/>
+        <w:jc w:val="both"/>
         <w:rPr>
           <w:rFonts w:ascii="Arial Narrow" w:eastAsia="Times New Roman" w:hAnsi="Arial Narrow" w:cs="Arial"/>
           <w:color w:val="000000"/>
           <w:kern w:val="0"/>
           <w:lang w:val="es-ES" w:eastAsia="es-ES"/>
-          <w14:ligatures w14:val="none"/>
-        </w:rPr>
-        <w:t xml:space="preserve">el </w:t>
+          <ns2:ligatures ns2:val="none"/>
+        </w:rPr>
+      </w:pPr>
+      <w:r>
+        <w:rPr>
+          <w:rFonts w:ascii="Arial Narrow" w:eastAsia="Arial Narrow" w:hAnsi="Arial Narrow" w:cs="Arial Narrow"/>
+          <w:b/>
+          <w:color w:val="000000"/>
+          <w:kern w:val="0"/>
+          <w:lang w:eastAsia="es-PE"/>
+          <ns2:ligatures ns2:val="none"/>
+        </w:rPr>
+        <w:t xml:space="preserve">QUINTO: </w:t>
+      </w:r>
+      <w:bookmarkStart w:id="21" w:name="_Hlk188286813"/>
+      <w:r>
+        <w:rPr>
+          <w:rFonts w:ascii="Arial Narrow" w:eastAsia="Times New Roman" w:hAnsi="Arial Narrow" w:cs="Arial"/>
+          <w:color w:val="000000"/>
+          <w:kern w:val="0"/>
+          <w:lang w:eastAsia="es-ES"/>
+          <ns2:ligatures ns2:val="none"/>
+        </w:rPr>
+        <w:t xml:space="preserve">requerir </w:t>
       </w:r>
       <w:r>
         <w:rPr>
@@ -4084,28 +4121,32 @@
           <w:color w:val="000000"/>
           <w:kern w:val="0"/>
           <w:lang w:val="es-ES" w:eastAsia="es-ES"/>
-          <w14:ligatures w14:val="none"/>
-        </w:rPr>
-        <w:t>13 de marzo de 2026</w:t>
-      </w:r>
-      <w:r>
-        <w:rPr>
-          <w:rFonts w:ascii="Arial Narrow" w:eastAsia="Calibri" w:hAnsi="Arial Narrow" w:cs="Arial"/>
-          <w:kern w:val="0"/>
-          <w14:ligatures w14:val="none"/>
+          <ns2:ligatures ns2:val="none"/>
+        </w:rPr>
+        <w:t xml:space="preserve">que, en un </w:t>
+      </w:r>
+      <w:r>
+        <w:rPr>
+          <w:rFonts w:ascii="Arial Narrow" w:eastAsia="Times New Roman" w:hAnsi="Arial Narrow" w:cs="Arial"/>
+          <w:color w:val="000000"/>
+          <w:kern w:val="0"/>
+          <w:lang w:eastAsia="es-ES"/>
+          <ns2:ligatures ns2:val="none"/>
+        </w:rPr>
+        <w:t>plazo no mayor de cinco (5) días hábiles contado a partir del día siguiente de la notificación de la presente resolución</w:t>
+      </w:r>
+      <w:bookmarkEnd w:id="21"/>
+      <w:r>
+        <w:rPr>
+          <w:rFonts w:ascii="Arial Narrow" w:eastAsia="Times New Roman" w:hAnsi="Arial Narrow" w:cs="Arial"/>
+          <w:color w:val="000000"/>
+          <w:kern w:val="0"/>
+          <w:lang w:eastAsia="es-ES"/>
+          <ns2:ligatures ns2:val="none"/>
         </w:rPr>
         <w:t xml:space="preserve">, </w:t>
       </w:r>
-      <w:r>
-        <w:rPr>
-          <w:rFonts w:ascii="Arial Narrow" w:eastAsia="Arial Narrow" w:hAnsi="Arial Narrow" w:cs="Arial Narrow"/>
-          <w:color w:val="000000"/>
-          <w:kern w:val="0"/>
-          <w:lang w:eastAsia="es-PE"/>
-          <w14:ligatures w14:val="none"/>
-        </w:rPr>
-        <w:t>a</w:t>
-      </w:r>
+      <w:bookmarkStart w:id="22" w:name="_Hlk188286828"/>
       <w:r>
         <w:rPr>
           <w:rFonts w:ascii="Arial Narrow" w:eastAsia="Times New Roman" w:hAnsi="Arial Narrow" w:cs="Times New Roman"/>
@@ -4113,26 +4154,201 @@
           <w:kern w:val="0"/>
           <w:shd w:val="clear" w:color="auto" w:fill="FFFFFF"/>
           <w:lang w:eastAsia="es-PE"/>
-          <w14:ligatures w14:val="none"/>
+          <ns2:ligatures ns2:val="none"/>
+        </w:rPr>
+        <w:t>el proveedor denunciado</w:t>
+      </w:r>
+      <w:r>
+        <w:rPr>
+          <w:rFonts w:ascii="Arial Narrow" w:eastAsia="Times New Roman" w:hAnsi="Arial Narrow" w:cs="Arial"/>
+          <w:color w:val="000000"/>
+          <w:kern w:val="0"/>
+          <w:lang w:eastAsia="es-ES"/>
+          <ns2:ligatures ns2:val="none"/>
         </w:rPr>
         <w:t xml:space="preserve"> </w:t>
       </w:r>
-      <w:r>
-        <w:rPr>
-          <w:rFonts w:ascii="Arial Narrow" w:eastAsia="Arial Narrow" w:hAnsi="Arial Narrow" w:cs="Arial Narrow"/>
-          <w:bCs/>
-        </w:rPr>
-        <w:t>Pacífico Compañía de Seguros y Reaseguros S.A.</w:t>
-      </w:r>
-      <w:r>
-        <w:rPr>
-          <w:rFonts w:ascii="Arial Narrow" w:eastAsia="Arial Narrow" w:hAnsi="Arial Narrow" w:cs="Arial Narrow"/>
-          <w:color w:val="000000"/>
-          <w:kern w:val="0"/>
-          <w:lang w:eastAsia="es-PE"/>
-          <w14:ligatures w14:val="none"/>
-        </w:rPr>
-        <w:t>, para que, de conformidad con lo dispuesto por el artículo 26</w:t>
+      <w:bookmarkEnd w:id="22"/>
+      <w:r>
+        <w:rPr>
+          <w:rFonts w:ascii="Arial Narrow" w:eastAsia="Times New Roman" w:hAnsi="Arial Narrow" w:cs="Arial"/>
+          <w:color w:val="000000"/>
+          <w:kern w:val="0"/>
+          <w:lang w:val="es-ES" w:eastAsia="es-ES"/>
+          <ns2:ligatures ns2:val="none"/>
+        </w:rPr>
+        <w:t xml:space="preserve">cumpla con: </w:t>
+      </w:r>
+      <w:r>
+        <w:rPr>
+          <w:rFonts w:ascii="Arial Narrow" w:eastAsia="Times New Roman" w:hAnsi="Arial Narrow" w:cs="Arial"/>
+          <w:color w:val="000000"/>
+          <w:kern w:val="0"/>
+          <w:lang w:val="es-ES" w:eastAsia="es-ES"/>
+          <ns2:ligatures ns2:val="none"/>
+        </w:rPr>
+        <w:t>(i) presentar una copia completa, legible y debidamente suscrita de la Póliza</w:t>
+      </w:r>
+      <w:r>
+        <w:rPr>
+          <w:rFonts w:ascii="Arial Narrow" w:eastAsia="Times New Roman" w:hAnsi="Arial Narrow" w:cs="Arial"/>
+          <w:color w:val="000000"/>
+          <w:kern w:val="0"/>
+          <w:lang w:val="es-ES" w:eastAsia="es-ES"/>
+          <ns2:ligatures ns2:val="none"/>
+        </w:rPr>
+        <w:t xml:space="preserve"> </w:t>
+      </w:r>
+      <w:r>
+        <w:rPr>
+          <w:rFonts w:ascii="Arial Narrow" w:eastAsia="Arial Narrow" w:hAnsi="Arial Narrow" w:cs="Arial Narrow"/>
+          <w:color w:val="000000"/>
+          <w:kern w:val="0"/>
+          <w:lang w:eastAsia="es-PE"/>
+          <ns2:ligatures ns2:val="none"/>
+        </w:rPr>
+        <w:t/>
+      </w:r>
+      <w:r>
+        <w:rPr>
+          <w:rFonts w:ascii="Arial Narrow" w:eastAsia="Times New Roman" w:hAnsi="Arial Narrow" w:cs="Arial"/>
+          <w:color w:val="000000"/>
+          <w:kern w:val="0"/>
+          <w:lang w:val="es-ES" w:eastAsia="es-ES"/>
+          <ns2:ligatures ns2:val="none"/>
+        </w:rPr>
+        <w:t xml:space="preserve"> </w:t>
+      </w:r>
+      <w:r>
+        <w:rPr>
+          <w:rFonts w:ascii="Arial Narrow" w:eastAsia="Times New Roman" w:hAnsi="Arial Narrow" w:cs="Arial"/>
+          <w:color w:val="000000"/>
+          <w:kern w:val="0"/>
+          <w:lang w:val="es-ES" w:eastAsia="es-ES"/>
+          <ns2:ligatures ns2:val="none"/>
+        </w:rPr>
+        <w:t xml:space="preserve">1000001429 </w:t>
+      </w:r>
+      <w:r>
+        <w:rPr>
+          <w:rFonts w:ascii="Arial Narrow" w:eastAsia="Times New Roman" w:hAnsi="Arial Narrow" w:cs="Arial"/>
+          <w:color w:val="000000"/>
+          <w:kern w:val="0"/>
+          <w:lang w:val="es-ES" w:eastAsia="es-ES"/>
+          <ns2:ligatures ns2:val="none"/>
+        </w:rPr>
+        <w:t xml:space="preserve">del </w:t>
+      </w:r>
+      <w:r>
+        <w:rPr>
+          <w:rFonts w:ascii="Arial Narrow" w:eastAsia="Times New Roman" w:hAnsi="Arial Narrow" w:cs="Arial"/>
+          <w:color w:val="000000"/>
+          <w:kern w:val="0"/>
+          <w:lang w:eastAsia="es-ES"/>
+          <ns2:ligatures ns2:val="none"/>
+        </w:rPr>
+        <w:t>Seguro de Protección de Tarjetas</w:t>
+      </w:r>
+      <w:r>
+        <w:rPr>
+          <w:rFonts w:ascii="Arial Narrow" w:eastAsia="Times New Roman" w:hAnsi="Arial Narrow" w:cs="Arial"/>
+          <w:color w:val="000000"/>
+          <w:kern w:val="0"/>
+          <w:lang w:val="es-ES" w:eastAsia="es-ES"/>
+          <ns2:ligatures ns2:val="none"/>
+        </w:rPr>
+        <w:t>, así como el cargo de remisión de la póliza; (ii) presentar los medios probatorios que acrediten que atendió de manera adecuada la solicitud de otorgamiento de cobertura presentada por la</w:t>
+      </w:r>
+      <w:r>
+        <w:rPr>
+          <w:rFonts w:ascii="Arial Narrow" w:eastAsia="Times New Roman" w:hAnsi="Arial Narrow" w:cs="Arial"/>
+          <w:color w:val="000000"/>
+          <w:kern w:val="0"/>
+          <w:lang w:val="es-ES" w:eastAsia="es-ES"/>
+          <ns2:ligatures ns2:val="none"/>
+        </w:rPr>
+        <w:t xml:space="preserve"> parte</w:t>
+      </w:r>
+      <w:r>
+        <w:rPr>
+          <w:rFonts w:ascii="Arial Narrow" w:eastAsia="Times New Roman" w:hAnsi="Arial Narrow" w:cs="Arial"/>
+          <w:color w:val="000000"/>
+          <w:kern w:val="0"/>
+          <w:lang w:val="es-ES" w:eastAsia="es-ES"/>
+          <ns2:ligatures ns2:val="none"/>
+        </w:rPr>
+        <w:t xml:space="preserve"> denunciante; y, (iii) presentar todas las comunicaciones cursadas con la parte denunciante en virtud de los hechos materia de denuncia</w:t>
+      </w:r>
+      <w:r>
+        <w:rPr>
+          <w:rFonts w:ascii="Arial Narrow" w:eastAsia="Times New Roman" w:hAnsi="Arial Narrow" w:cs="Arial"/>
+          <w:color w:val="000000"/>
+          <w:kern w:val="0"/>
+          <w:lang w:val="es-ES" w:eastAsia="es-ES"/>
+          <ns2:ligatures ns2:val="none"/>
+        </w:rPr>
+        <w:t>.</w:t>
+      </w:r>
+    </w:p>
+    <w:p ns2:paraId="12A4D8BD" ns2:textId="77777777">
+      <w:pPr>
+        <w:spacing w:after="0" w:line="240" w:lineRule="auto"/>
+        <w:contextualSpacing/>
+        <w:jc w:val="both"/>
+        <w:rPr>
+          <w:rFonts w:ascii="Arial Narrow" w:eastAsia="Arial Narrow" w:hAnsi="Arial Narrow" w:cs="Arial Narrow"/>
+          <w:b/>
+          <w:color w:val="000000"/>
+          <w:kern w:val="0"/>
+          <w:lang w:val="es-ES" w:eastAsia="es-PE"/>
+          <ns2:ligatures ns2:val="none"/>
+        </w:rPr>
+      </w:pPr>
+    </w:p>
+    <w:p ns2:paraId="591B7E6F" ns2:textId="1FF0E193">
+      <w:pPr>
+        <w:spacing w:after="0" w:line="240" w:lineRule="auto"/>
+        <w:contextualSpacing/>
+        <w:jc w:val="both"/>
+        <w:rPr>
+          <w:rFonts w:ascii="Arial Narrow" w:eastAsia="Arial Narrow" w:hAnsi="Arial Narrow" w:cs="Arial Narrow"/>
+          <w:color w:val="000000"/>
+          <w:kern w:val="0"/>
+          <w:lang w:eastAsia="es-PE"/>
+          <ns2:ligatures ns2:val="none"/>
+        </w:rPr>
+      </w:pPr>
+      <w:r>
+        <w:rPr>
+          <w:rFonts w:ascii="Arial Narrow" w:eastAsia="Arial Narrow" w:hAnsi="Arial Narrow" w:cs="Arial Narrow"/>
+          <w:b/>
+          <w:color w:val="000000"/>
+          <w:kern w:val="0"/>
+          <w:lang w:eastAsia="es-PE"/>
+          <ns2:ligatures ns2:val="none"/>
+        </w:rPr>
+        <w:t>SEXTO:</w:t>
+      </w:r>
+      <w:r>
+        <w:rPr>
+          <w:rFonts w:ascii="Arial Narrow" w:eastAsia="Arial Narrow" w:hAnsi="Arial Narrow" w:cs="Arial Narrow"/>
+          <w:color w:val="000000"/>
+          <w:kern w:val="0"/>
+          <w:lang w:eastAsia="es-PE"/>
+          <ns2:ligatures ns2:val="none"/>
+        </w:rPr>
+        <w:t xml:space="preserve"> </w:t>
+      </w:r>
+      <w:bookmarkStart w:id="23" w:name="_Hlk188286915"/>
+      <w:r>
+        <w:rPr>
+          <w:rFonts w:ascii="Arial Narrow" w:eastAsia="Arial Narrow" w:hAnsi="Arial Narrow" w:cs="Arial Narrow"/>
+          <w:color w:val="000000"/>
+          <w:kern w:val="0"/>
+          <w:lang w:eastAsia="es-PE"/>
+          <ns2:ligatures ns2:val="none"/>
+        </w:rPr>
+        <w:t>informar a las partes que el artículo 110</w:t>
       </w:r>
       <w:r>
         <w:rPr>
@@ -4140,7 +4356,7 @@
           <w:color w:val="000000"/>
           <w:kern w:val="0"/>
           <w:lang w:eastAsia="es-PE"/>
-          <w14:ligatures w14:val="none"/>
+          <ns2:ligatures ns2:val="none"/>
         </w:rPr>
         <w:t/>
       </w:r>
@@ -4150,332 +4366,27 @@
           <w:color w:val="000000"/>
           <w:kern w:val="0"/>
           <w:lang w:eastAsia="es-PE"/>
-          <w14:ligatures w14:val="none"/>
-        </w:rPr>
-        <w:t xml:space="preserve"> de la Ley sobre Facultades, Normas y Organización del Indecopi, aprobada por Decreto Legislativo 807, presente sus descargos en un plazo no mayor de cinco (5) días hábiles contados desde la notificación. </w:t>
-      </w:r>
-    </w:p>
-    <w:p>
-      <w:pPr>
-        <w:spacing w:after="0" w:line="240" w:lineRule="auto"/>
-        <w:contextualSpacing/>
-        <w:jc w:val="both"/>
-        <w:rPr>
-          <w:rFonts w:ascii="Arial Narrow" w:eastAsia="Arial Narrow" w:hAnsi="Arial Narrow" w:cs="Arial Narrow"/>
-          <w:color w:val="000000"/>
-          <w:kern w:val="0"/>
-          <w:lang w:eastAsia="es-PE"/>
-          <w14:ligatures w14:val="none"/>
-        </w:rPr>
-      </w:pPr>
-    </w:p>
-    <w:p>
-      <w:pPr>
-        <w:spacing w:after="0" w:line="240" w:lineRule="auto"/>
-        <w:contextualSpacing/>
-        <w:jc w:val="both"/>
-        <w:rPr>
-          <w:rFonts w:ascii="Arial Narrow" w:eastAsia="Times New Roman" w:hAnsi="Arial Narrow" w:cs="Arial"/>
-          <w:color w:val="000000"/>
-          <w:kern w:val="0"/>
-          <w:lang w:val="es-ES" w:eastAsia="es-ES"/>
-          <w14:ligatures w14:val="none"/>
-        </w:rPr>
-      </w:pPr>
-      <w:r>
-        <w:rPr>
-          <w:rFonts w:ascii="Arial Narrow" w:eastAsia="Arial Narrow" w:hAnsi="Arial Narrow" w:cs="Arial Narrow"/>
-          <w:b/>
-          <w:color w:val="000000"/>
-          <w:kern w:val="0"/>
-          <w:lang w:eastAsia="es-PE"/>
-          <w14:ligatures w14:val="none"/>
-        </w:rPr>
-        <w:t xml:space="preserve">QUINTO: </w:t>
-      </w:r>
-      <w:bookmarkStart w:id="21" w:name="_Hlk188286813"/>
-      <w:r>
-        <w:rPr>
-          <w:rFonts w:ascii="Arial Narrow" w:eastAsia="Times New Roman" w:hAnsi="Arial Narrow" w:cs="Arial"/>
-          <w:color w:val="000000"/>
-          <w:kern w:val="0"/>
-          <w:lang w:eastAsia="es-ES"/>
-          <w14:ligatures w14:val="none"/>
-        </w:rPr>
-        <w:t xml:space="preserve">requerir </w:t>
-      </w:r>
-      <w:r>
-        <w:rPr>
-          <w:rFonts w:ascii="Arial Narrow" w:eastAsia="Times New Roman" w:hAnsi="Arial Narrow" w:cs="Arial"/>
-          <w:color w:val="000000"/>
-          <w:kern w:val="0"/>
-          <w:lang w:val="es-ES" w:eastAsia="es-ES"/>
-          <w14:ligatures w14:val="none"/>
-        </w:rPr>
-        <w:t xml:space="preserve">que, en un </w:t>
-      </w:r>
-      <w:r>
-        <w:rPr>
-          <w:rFonts w:ascii="Arial Narrow" w:eastAsia="Times New Roman" w:hAnsi="Arial Narrow" w:cs="Arial"/>
-          <w:color w:val="000000"/>
-          <w:kern w:val="0"/>
-          <w:lang w:eastAsia="es-ES"/>
-          <w14:ligatures w14:val="none"/>
-        </w:rPr>
-        <w:t>plazo no mayor de cinco (5) días hábiles contado a partir del día siguiente de la notificación de la presente resolución</w:t>
-      </w:r>
-      <w:bookmarkEnd w:id="21"/>
-      <w:r>
-        <w:rPr>
-          <w:rFonts w:ascii="Arial Narrow" w:eastAsia="Times New Roman" w:hAnsi="Arial Narrow" w:cs="Arial"/>
-          <w:color w:val="000000"/>
-          <w:kern w:val="0"/>
-          <w:lang w:eastAsia="es-ES"/>
-          <w14:ligatures w14:val="none"/>
-        </w:rPr>
-        <w:t xml:space="preserve">, </w:t>
-      </w:r>
-      <w:bookmarkStart w:id="22" w:name="_Hlk188286828"/>
-      <w:r>
-        <w:rPr>
-          <w:rFonts w:ascii="Arial Narrow" w:eastAsia="Times New Roman" w:hAnsi="Arial Narrow" w:cs="Times New Roman"/>
-          <w:color w:val="000000"/>
-          <w:kern w:val="0"/>
-          <w:shd w:val="clear" w:color="auto" w:fill="FFFFFF"/>
-          <w:lang w:eastAsia="es-PE"/>
-          <w14:ligatures w14:val="none"/>
-        </w:rPr>
-        <w:t>el proveedor denunciado</w:t>
-      </w:r>
-      <w:r>
-        <w:rPr>
-          <w:rFonts w:ascii="Arial Narrow" w:eastAsia="Times New Roman" w:hAnsi="Arial Narrow" w:cs="Arial"/>
-          <w:color w:val="000000"/>
-          <w:kern w:val="0"/>
-          <w:lang w:eastAsia="es-ES"/>
-          <w14:ligatures w14:val="none"/>
+          <ns2:ligatures ns2:val="none"/>
+        </w:rPr>
+        <w:t xml:space="preserve"> de la Ley</w:t>
+      </w:r>
+      <w:r>
+        <w:rPr>
+          <w:rFonts w:ascii="Arial Narrow" w:eastAsia="Arial Narrow" w:hAnsi="Arial Narrow" w:cs="Arial Narrow"/>
+          <w:color w:val="000000"/>
+          <w:kern w:val="0"/>
+          <w:lang w:eastAsia="es-PE"/>
+          <ns2:ligatures ns2:val="none"/>
         </w:rPr>
         <w:t xml:space="preserve"> </w:t>
       </w:r>
-      <w:bookmarkEnd w:id="22"/>
-      <w:r>
-        <w:rPr>
-          <w:rFonts w:ascii="Arial Narrow" w:eastAsia="Times New Roman" w:hAnsi="Arial Narrow" w:cs="Arial"/>
-          <w:color w:val="000000"/>
-          <w:kern w:val="0"/>
-          <w:lang w:val="es-ES" w:eastAsia="es-ES"/>
-          <w14:ligatures w14:val="none"/>
-        </w:rPr>
-        <w:t xml:space="preserve">cumpla con: </w:t>
-      </w:r>
-      <w:r>
-        <w:rPr>
-          <w:rFonts w:ascii="Arial Narrow" w:eastAsia="Times New Roman" w:hAnsi="Arial Narrow" w:cs="Arial"/>
-          <w:color w:val="000000"/>
-          <w:kern w:val="0"/>
-          <w:lang w:val="es-ES" w:eastAsia="es-ES"/>
-          <w14:ligatures w14:val="none"/>
-        </w:rPr>
-        <w:t>(i) presentar una copia completa, legible y debidamente suscrita de la Póliza</w:t>
-      </w:r>
-      <w:r>
-        <w:rPr>
-          <w:rFonts w:ascii="Arial Narrow" w:eastAsia="Times New Roman" w:hAnsi="Arial Narrow" w:cs="Arial"/>
-          <w:color w:val="000000"/>
-          <w:kern w:val="0"/>
-          <w:lang w:val="es-ES" w:eastAsia="es-ES"/>
-          <w14:ligatures w14:val="none"/>
-        </w:rPr>
-        <w:t xml:space="preserve"> </w:t>
-      </w:r>
-      <w:r>
-        <w:rPr>
-          <w:rFonts w:ascii="Arial Narrow" w:eastAsia="Arial Narrow" w:hAnsi="Arial Narrow" w:cs="Arial Narrow"/>
-          <w:color w:val="000000"/>
-          <w:kern w:val="0"/>
-          <w:lang w:eastAsia="es-PE"/>
-          <w14:ligatures w14:val="none"/>
-        </w:rPr>
-        <w:t/>
-      </w:r>
-      <w:r>
-        <w:rPr>
-          <w:rFonts w:ascii="Arial Narrow" w:eastAsia="Times New Roman" w:hAnsi="Arial Narrow" w:cs="Arial"/>
-          <w:color w:val="000000"/>
-          <w:kern w:val="0"/>
-          <w:lang w:val="es-ES" w:eastAsia="es-ES"/>
-          <w14:ligatures w14:val="none"/>
-        </w:rPr>
-        <w:t xml:space="preserve"> </w:t>
-      </w:r>
-      <w:r>
-        <w:rPr>
-          <w:rFonts w:ascii="Arial Narrow" w:eastAsia="Times New Roman" w:hAnsi="Arial Narrow" w:cs="Arial"/>
-          <w:color w:val="000000"/>
-          <w:kern w:val="0"/>
-          <w:lang w:val="es-ES" w:eastAsia="es-ES"/>
-          <w14:ligatures w14:val="none"/>
-        </w:rPr>
-        <w:t xml:space="preserve">1000001429 </w:t>
-      </w:r>
-      <w:r>
-        <w:rPr>
-          <w:rFonts w:ascii="Arial Narrow" w:eastAsia="Times New Roman" w:hAnsi="Arial Narrow" w:cs="Arial"/>
-          <w:color w:val="000000"/>
-          <w:kern w:val="0"/>
-          <w:lang w:val="es-ES" w:eastAsia="es-ES"/>
-          <w14:ligatures w14:val="none"/>
-        </w:rPr>
-        <w:t xml:space="preserve">del </w:t>
-      </w:r>
-      <w:r>
-        <w:rPr>
-          <w:rFonts w:ascii="Arial Narrow" w:eastAsia="Times New Roman" w:hAnsi="Arial Narrow" w:cs="Arial"/>
-          <w:color w:val="000000"/>
-          <w:kern w:val="0"/>
-          <w:lang w:eastAsia="es-ES"/>
-          <w14:ligatures w14:val="none"/>
-        </w:rPr>
-        <w:t>Seguro de Protección de Tarjetas</w:t>
-      </w:r>
-      <w:r>
-        <w:rPr>
-          <w:rFonts w:ascii="Arial Narrow" w:eastAsia="Times New Roman" w:hAnsi="Arial Narrow" w:cs="Arial"/>
-          <w:color w:val="000000"/>
-          <w:kern w:val="0"/>
-          <w:lang w:val="es-ES" w:eastAsia="es-ES"/>
-          <w14:ligatures w14:val="none"/>
-        </w:rPr>
-        <w:t>, así como el cargo de remisión de la póliza; (ii) presentar los medios probatorios que acrediten que atendió de manera adecuada la solicitud de otorgamiento de cobertura presentada por la</w:t>
-      </w:r>
-      <w:r>
-        <w:rPr>
-          <w:rFonts w:ascii="Arial Narrow" w:eastAsia="Times New Roman" w:hAnsi="Arial Narrow" w:cs="Arial"/>
-          <w:color w:val="000000"/>
-          <w:kern w:val="0"/>
-          <w:lang w:val="es-ES" w:eastAsia="es-ES"/>
-          <w14:ligatures w14:val="none"/>
-        </w:rPr>
-        <w:t xml:space="preserve"> parte</w:t>
-      </w:r>
-      <w:r>
-        <w:rPr>
-          <w:rFonts w:ascii="Arial Narrow" w:eastAsia="Times New Roman" w:hAnsi="Arial Narrow" w:cs="Arial"/>
-          <w:color w:val="000000"/>
-          <w:kern w:val="0"/>
-          <w:lang w:val="es-ES" w:eastAsia="es-ES"/>
-          <w14:ligatures w14:val="none"/>
-        </w:rPr>
-        <w:t xml:space="preserve"> denunciante; y, (iii) presentar todas las comunicaciones cursadas con la parte denunciante en virtud de los hechos materia de denuncia</w:t>
-      </w:r>
-      <w:r>
-        <w:rPr>
-          <w:rFonts w:ascii="Arial Narrow" w:eastAsia="Times New Roman" w:hAnsi="Arial Narrow" w:cs="Arial"/>
-          <w:color w:val="000000"/>
-          <w:kern w:val="0"/>
-          <w:lang w:val="es-ES" w:eastAsia="es-ES"/>
-          <w14:ligatures w14:val="none"/>
-        </w:rPr>
-        <w:t>.</w:t>
-      </w:r>
-    </w:p>
-    <w:p>
-      <w:pPr>
-        <w:spacing w:after="0" w:line="240" w:lineRule="auto"/>
-        <w:contextualSpacing/>
-        <w:jc w:val="both"/>
-        <w:rPr>
-          <w:rFonts w:ascii="Arial Narrow" w:eastAsia="Arial Narrow" w:hAnsi="Arial Narrow" w:cs="Arial Narrow"/>
-          <w:b/>
-          <w:color w:val="000000"/>
-          <w:kern w:val="0"/>
-          <w:lang w:val="es-ES" w:eastAsia="es-PE"/>
-          <w14:ligatures w14:val="none"/>
-        </w:rPr>
-      </w:pPr>
-    </w:p>
-    <w:p>
-      <w:pPr>
-        <w:spacing w:after="0" w:line="240" w:lineRule="auto"/>
-        <w:contextualSpacing/>
-        <w:jc w:val="both"/>
-        <w:rPr>
-          <w:rFonts w:ascii="Arial Narrow" w:eastAsia="Arial Narrow" w:hAnsi="Arial Narrow" w:cs="Arial Narrow"/>
-          <w:color w:val="000000"/>
-          <w:kern w:val="0"/>
-          <w:lang w:eastAsia="es-PE"/>
-          <w14:ligatures w14:val="none"/>
-        </w:rPr>
-      </w:pPr>
-      <w:r>
-        <w:rPr>
-          <w:rFonts w:ascii="Arial Narrow" w:eastAsia="Arial Narrow" w:hAnsi="Arial Narrow" w:cs="Arial Narrow"/>
-          <w:b/>
-          <w:color w:val="000000"/>
-          <w:kern w:val="0"/>
-          <w:lang w:eastAsia="es-PE"/>
-          <w14:ligatures w14:val="none"/>
-        </w:rPr>
-        <w:t>SEXTO:</w:t>
-      </w:r>
-      <w:r>
-        <w:rPr>
-          <w:rFonts w:ascii="Arial Narrow" w:eastAsia="Arial Narrow" w:hAnsi="Arial Narrow" w:cs="Arial Narrow"/>
-          <w:color w:val="000000"/>
-          <w:kern w:val="0"/>
-          <w:lang w:eastAsia="es-PE"/>
-          <w14:ligatures w14:val="none"/>
-        </w:rPr>
-        <w:t xml:space="preserve"> </w:t>
-      </w:r>
-      <w:bookmarkStart w:id="23" w:name="_Hlk188286915"/>
-      <w:r>
-        <w:rPr>
-          <w:rFonts w:ascii="Arial Narrow" w:eastAsia="Arial Narrow" w:hAnsi="Arial Narrow" w:cs="Arial Narrow"/>
-          <w:color w:val="000000"/>
-          <w:kern w:val="0"/>
-          <w:lang w:eastAsia="es-PE"/>
-          <w14:ligatures w14:val="none"/>
-        </w:rPr>
-        <w:t>informar a las partes que el artículo 110</w:t>
-      </w:r>
-      <w:r>
-        <w:rPr>
-          <w:rFonts w:ascii="Arial Narrow" w:eastAsia="Times New Roman" w:hAnsi="Arial Narrow" w:cs="Segoe UI"/>
-          <w:color w:val="000000"/>
-          <w:kern w:val="0"/>
-          <w:lang w:eastAsia="es-PE"/>
-          <w14:ligatures w14:val="none"/>
-        </w:rPr>
-        <w:t/>
-      </w:r>
-      <w:r>
-        <w:rPr>
-          <w:rFonts w:ascii="Arial Narrow" w:eastAsia="Arial Narrow" w:hAnsi="Arial Narrow" w:cs="Arial Narrow"/>
-          <w:color w:val="000000"/>
-          <w:kern w:val="0"/>
-          <w:lang w:eastAsia="es-PE"/>
-          <w14:ligatures w14:val="none"/>
-        </w:rPr>
-        <w:t xml:space="preserve"> de la Ley</w:t>
-      </w:r>
-      <w:r>
-        <w:rPr>
-          <w:rFonts w:ascii="Arial Narrow" w:eastAsia="Arial Narrow" w:hAnsi="Arial Narrow" w:cs="Arial Narrow"/>
-          <w:color w:val="000000"/>
-          <w:kern w:val="0"/>
-          <w:lang w:eastAsia="es-PE"/>
-          <w14:ligatures w14:val="none"/>
-        </w:rPr>
-        <w:t xml:space="preserve"> </w:t>
-      </w:r>
-      <w:r>
-        <w:rPr>
-          <w:rFonts w:ascii="Arial Narrow" w:eastAsia="Arial Narrow" w:hAnsi="Arial Narrow" w:cs="Arial Narrow"/>
-          <w:color w:val="000000"/>
-          <w:kern w:val="0"/>
-          <w:lang w:eastAsia="es-PE"/>
-          <w14:ligatures w14:val="none"/>
+      <w:r>
+        <w:rPr>
+          <w:rFonts w:ascii="Arial Narrow" w:eastAsia="Arial Narrow" w:hAnsi="Arial Narrow" w:cs="Arial Narrow"/>
+          <w:color w:val="000000"/>
+          <w:kern w:val="0"/>
+          <w:lang w:eastAsia="es-PE"/>
+          <ns2:ligatures ns2:val="none"/>
         </w:rPr>
         <w:t xml:space="preserve"> 29571, Código de Protección y Defensa del Consumidor</w:t>
       </w:r>
@@ -4487,7 +4398,7 @@
           <w:kern w:val="0"/>
           <w:vertAlign w:val="superscript"/>
           <w:lang w:eastAsia="es-PE"/>
-          <w14:ligatures w14:val="none"/>
+          <ns2:ligatures ns2:val="none"/>
         </w:rPr>
         <w:footnoteReference w:id="11"/>
       </w:r>
@@ -4497,7 +4408,7 @@
           <w:color w:val="000000"/>
           <w:kern w:val="0"/>
           <w:lang w:eastAsia="es-PE"/>
-          <w14:ligatures w14:val="none"/>
+          <ns2:ligatures ns2:val="none"/>
         </w:rPr>
         <w:t>, faculta a la Comisión a calificar las infracciones de la referida norma como leves, graves o muy graves e imponer sanciones que van desde una amonestación hasta una multa por un máximo de 450 Unidades Impositivas Tributarias, sin perjuicio de las medidas correctivas, reparadoras y complementarias, que puedan ordenarse de acuerdo a lo estipulado en los artículos 114</w:t>
       </w:r>
@@ -4507,7 +4418,7 @@
           <w:color w:val="000000"/>
           <w:kern w:val="0"/>
           <w:lang w:eastAsia="es-PE"/>
-          <w14:ligatures w14:val="none"/>
+          <ns2:ligatures ns2:val="none"/>
         </w:rPr>
         <w:t/>
       </w:r>
@@ -4517,7 +4428,7 @@
           <w:color w:val="000000"/>
           <w:kern w:val="0"/>
           <w:lang w:eastAsia="es-PE"/>
-          <w14:ligatures w14:val="none"/>
+          <ns2:ligatures ns2:val="none"/>
         </w:rPr>
         <w:t>, 115</w:t>
       </w:r>
@@ -4527,7 +4438,7 @@
           <w:color w:val="000000"/>
           <w:kern w:val="0"/>
           <w:lang w:eastAsia="es-PE"/>
-          <w14:ligatures w14:val="none"/>
+          <ns2:ligatures ns2:val="none"/>
         </w:rPr>
         <w:t/>
       </w:r>
@@ -4537,7 +4448,7 @@
           <w:color w:val="000000"/>
           <w:kern w:val="0"/>
           <w:lang w:eastAsia="es-PE"/>
-          <w14:ligatures w14:val="none"/>
+          <ns2:ligatures ns2:val="none"/>
         </w:rPr>
         <w:t xml:space="preserve"> y 116</w:t>
       </w:r>
@@ -4547,7 +4458,7 @@
           <w:color w:val="000000"/>
           <w:kern w:val="0"/>
           <w:lang w:eastAsia="es-PE"/>
-          <w14:ligatures w14:val="none"/>
+          <ns2:ligatures ns2:val="none"/>
         </w:rPr>
         <w:t/>
       </w:r>
@@ -4557,7 +4468,7 @@
           <w:color w:val="000000"/>
           <w:kern w:val="0"/>
           <w:lang w:eastAsia="es-PE"/>
-          <w14:ligatures w14:val="none"/>
+          <ns2:ligatures ns2:val="none"/>
         </w:rPr>
         <w:t xml:space="preserve"> de la referida norma</w:t>
       </w:r>
@@ -4569,7 +4480,7 @@
           <w:kern w:val="0"/>
           <w:vertAlign w:val="superscript"/>
           <w:lang w:eastAsia="es-PE"/>
-          <w14:ligatures w14:val="none"/>
+          <ns2:ligatures ns2:val="none"/>
         </w:rPr>
         <w:footnoteReference w:id="12"/>
       </w:r>
@@ -4579,7 +4490,7 @@
           <w:color w:val="000000"/>
           <w:kern w:val="0"/>
           <w:lang w:eastAsia="es-PE"/>
-          <w14:ligatures w14:val="none"/>
+          <ns2:ligatures ns2:val="none"/>
         </w:rPr>
         <w:t xml:space="preserve">. </w:t>
       </w:r>
@@ -4590,7 +4501,7 @@
           <w:color w:val="000000"/>
           <w:kern w:val="0"/>
           <w:lang w:eastAsia="es-PE"/>
-          <w14:ligatures w14:val="none"/>
+          <ns2:ligatures ns2:val="none"/>
         </w:rPr>
         <w:lastRenderedPageBreak/>
         <w:t>Asimismo, se consideran circunstancias atenuantes para la graduación de la sanción, el allanamiento de la denuncia o el reconocimiento de las pretensiones en ella contenidas, de acuerdo con el artículo 112</w:t>
@@ -4601,7 +4512,7 @@
           <w:color w:val="000000"/>
           <w:kern w:val="0"/>
           <w:lang w:eastAsia="es-PE"/>
-          <w14:ligatures w14:val="none"/>
+          <ns2:ligatures ns2:val="none"/>
         </w:rPr>
         <w:t/>
       </w:r>
@@ -4611,7 +4522,7 @@
           <w:color w:val="000000"/>
           <w:kern w:val="0"/>
           <w:lang w:eastAsia="es-PE"/>
-          <w14:ligatures w14:val="none"/>
+          <ns2:ligatures ns2:val="none"/>
         </w:rPr>
         <w:t xml:space="preserve"> del Código</w:t>
       </w:r>
@@ -4623,7 +4534,7 @@
           <w:kern w:val="0"/>
           <w:vertAlign w:val="superscript"/>
           <w:lang w:eastAsia="es-PE"/>
-          <w14:ligatures w14:val="none"/>
+          <ns2:ligatures ns2:val="none"/>
         </w:rPr>
         <w:footnoteReference w:id="13"/>
       </w:r>
@@ -4633,12 +4544,12 @@
           <w:color w:val="000000"/>
           <w:kern w:val="0"/>
           <w:lang w:eastAsia="es-PE"/>
-          <w14:ligatures w14:val="none"/>
+          <ns2:ligatures ns2:val="none"/>
         </w:rPr>
         <w:t>.</w:t>
       </w:r>
     </w:p>
-    <w:p>
+    <w:p ns2:paraId="0ECE55DF" ns2:textId="77777777">
       <w:pPr>
         <w:shd w:val="clear" w:color="auto" w:fill="FFFFFF"/>
         <w:spacing w:after="0" w:line="240" w:lineRule="auto"/>
@@ -4650,11 +4561,11 @@
           <w:color w:val="000000"/>
           <w:kern w:val="0"/>
           <w:lang w:eastAsia="es-PE"/>
-          <w14:ligatures w14:val="none"/>
-        </w:rPr>
-      </w:pPr>
-    </w:p>
-    <w:p>
+          <ns2:ligatures ns2:val="none"/>
+        </w:rPr>
+      </w:pPr>
+    </w:p>
+    <w:p ns2:paraId="1CC114EB" ns2:textId="77777777">
       <w:pPr>
         <w:shd w:val="clear" w:color="auto" w:fill="FFFFFF"/>
         <w:spacing w:after="0" w:line="240" w:lineRule="auto"/>
@@ -4665,17 +4576,17 @@
           <w:color w:val="000000"/>
           <w:kern w:val="0"/>
           <w:lang w:eastAsia="es-PE"/>
-          <w14:ligatures w14:val="none"/>
-        </w:rPr>
-      </w:pPr>
-      <w:r>
-        <w:rPr>
-          <w:rFonts w:ascii="Arial Narrow" w:eastAsia="Arial Narrow" w:hAnsi="Arial Narrow" w:cs="Arial Narrow"/>
-          <w:b/>
-          <w:color w:val="000000"/>
-          <w:kern w:val="0"/>
-          <w:lang w:eastAsia="es-PE"/>
-          <w14:ligatures w14:val="none"/>
+          <ns2:ligatures ns2:val="none"/>
+        </w:rPr>
+      </w:pPr>
+      <w:r>
+        <w:rPr>
+          <w:rFonts w:ascii="Arial Narrow" w:eastAsia="Arial Narrow" w:hAnsi="Arial Narrow" w:cs="Arial Narrow"/>
+          <w:b/>
+          <w:color w:val="000000"/>
+          <w:kern w:val="0"/>
+          <w:lang w:eastAsia="es-PE"/>
+          <ns2:ligatures ns2:val="none"/>
         </w:rPr>
         <w:t>SÉTIMO:</w:t>
       </w:r>
@@ -4685,7 +4596,7 @@
           <w:color w:val="000000"/>
           <w:kern w:val="0"/>
           <w:lang w:eastAsia="es-PE"/>
-          <w14:ligatures w14:val="none"/>
+          <ns2:ligatures ns2:val="none"/>
         </w:rPr>
         <w:t xml:space="preserve"> informar a las partes que conforme a lo establecido en el artículo 39</w:t>
       </w:r>
@@ -4695,7 +4606,7 @@
           <w:color w:val="000000"/>
           <w:kern w:val="0"/>
           <w:lang w:eastAsia="es-PE"/>
-          <w14:ligatures w14:val="none"/>
+          <ns2:ligatures ns2:val="none"/>
         </w:rPr>
         <w:t/>
       </w:r>
@@ -4705,7 +4616,7 @@
           <w:color w:val="000000"/>
           <w:kern w:val="0"/>
           <w:lang w:eastAsia="es-PE"/>
-          <w14:ligatures w14:val="none"/>
+          <ns2:ligatures ns2:val="none"/>
         </w:rPr>
         <w:t xml:space="preserve"> de la Ley sobre Facultades, Normas y Organización del Indecopi, aprobada por Decreto Legislativo 807, los gastos por los peritajes realizados, actuación de pruebas, inspecciones y otros derivados de la tramitación del proceso serán de cargo de la parte que solicita la prueba, salvo pacto en contrario. En todos los casos, la resolución final </w:t>
       </w:r>
@@ -4715,13 +4626,13 @@
           <w:color w:val="000000"/>
           <w:kern w:val="0"/>
           <w:lang w:eastAsia="es-PE"/>
-          <w14:ligatures w14:val="none"/>
+          <ns2:ligatures ns2:val="none"/>
         </w:rPr>
         <w:lastRenderedPageBreak/>
         <w:t xml:space="preserve">determinará si los gastos deben ser asumidos por alguna de las partes, o reembolsados a la otra parte o al Indecopi, según sea el caso, de manera adicional a la sanción que haya podido imponerse. </w:t>
       </w:r>
     </w:p>
-    <w:p>
+    <w:p ns2:paraId="364C4B19" ns2:textId="77777777">
       <w:pPr>
         <w:shd w:val="clear" w:color="auto" w:fill="FFFFFF"/>
         <w:spacing w:after="0" w:line="240" w:lineRule="auto"/>
@@ -4732,11 +4643,11 @@
           <w:color w:val="000000"/>
           <w:kern w:val="0"/>
           <w:lang w:eastAsia="es-PE"/>
-          <w14:ligatures w14:val="none"/>
-        </w:rPr>
-      </w:pPr>
-    </w:p>
-    <w:p>
+          <ns2:ligatures ns2:val="none"/>
+        </w:rPr>
+      </w:pPr>
+    </w:p>
+    <w:p ns2:paraId="27E9BBC0" ns2:textId="77777777">
       <w:pPr>
         <w:suppressAutoHyphens/>
         <w:spacing w:after="0" w:line="240" w:lineRule="auto"/>
@@ -4746,7 +4657,7 @@
           <w:rFonts w:ascii="Arial Narrow" w:eastAsia="Calibri" w:hAnsi="Arial Narrow" w:cs="Arial"/>
           <w:kern w:val="0"/>
           <w:u w:val="single"/>
-          <w14:ligatures w14:val="none"/>
+          <ns2:ligatures ns2:val="none"/>
         </w:rPr>
       </w:pPr>
       <w:r>
@@ -4755,7 +4666,7 @@
           <w:b/>
           <w:bCs/>
           <w:kern w:val="0"/>
-          <w14:ligatures w14:val="none"/>
+          <ns2:ligatures ns2:val="none"/>
         </w:rPr>
         <w:t>OCTAVO</w:t>
       </w:r>
@@ -4764,7 +4675,7 @@
           <w:rFonts w:ascii="Arial Narrow" w:eastAsia="Calibri" w:hAnsi="Arial Narrow" w:cs="Arial"/>
           <w:b/>
           <w:kern w:val="0"/>
-          <w14:ligatures w14:val="none"/>
+          <ns2:ligatures ns2:val="none"/>
         </w:rPr>
         <w:t>:</w:t>
       </w:r>
@@ -4772,7 +4683,7 @@
         <w:rPr>
           <w:rFonts w:ascii="Arial Narrow" w:eastAsia="Calibri" w:hAnsi="Arial Narrow" w:cs="Arial"/>
           <w:kern w:val="0"/>
-          <w14:ligatures w14:val="none"/>
+          <ns2:ligatures ns2:val="none"/>
         </w:rPr>
         <w:t xml:space="preserve"> comunicar a las partes que, de acuerdo a lo señalado por el artículo 29</w:t>
       </w:r>
@@ -4782,7 +4693,7 @@
           <w:color w:val="000000"/>
           <w:kern w:val="0"/>
           <w:lang w:eastAsia="es-PE"/>
-          <w14:ligatures w14:val="none"/>
+          <ns2:ligatures ns2:val="none"/>
         </w:rPr>
         <w:t/>
       </w:r>
@@ -4790,7 +4701,7 @@
         <w:rPr>
           <w:rFonts w:ascii="Arial Narrow" w:eastAsia="Calibri" w:hAnsi="Arial Narrow" w:cs="Arial"/>
           <w:kern w:val="0"/>
-          <w14:ligatures w14:val="none"/>
+          <ns2:ligatures ns2:val="none"/>
         </w:rPr>
         <w:t xml:space="preserve"> del Decreto Legislativo 807</w:t>
       </w:r>
@@ -4800,7 +4711,7 @@
           <w:rFonts w:ascii="Arial Narrow" w:eastAsia="Calibri" w:hAnsi="Arial Narrow" w:cs="Arial"/>
           <w:kern w:val="0"/>
           <w:vertAlign w:val="superscript"/>
-          <w14:ligatures w14:val="none"/>
+          <ns2:ligatures ns2:val="none"/>
         </w:rPr>
         <w:footnoteReference w:id="14"/>
       </w:r>
@@ -4808,7 +4719,7 @@
         <w:rPr>
           <w:rFonts w:ascii="Arial Narrow" w:eastAsia="Calibri" w:hAnsi="Arial Narrow" w:cs="Arial"/>
           <w:kern w:val="0"/>
-          <w14:ligatures w14:val="none"/>
+          <ns2:ligatures ns2:val="none"/>
         </w:rPr>
         <w:t xml:space="preserve">, hasta antes de la emisión de la Resolución Final tienen la posibilidad de solicitar una audiencia de conciliación. En caso deleguen a favor de una tercera persona su actuación en la diligencia programada, esta deberá presentar un poder especial con firma legalizada ante Notario Público, donde conste </w:t>
       </w:r>
@@ -4817,7 +4728,7 @@
           <w:rFonts w:ascii="Arial Narrow" w:eastAsia="Calibri" w:hAnsi="Arial Narrow" w:cs="Arial"/>
           <w:kern w:val="0"/>
           <w:u w:val="single"/>
-          <w14:ligatures w14:val="none"/>
+          <ns2:ligatures ns2:val="none"/>
         </w:rPr>
         <w:t>expresamente su facultad para asistir y conciliar en su representación</w:t>
       </w:r>
@@ -4826,7 +4737,7 @@
           <w:rFonts w:ascii="Arial Narrow" w:eastAsia="Calibri" w:hAnsi="Arial Narrow" w:cs="Arial"/>
           <w:bCs/>
           <w:kern w:val="0"/>
-          <w14:ligatures w14:val="none"/>
+          <ns2:ligatures ns2:val="none"/>
         </w:rPr>
         <w:t>.</w:t>
       </w:r>
@@ -4836,7 +4747,7 @@
           <w:b/>
           <w:bCs/>
           <w:kern w:val="0"/>
-          <w14:ligatures w14:val="none"/>
+          <ns2:ligatures ns2:val="none"/>
         </w:rPr>
         <w:t xml:space="preserve"> </w:t>
       </w:r>
@@ -4845,12 +4756,12 @@
           <w:rFonts w:ascii="Arial Narrow" w:eastAsia="Calibri" w:hAnsi="Arial Narrow" w:cs="Arial"/>
           <w:kern w:val="0"/>
           <w:u w:val="single"/>
-          <w14:ligatures w14:val="none"/>
+          <ns2:ligatures ns2:val="none"/>
         </w:rPr>
         <w:t xml:space="preserve">Ello bajo apercibimiento de no realizar la audiencia de conciliación y levantar el acta de inasistencia correspondiente. </w:t>
       </w:r>
     </w:p>
-    <w:p>
+    <w:p ns2:paraId="4CD47B08" ns2:textId="77777777">
       <w:pPr>
         <w:suppressAutoHyphens/>
         <w:spacing w:after="0" w:line="240" w:lineRule="auto"/>
@@ -4860,11 +4771,11 @@
           <w:rFonts w:ascii="Arial Narrow" w:eastAsia="Calibri" w:hAnsi="Arial Narrow" w:cs="Arial"/>
           <w:kern w:val="0"/>
           <w:u w:val="single"/>
-          <w14:ligatures w14:val="none"/>
-        </w:rPr>
-      </w:pPr>
-    </w:p>
-    <w:p>
+          <ns2:ligatures ns2:val="none"/>
+        </w:rPr>
+      </w:pPr>
+    </w:p>
+    <w:p ns2:paraId="0E80CA49" ns2:textId="77777777">
       <w:pPr>
         <w:suppressAutoHyphens/>
         <w:spacing w:after="0" w:line="240" w:lineRule="auto"/>
@@ -4875,7 +4786,7 @@
           <w:color w:val="000000"/>
           <w:kern w:val="0"/>
           <w:lang w:eastAsia="es-PE"/>
-          <w14:ligatures w14:val="none"/>
+          <ns2:ligatures ns2:val="none"/>
         </w:rPr>
       </w:pPr>
       <w:r>
@@ -4885,7 +4796,7 @@
           <w:color w:val="000000"/>
           <w:kern w:val="0"/>
           <w:lang w:eastAsia="es-PE"/>
-          <w14:ligatures w14:val="none"/>
+          <ns2:ligatures ns2:val="none"/>
         </w:rPr>
         <w:t>NOVENO:</w:t>
       </w:r>
@@ -4895,14 +4806,14 @@
           <w:color w:val="000000"/>
           <w:kern w:val="0"/>
           <w:lang w:eastAsia="es-PE"/>
-          <w14:ligatures w14:val="none"/>
+          <ns2:ligatures ns2:val="none"/>
         </w:rPr>
         <w:t xml:space="preserve"> poner en conocimiento de las partes que, antes de la emisión de la Resolución Final, tienen la posibilidad de formular su desistimiento o presentar el acuerdo arribado mediante la conciliación, mediación, transacción o cualquier otro que, de forma indubitable, deje constancia que se ha solucionado la controversia materia de denuncia.</w:t>
       </w:r>
       <w:bookmarkStart w:id="24" w:name="h.gjdgxs" w:colFirst="0" w:colLast="0"/>
       <w:bookmarkEnd w:id="24"/>
     </w:p>
-    <w:p>
+    <w:p ns2:paraId="7DDD06F7" ns2:textId="77777777">
       <w:pPr>
         <w:suppressAutoHyphens/>
         <w:spacing w:after="0" w:line="240" w:lineRule="auto"/>
@@ -4913,11 +4824,11 @@
           <w:color w:val="000000"/>
           <w:kern w:val="0"/>
           <w:lang w:eastAsia="es-PE"/>
-          <w14:ligatures w14:val="none"/>
-        </w:rPr>
-      </w:pPr>
-    </w:p>
-    <w:p>
+          <ns2:ligatures ns2:val="none"/>
+        </w:rPr>
+      </w:pPr>
+    </w:p>
+    <w:p ns2:paraId="3D37165F" ns2:textId="05620B83">
       <w:pPr>
         <w:suppressAutoHyphens/>
         <w:spacing w:after="0" w:line="240" w:lineRule="auto"/>
@@ -4941,7 +4852,7 @@
           <w:b/>
           <w:spacing w:val="-3"/>
           <w:kern w:val="0"/>
-          <w14:ligatures w14:val="none"/>
+          <ns2:ligatures ns2:val="none"/>
         </w:rPr>
         <w:t/>
       </w:r>
@@ -4951,7 +4862,7 @@
           <w:bCs/>
           <w:spacing w:val="-3"/>
           <w:kern w:val="0"/>
-          <w14:ligatures w14:val="none"/>
+          <ns2:ligatures ns2:val="none"/>
         </w:rPr>
         <w:t xml:space="preserve"/>
       </w:r>
@@ -4962,7 +4873,7 @@
           <w:kern w:val="0"/>
           <w:shd w:val="clear" w:color="auto" w:fill="FFFFFF"/>
           <w:lang w:eastAsia="es-PE"/>
-          <w14:ligatures w14:val="none"/>
+          <ns2:ligatures ns2:val="none"/>
         </w:rPr>
         <w:t xml:space="preserve"/>
       </w:r>
@@ -4979,7 +4890,7 @@
           <w:color w:val="000000"/>
           <w:kern w:val="0"/>
           <w:lang w:eastAsia="es-PE"/>
-          <w14:ligatures w14:val="none"/>
+          <ns2:ligatures ns2:val="none"/>
         </w:rPr>
         <w:t/>
       </w:r>
@@ -4996,7 +4907,7 @@
           <w:color w:val="000000"/>
           <w:kern w:val="0"/>
           <w:lang w:eastAsia="es-PE"/>
-          <w14:ligatures w14:val="none"/>
+          <ns2:ligatures ns2:val="none"/>
         </w:rPr>
         <w:t/>
       </w:r>
@@ -5031,7 +4942,7 @@
       </w:r>
       <w:bookmarkEnd w:id="25"/>
     </w:p>
-    <w:p>
+    <w:p ns2:paraId="158E2A71" ns2:textId="77777777">
       <w:pPr>
         <w:suppressAutoHyphens/>
         <w:spacing w:after="0" w:line="240" w:lineRule="auto"/>
@@ -5042,7 +4953,7 @@
         </w:rPr>
       </w:pPr>
     </w:p>
-    <w:p>
+    <w:p ns2:paraId="2E71D930" ns2:textId="33155C26">
       <w:pPr>
         <w:suppressAutoHyphens/>
         <w:spacing w:after="0" w:line="240" w:lineRule="auto"/>
@@ -5095,7 +5006,7 @@
       </w:r>
       <w:bookmarkEnd w:id="0"/>
     </w:p>
-    <w:p>
+    <w:p ns2:paraId="633B34EB" ns2:textId="77777777">
       <w:pPr>
         <w:shd w:val="clear" w:color="auto" w:fill="FFFFFF"/>
         <w:spacing w:after="0" w:line="240" w:lineRule="auto"/>
@@ -5118,7 +5029,7 @@
         <w:t xml:space="preserve">Firmado digitalmente por </w:t>
       </w:r>
     </w:p>
-    <w:p>
+    <w:p ns2:paraId="716A0BE9" ns2:textId="77777777">
       <w:pPr>
         <w:shd w:val="clear" w:color="auto" w:fill="FFFFFF"/>
         <w:spacing w:after="0" w:line="240" w:lineRule="auto"/>
@@ -5141,7 +5052,7 @@
         <w:t>EVELING ROA QUISPE</w:t>
       </w:r>
     </w:p>
-    <w:p>
+    <w:p ns2:paraId="0C57E31B" ns2:textId="77777777">
       <w:pPr>
         <w:shd w:val="clear" w:color="auto" w:fill="FFFFFF"/>
         <w:spacing w:after="0" w:line="240" w:lineRule="auto"/>
@@ -5164,7 +5075,7 @@
         <w:t>Secretaria Técnica</w:t>
       </w:r>
     </w:p>
-    <w:p>
+    <w:p ns2:paraId="22B04738" ns2:textId="77777777">
       <w:pPr>
         <w:shd w:val="clear" w:color="auto" w:fill="FFFFFF"/>
         <w:spacing w:after="0" w:line="240" w:lineRule="auto"/>
@@ -5187,7 +5098,7 @@
         <w:t>Comisión de Protección al Consumidor 1</w:t>
       </w:r>
     </w:p>
-    <w:p>
+    <w:p ns2:paraId="74AAB5F4" ns2:textId="4F1E99F8">
       <w:pPr>
         <w:spacing w:after="0" w:line="240" w:lineRule="auto"/>
         <w:contextualSpacing/>
@@ -5207,12 +5118,12 @@
       </w:r>
     </w:p>
     <w:sectPr>
-      <w:headerReference w:type="even" r:id="rId8"/>
-      <w:headerReference w:type="default" r:id="rId9"/>
-      <w:footerReference w:type="even" r:id="rId10"/>
-      <w:footerReference w:type="default" r:id="rId11"/>
-      <w:headerReference w:type="first" r:id="rId12"/>
-      <w:footerReference w:type="first" r:id="rId13"/>
+      <w:headerReference w:type="even" ns3:id="rId8"/>
+      <w:headerReference w:type="default" ns3:id="rId9"/>
+      <w:footerReference w:type="even" ns3:id="rId10"/>
+      <w:footerReference w:type="default" ns3:id="rId11"/>
+      <w:headerReference w:type="first" ns3:id="rId12"/>
+      <w:footerReference w:type="first" ns3:id="rId13"/>
       <w:pgSz w:w="11906" w:h="16838"/>
       <w:pgMar w:top="1417" w:right="1701" w:bottom="1417" w:left="1701" w:header="708" w:footer="708" w:gutter="0"/>
       <w:cols w:space="708"/>
